--- a/public/SPECIAL SESSION -ICPDN 2026.docx
+++ b/public/SPECIAL SESSION -ICPDN 2026.docx
@@ -1,6 +1,6 @@
 
 <file path=word/document.xml><?xml version="1.0" encoding="utf-8"?>
-<w:document xmlns:wpc="http://schemas.microsoft.com/office/word/2010/wordprocessingCanvas" xmlns:cx="http://schemas.microsoft.com/office/drawing/2014/chartex" xmlns:cx1="http://schemas.microsoft.com/office/drawing/2015/9/8/chartex" xmlns:mc="http://schemas.openxmlformats.org/markup-compatibility/2006" xmlns:o="urn:schemas-microsoft-com:office:office" xmlns:r="http://schemas.openxmlformats.org/officeDocument/2006/relationships" xmlns:m="http://schemas.openxmlformats.org/officeDocument/2006/math" xmlns:v="urn:schemas-microsoft-com:vml" xmlns:wp14="http://schemas.microsoft.com/office/word/2010/wordprocessingDrawing" xmlns:wp="http://schemas.openxmlformats.org/drawingml/2006/wordprocessingDrawing" xmlns:w10="urn:schemas-microsoft-com:office:word" xmlns:w="http://schemas.openxmlformats.org/wordprocessingml/2006/main" xmlns:w14="http://schemas.microsoft.com/office/word/2010/wordml" xmlns:w15="http://schemas.microsoft.com/office/word/2012/wordml" xmlns:w16se="http://schemas.microsoft.com/office/word/2015/wordml/symex" xmlns:wpg="http://schemas.microsoft.com/office/word/2010/wordprocessingGroup" xmlns:wpi="http://schemas.microsoft.com/office/word/2010/wordprocessingInk" xmlns:wne="http://schemas.microsoft.com/office/word/2006/wordml" xmlns:wps="http://schemas.microsoft.com/office/word/2010/wordprocessingShape" mc:Ignorable="w14 w15 w16se wp14">
+<w:document xmlns:ve="http://schemas.openxmlformats.org/markup-compatibility/2006" xmlns:o="urn:schemas-microsoft-com:office:office" xmlns:r="http://schemas.openxmlformats.org/officeDocument/2006/relationships" xmlns:m="http://schemas.openxmlformats.org/officeDocument/2006/math" xmlns:v="urn:schemas-microsoft-com:vml" xmlns:wp="http://schemas.openxmlformats.org/drawingml/2006/wordprocessingDrawing" xmlns:w10="urn:schemas-microsoft-com:office:word" xmlns:w="http://schemas.openxmlformats.org/wordprocessingml/2006/main" xmlns:wne="http://schemas.microsoft.com/office/word/2006/wordml">
   <w:body>
     <w:p>
       <w:pPr>
@@ -17,10 +17,9 @@
       <w:r>
         <w:rPr>
           <w:noProof/>
-          <w:lang w:val="en-IN" w:eastAsia="en-IN"/>
         </w:rPr>
         <w:drawing>
-          <wp:anchor distT="0" distB="0" distL="114300" distR="114300" simplePos="0" relativeHeight="251661312" behindDoc="1" locked="0" layoutInCell="1" allowOverlap="1" wp14:anchorId="48118E19" wp14:editId="46835140">
+          <wp:anchor distT="0" distB="0" distL="114300" distR="114300" simplePos="0" relativeHeight="251661312" behindDoc="1" locked="0" layoutInCell="1" allowOverlap="1">
             <wp:simplePos x="0" y="0"/>
             <wp:positionH relativeFrom="rightMargin">
               <wp:align>left</wp:align>
@@ -56,7 +55,7 @@
                     <a:blip r:embed="rId5">
                       <a:extLst>
                         <a:ext uri="{28A0092B-C50C-407E-A947-70E740481C1C}">
-                          <a14:useLocalDpi xmlns:a14="http://schemas.microsoft.com/office/drawing/2010/main" val="0"/>
+                          <a14:useLocalDpi xmlns:a14="http://schemas.microsoft.com/office/drawing/2010/main" xmlns:wps="http://schemas.microsoft.com/office/word/2010/wordprocessingShape" xmlns:wpi="http://schemas.microsoft.com/office/word/2010/wordprocessingInk" xmlns:wpg="http://schemas.microsoft.com/office/word/2010/wordprocessingGroup" xmlns:w16se="http://schemas.microsoft.com/office/word/2015/wordml/symex" xmlns:w15="http://schemas.microsoft.com/office/word/2012/wordml" xmlns:w14="http://schemas.microsoft.com/office/word/2010/wordml" xmlns:w="http://schemas.openxmlformats.org/wordprocessingml/2006/main" xmlns:w10="urn:schemas-microsoft-com:office:word" xmlns:wp14="http://schemas.microsoft.com/office/word/2010/wordprocessingDrawing" xmlns:v="urn:schemas-microsoft-com:vml" xmlns:o="urn:schemas-microsoft-com:office:office" xmlns:mc="http://schemas.openxmlformats.org/markup-compatibility/2006" xmlns:cx1="http://schemas.microsoft.com/office/drawing/2015/9/8/chartex" xmlns:cx="http://schemas.microsoft.com/office/drawing/2014/chartex" xmlns:wpc="http://schemas.microsoft.com/office/word/2010/wordprocessingCanvas" xmlns="" val="0"/>
                         </a:ext>
                       </a:extLst>
                     </a:blip>
@@ -81,22 +80,15 @@
                 </pic:pic>
               </a:graphicData>
             </a:graphic>
-            <wp14:sizeRelH relativeFrom="margin">
-              <wp14:pctWidth>0</wp14:pctWidth>
-            </wp14:sizeRelH>
-            <wp14:sizeRelV relativeFrom="margin">
-              <wp14:pctHeight>0</wp14:pctHeight>
-            </wp14:sizeRelV>
           </wp:anchor>
         </w:drawing>
       </w:r>
       <w:r>
         <w:rPr>
           <w:noProof/>
-          <w:lang w:val="en-IN" w:eastAsia="en-IN"/>
         </w:rPr>
         <w:drawing>
-          <wp:anchor distT="0" distB="0" distL="114300" distR="114300" simplePos="0" relativeHeight="251658240" behindDoc="1" locked="0" layoutInCell="1" allowOverlap="1" wp14:anchorId="3BFC1398" wp14:editId="29BB26D0">
+          <wp:anchor distT="0" distB="0" distL="114300" distR="114300" simplePos="0" relativeHeight="251658240" behindDoc="1" locked="0" layoutInCell="1" allowOverlap="1">
             <wp:simplePos x="0" y="0"/>
             <wp:positionH relativeFrom="leftMargin">
               <wp:align>right</wp:align>
@@ -132,7 +124,7 @@
                     <a:blip r:embed="rId6">
                       <a:extLst>
                         <a:ext uri="{28A0092B-C50C-407E-A947-70E740481C1C}">
-                          <a14:useLocalDpi xmlns:a14="http://schemas.microsoft.com/office/drawing/2010/main" val="0"/>
+                          <a14:useLocalDpi xmlns:a14="http://schemas.microsoft.com/office/drawing/2010/main" xmlns:wps="http://schemas.microsoft.com/office/word/2010/wordprocessingShape" xmlns:wpi="http://schemas.microsoft.com/office/word/2010/wordprocessingInk" xmlns:wpg="http://schemas.microsoft.com/office/word/2010/wordprocessingGroup" xmlns:w16se="http://schemas.microsoft.com/office/word/2015/wordml/symex" xmlns:w15="http://schemas.microsoft.com/office/word/2012/wordml" xmlns:w14="http://schemas.microsoft.com/office/word/2010/wordml" xmlns:w="http://schemas.openxmlformats.org/wordprocessingml/2006/main" xmlns:w10="urn:schemas-microsoft-com:office:word" xmlns:wp14="http://schemas.microsoft.com/office/word/2010/wordprocessingDrawing" xmlns:v="urn:schemas-microsoft-com:vml" xmlns:o="urn:schemas-microsoft-com:office:office" xmlns:mc="http://schemas.openxmlformats.org/markup-compatibility/2006" xmlns:cx1="http://schemas.microsoft.com/office/drawing/2015/9/8/chartex" xmlns:cx="http://schemas.microsoft.com/office/drawing/2014/chartex" xmlns:wpc="http://schemas.microsoft.com/office/word/2010/wordprocessingCanvas" xmlns="" val="0"/>
                         </a:ext>
                       </a:extLst>
                     </a:blip>
@@ -157,12 +149,6 @@
                 </pic:pic>
               </a:graphicData>
             </a:graphic>
-            <wp14:sizeRelH relativeFrom="margin">
-              <wp14:pctWidth>0</wp14:pctWidth>
-            </wp14:sizeRelH>
-            <wp14:sizeRelV relativeFrom="margin">
-              <wp14:pctHeight>0</wp14:pctHeight>
-            </wp14:sizeRelV>
           </wp:anchor>
         </w:drawing>
       </w:r>
@@ -248,10 +234,9 @@
       <w:r>
         <w:rPr>
           <w:noProof/>
-          <w:lang w:val="en-IN" w:eastAsia="en-IN"/>
         </w:rPr>
         <w:drawing>
-          <wp:anchor distT="0" distB="0" distL="114300" distR="114300" simplePos="0" relativeHeight="251662336" behindDoc="1" locked="0" layoutInCell="1" allowOverlap="1" wp14:anchorId="7FD5F7FF" wp14:editId="41FB410E">
+          <wp:anchor distT="0" distB="0" distL="114300" distR="114300" simplePos="0" relativeHeight="251662336" behindDoc="1" locked="0" layoutInCell="1" allowOverlap="1">
             <wp:simplePos x="0" y="0"/>
             <wp:positionH relativeFrom="page">
               <wp:posOffset>6408420</wp:posOffset>
@@ -287,7 +272,7 @@
                     <a:blip r:embed="rId7">
                       <a:extLst>
                         <a:ext uri="{28A0092B-C50C-407E-A947-70E740481C1C}">
-                          <a14:useLocalDpi xmlns:a14="http://schemas.microsoft.com/office/drawing/2010/main" val="0"/>
+                          <a14:useLocalDpi xmlns:a14="http://schemas.microsoft.com/office/drawing/2010/main" xmlns:wps="http://schemas.microsoft.com/office/word/2010/wordprocessingShape" xmlns:wpi="http://schemas.microsoft.com/office/word/2010/wordprocessingInk" xmlns:wpg="http://schemas.microsoft.com/office/word/2010/wordprocessingGroup" xmlns:w16se="http://schemas.microsoft.com/office/word/2015/wordml/symex" xmlns:w15="http://schemas.microsoft.com/office/word/2012/wordml" xmlns:w14="http://schemas.microsoft.com/office/word/2010/wordml" xmlns:w="http://schemas.openxmlformats.org/wordprocessingml/2006/main" xmlns:w10="urn:schemas-microsoft-com:office:word" xmlns:wp14="http://schemas.microsoft.com/office/word/2010/wordprocessingDrawing" xmlns:v="urn:schemas-microsoft-com:vml" xmlns:o="urn:schemas-microsoft-com:office:office" xmlns:mc="http://schemas.openxmlformats.org/markup-compatibility/2006" xmlns:cx1="http://schemas.microsoft.com/office/drawing/2015/9/8/chartex" xmlns:cx="http://schemas.microsoft.com/office/drawing/2014/chartex" xmlns:wpc="http://schemas.microsoft.com/office/word/2010/wordprocessingCanvas" xmlns="" val="0"/>
                         </a:ext>
                       </a:extLst>
                     </a:blip>
@@ -312,22 +297,15 @@
                 </pic:pic>
               </a:graphicData>
             </a:graphic>
-            <wp14:sizeRelH relativeFrom="margin">
-              <wp14:pctWidth>0</wp14:pctWidth>
-            </wp14:sizeRelH>
-            <wp14:sizeRelV relativeFrom="margin">
-              <wp14:pctHeight>0</wp14:pctHeight>
-            </wp14:sizeRelV>
           </wp:anchor>
         </w:drawing>
       </w:r>
       <w:r>
         <w:rPr>
           <w:noProof/>
-          <w:lang w:val="en-IN" w:eastAsia="en-IN"/>
         </w:rPr>
         <w:drawing>
-          <wp:anchor distT="0" distB="0" distL="114300" distR="114300" simplePos="0" relativeHeight="251659264" behindDoc="1" locked="0" layoutInCell="1" allowOverlap="1" wp14:anchorId="2C9EA05B" wp14:editId="5CF8B6F5">
+          <wp:anchor distT="0" distB="0" distL="114300" distR="114300" simplePos="0" relativeHeight="251659264" behindDoc="1" locked="0" layoutInCell="1" allowOverlap="1">
             <wp:simplePos x="0" y="0"/>
             <wp:positionH relativeFrom="margin">
               <wp:posOffset>-762000</wp:posOffset>
@@ -363,7 +341,7 @@
                     <a:blip r:embed="rId8">
                       <a:extLst>
                         <a:ext uri="{28A0092B-C50C-407E-A947-70E740481C1C}">
-                          <a14:useLocalDpi xmlns:a14="http://schemas.microsoft.com/office/drawing/2010/main" val="0"/>
+                          <a14:useLocalDpi xmlns:a14="http://schemas.microsoft.com/office/drawing/2010/main" xmlns:wps="http://schemas.microsoft.com/office/word/2010/wordprocessingShape" xmlns:wpi="http://schemas.microsoft.com/office/word/2010/wordprocessingInk" xmlns:wpg="http://schemas.microsoft.com/office/word/2010/wordprocessingGroup" xmlns:w16se="http://schemas.microsoft.com/office/word/2015/wordml/symex" xmlns:w15="http://schemas.microsoft.com/office/word/2012/wordml" xmlns:w14="http://schemas.microsoft.com/office/word/2010/wordml" xmlns:w="http://schemas.openxmlformats.org/wordprocessingml/2006/main" xmlns:w10="urn:schemas-microsoft-com:office:word" xmlns:wp14="http://schemas.microsoft.com/office/word/2010/wordprocessingDrawing" xmlns:v="urn:schemas-microsoft-com:vml" xmlns:o="urn:schemas-microsoft-com:office:office" xmlns:mc="http://schemas.openxmlformats.org/markup-compatibility/2006" xmlns:cx1="http://schemas.microsoft.com/office/drawing/2015/9/8/chartex" xmlns:cx="http://schemas.microsoft.com/office/drawing/2014/chartex" xmlns:wpc="http://schemas.microsoft.com/office/word/2010/wordprocessingCanvas" xmlns="" val="0"/>
                         </a:ext>
                       </a:extLst>
                     </a:blip>
@@ -388,12 +366,6 @@
                 </pic:pic>
               </a:graphicData>
             </a:graphic>
-            <wp14:sizeRelH relativeFrom="margin">
-              <wp14:pctWidth>0</wp14:pctWidth>
-            </wp14:sizeRelH>
-            <wp14:sizeRelV relativeFrom="margin">
-              <wp14:pctHeight>0</wp14:pctHeight>
-            </wp14:sizeRelV>
           </wp:anchor>
         </w:drawing>
       </w:r>
@@ -538,10 +510,9 @@
       <w:r>
         <w:rPr>
           <w:noProof/>
-          <w:lang w:val="en-IN" w:eastAsia="en-IN"/>
         </w:rPr>
         <w:drawing>
-          <wp:anchor distT="0" distB="0" distL="114300" distR="114300" simplePos="0" relativeHeight="251660288" behindDoc="1" locked="0" layoutInCell="1" allowOverlap="1" wp14:anchorId="0927A4FA" wp14:editId="38AB4A8E">
+          <wp:anchor distT="0" distB="0" distL="114300" distR="114300" simplePos="0" relativeHeight="251660288" behindDoc="1" locked="0" layoutInCell="1" allowOverlap="1">
             <wp:simplePos x="0" y="0"/>
             <wp:positionH relativeFrom="margin">
               <wp:posOffset>-754380</wp:posOffset>
@@ -577,7 +548,7 @@
                     <a:blip r:embed="rId9">
                       <a:extLst>
                         <a:ext uri="{28A0092B-C50C-407E-A947-70E740481C1C}">
-                          <a14:useLocalDpi xmlns:a14="http://schemas.microsoft.com/office/drawing/2010/main" val="0"/>
+                          <a14:useLocalDpi xmlns:a14="http://schemas.microsoft.com/office/drawing/2010/main" xmlns:wps="http://schemas.microsoft.com/office/word/2010/wordprocessingShape" xmlns:wpi="http://schemas.microsoft.com/office/word/2010/wordprocessingInk" xmlns:wpg="http://schemas.microsoft.com/office/word/2010/wordprocessingGroup" xmlns:w16se="http://schemas.microsoft.com/office/word/2015/wordml/symex" xmlns:w15="http://schemas.microsoft.com/office/word/2012/wordml" xmlns:w14="http://schemas.microsoft.com/office/word/2010/wordml" xmlns:w="http://schemas.openxmlformats.org/wordprocessingml/2006/main" xmlns:w10="urn:schemas-microsoft-com:office:word" xmlns:wp14="http://schemas.microsoft.com/office/word/2010/wordprocessingDrawing" xmlns:v="urn:schemas-microsoft-com:vml" xmlns:o="urn:schemas-microsoft-com:office:office" xmlns:mc="http://schemas.openxmlformats.org/markup-compatibility/2006" xmlns:cx1="http://schemas.microsoft.com/office/drawing/2015/9/8/chartex" xmlns:cx="http://schemas.microsoft.com/office/drawing/2014/chartex" xmlns:wpc="http://schemas.microsoft.com/office/word/2010/wordprocessingCanvas" xmlns="" val="0"/>
                         </a:ext>
                       </a:extLst>
                     </a:blip>
@@ -602,12 +573,6 @@
                 </pic:pic>
               </a:graphicData>
             </a:graphic>
-            <wp14:sizeRelH relativeFrom="margin">
-              <wp14:pctWidth>0</wp14:pctWidth>
-            </wp14:sizeRelH>
-            <wp14:sizeRelV relativeFrom="margin">
-              <wp14:pctHeight>0</wp14:pctHeight>
-            </wp14:sizeRelV>
           </wp:anchor>
         </w:drawing>
       </w:r>
@@ -658,7 +623,6 @@
     <w:p>
       <w:pPr>
         <w:rPr>
-          <w:rFonts w:ascii="Candara" w:hAnsi="Candara" w:cs="Arial"/>
           <w:b/>
           <w:bCs/>
           <w:color w:val="FF6600"/>
@@ -668,7 +632,6 @@
       </w:pPr>
       <w:r>
         <w:rPr>
-          <w:rFonts w:ascii="Candara" w:hAnsi="Candara" w:cs="Arial"/>
           <w:b/>
           <w:bCs/>
           <w:color w:val="FF6600"/>
@@ -681,35 +644,42 @@
     <w:p>
       <w:pPr>
         <w:rPr>
-          <w:rFonts w:ascii="Candara" w:hAnsi="Candara" w:cs="Arial"/>
-          <w:b/>
-          <w:sz w:val="22"/>
-          <w:szCs w:val="22"/>
-        </w:rPr>
-      </w:pPr>
-      <w:r>
-        <w:rPr>
-          <w:rFonts w:ascii="Candara" w:hAnsi="Candara" w:cs="Arial"/>
-          <w:b/>
-          <w:sz w:val="22"/>
-          <w:szCs w:val="22"/>
-        </w:rPr>
-        <w:t>[SESSION NAME]</w:t>
-      </w:r>
-    </w:p>
-    <w:p>
-      <w:pPr>
-        <w:rPr>
-          <w:rFonts w:ascii="Candara" w:hAnsi="Candara" w:cs="Arial"/>
-          <w:sz w:val="22"/>
-          <w:szCs w:val="22"/>
-        </w:rPr>
-      </w:pPr>
-    </w:p>
-    <w:p>
-      <w:pPr>
-        <w:rPr>
-          <w:rFonts w:ascii="Candara" w:hAnsi="Candara" w:cs="Arial"/>
+          <w:b/>
+          <w:sz w:val="22"/>
+          <w:szCs w:val="22"/>
+        </w:rPr>
+      </w:pPr>
+      <w:r>
+        <w:rPr>
+          <w:b/>
+          <w:sz w:val="22"/>
+          <w:szCs w:val="22"/>
+        </w:rPr>
+        <w:t>[</w:t>
+      </w:r>
+      <w:r>
+        <w:t>AI optimization techniques for real-world applications</w:t>
+      </w:r>
+      <w:r>
+        <w:rPr>
+          <w:b/>
+          <w:sz w:val="22"/>
+          <w:szCs w:val="22"/>
+        </w:rPr>
+        <w:t>]</w:t>
+      </w:r>
+    </w:p>
+    <w:p>
+      <w:pPr>
+        <w:rPr>
+          <w:sz w:val="22"/>
+          <w:szCs w:val="22"/>
+        </w:rPr>
+      </w:pPr>
+    </w:p>
+    <w:p>
+      <w:pPr>
+        <w:rPr>
           <w:b/>
           <w:bCs/>
           <w:color w:val="FF6600"/>
@@ -719,78 +689,315 @@
       </w:pPr>
       <w:r>
         <w:rPr>
-          <w:rFonts w:ascii="Candara" w:hAnsi="Candara" w:cs="Arial"/>
           <w:b/>
           <w:bCs/>
           <w:color w:val="FF6600"/>
           <w:sz w:val="22"/>
           <w:szCs w:val="22"/>
         </w:rPr>
-        <w:t>S</w:t>
-      </w:r>
-      <w:r>
-        <w:rPr>
-          <w:rFonts w:ascii="Candara" w:hAnsi="Candara" w:cs="Arial"/>
+        <w:t>SESSION ORGANIZERS</w:t>
+      </w:r>
+      <w:r>
+        <w:rPr>
           <w:b/>
           <w:bCs/>
           <w:color w:val="FF6600"/>
           <w:sz w:val="22"/>
           <w:szCs w:val="22"/>
         </w:rPr>
-        <w:t>ESSION ORGANIZERS</w:t>
-      </w:r>
-      <w:r>
-        <w:rPr>
-          <w:rFonts w:ascii="Candara" w:hAnsi="Candara" w:cs="Arial"/>
+        <w:t xml:space="preserve">: </w:t>
+      </w:r>
+    </w:p>
+    <w:p>
+      <w:pPr>
+        <w:rPr>
+          <w:b/>
+          <w:sz w:val="22"/>
+          <w:szCs w:val="22"/>
+        </w:rPr>
+      </w:pPr>
+      <w:r>
+        <w:rPr>
+          <w:b/>
+          <w:sz w:val="22"/>
+          <w:szCs w:val="22"/>
+        </w:rPr>
+        <w:t xml:space="preserve">Dr </w:t>
+      </w:r>
+      <w:proofErr w:type="spellStart"/>
+      <w:r>
+        <w:rPr>
+          <w:b/>
+          <w:sz w:val="22"/>
+          <w:szCs w:val="22"/>
+        </w:rPr>
+        <w:t>Payal</w:t>
+      </w:r>
+      <w:proofErr w:type="spellEnd"/>
+      <w:r>
+        <w:rPr>
+          <w:b/>
+          <w:sz w:val="22"/>
+          <w:szCs w:val="22"/>
+        </w:rPr>
+        <w:t xml:space="preserve"> </w:t>
+      </w:r>
+      <w:proofErr w:type="spellStart"/>
+      <w:r>
+        <w:rPr>
+          <w:b/>
+          <w:sz w:val="22"/>
+          <w:szCs w:val="22"/>
+        </w:rPr>
+        <w:t>Bansal</w:t>
+      </w:r>
+      <w:proofErr w:type="spellEnd"/>
+    </w:p>
+    <w:p>
+      <w:pPr>
+        <w:rPr>
+          <w:b/>
+          <w:sz w:val="22"/>
+          <w:szCs w:val="22"/>
+        </w:rPr>
+      </w:pPr>
+      <w:proofErr w:type="gramStart"/>
+      <w:r>
+        <w:rPr>
+          <w:b/>
+          <w:sz w:val="22"/>
+          <w:szCs w:val="22"/>
+        </w:rPr>
+        <w:t>Prof &amp;</w:t>
+      </w:r>
+      <w:proofErr w:type="gramEnd"/>
+      <w:r>
+        <w:rPr>
+          <w:b/>
+          <w:sz w:val="22"/>
+          <w:szCs w:val="22"/>
+        </w:rPr>
+        <w:t xml:space="preserve"> Head, Dept of </w:t>
+      </w:r>
+      <w:proofErr w:type="spellStart"/>
+      <w:r>
+        <w:rPr>
+          <w:b/>
+          <w:sz w:val="22"/>
+          <w:szCs w:val="22"/>
+        </w:rPr>
+        <w:t>IoT</w:t>
+      </w:r>
+      <w:proofErr w:type="spellEnd"/>
+      <w:r>
+        <w:rPr>
+          <w:b/>
+          <w:sz w:val="22"/>
+          <w:szCs w:val="22"/>
+        </w:rPr>
+        <w:br/>
+      </w:r>
+      <w:proofErr w:type="spellStart"/>
+      <w:r>
+        <w:rPr>
+          <w:b/>
+          <w:sz w:val="22"/>
+          <w:szCs w:val="22"/>
+        </w:rPr>
+        <w:t>Poornima</w:t>
+      </w:r>
+      <w:proofErr w:type="spellEnd"/>
+      <w:r>
+        <w:rPr>
+          <w:b/>
+          <w:sz w:val="22"/>
+          <w:szCs w:val="22"/>
+        </w:rPr>
+        <w:t xml:space="preserve"> Institute of Engineering &amp; Technology, </w:t>
+      </w:r>
+    </w:p>
+    <w:p>
+      <w:pPr>
+        <w:rPr>
+          <w:b/>
+          <w:sz w:val="22"/>
+          <w:szCs w:val="22"/>
+        </w:rPr>
+      </w:pPr>
+      <w:proofErr w:type="spellStart"/>
+      <w:r>
+        <w:rPr>
+          <w:b/>
+          <w:sz w:val="22"/>
+          <w:szCs w:val="22"/>
+        </w:rPr>
+        <w:t>Jaipur</w:t>
+      </w:r>
+      <w:proofErr w:type="spellEnd"/>
+      <w:r>
+        <w:rPr>
+          <w:b/>
+          <w:sz w:val="22"/>
+          <w:szCs w:val="22"/>
+        </w:rPr>
+        <w:t xml:space="preserve"> Rajasthan</w:t>
+      </w:r>
+    </w:p>
+    <w:p>
+      <w:pPr>
+        <w:rPr>
+          <w:b/>
+          <w:sz w:val="22"/>
+          <w:szCs w:val="22"/>
+        </w:rPr>
+      </w:pPr>
+      <w:hyperlink r:id="rId10" w:history="1">
+        <w:r>
+          <w:rPr>
+            <w:rStyle w:val="Hyperlink"/>
+            <w:b/>
+            <w:sz w:val="22"/>
+            <w:szCs w:val="22"/>
+          </w:rPr>
+          <w:t>Payal.bansal@poornima.org</w:t>
+        </w:r>
+      </w:hyperlink>
+    </w:p>
+    <w:p>
+      <w:pPr>
+        <w:rPr>
+          <w:b/>
+          <w:sz w:val="22"/>
+          <w:szCs w:val="22"/>
+        </w:rPr>
+      </w:pPr>
+      <w:r>
+        <w:rPr>
+          <w:b/>
+          <w:sz w:val="22"/>
+          <w:szCs w:val="22"/>
+        </w:rPr>
+        <w:t>9785487195</w:t>
+      </w:r>
+    </w:p>
+    <w:p>
+      <w:pPr>
+        <w:rPr>
+          <w:b/>
+          <w:sz w:val="22"/>
+          <w:szCs w:val="22"/>
+        </w:rPr>
+      </w:pPr>
+    </w:p>
+    <w:p>
+      <w:pPr>
+        <w:rPr>
+          <w:b/>
+          <w:sz w:val="22"/>
+          <w:szCs w:val="22"/>
+        </w:rPr>
+      </w:pPr>
+    </w:p>
+    <w:p>
+      <w:pPr>
+        <w:rPr>
+          <w:b/>
+          <w:sz w:val="22"/>
+          <w:szCs w:val="22"/>
+        </w:rPr>
+      </w:pPr>
+      <w:r>
+        <w:rPr>
+          <w:b/>
+          <w:sz w:val="22"/>
+          <w:szCs w:val="22"/>
+        </w:rPr>
+        <w:t xml:space="preserve"> Dr </w:t>
+      </w:r>
+      <w:proofErr w:type="gramStart"/>
+      <w:r>
+        <w:rPr>
+          <w:b/>
+          <w:sz w:val="22"/>
+          <w:szCs w:val="22"/>
+        </w:rPr>
+        <w:t>Rajeev  Kumar</w:t>
+      </w:r>
+      <w:proofErr w:type="gramEnd"/>
+      <w:r>
+        <w:rPr>
+          <w:b/>
+          <w:sz w:val="22"/>
+          <w:szCs w:val="22"/>
+        </w:rPr>
+        <w:t xml:space="preserve"> </w:t>
+      </w:r>
+    </w:p>
+    <w:p>
+      <w:pPr>
+        <w:rPr>
+          <w:sz w:val="22"/>
+          <w:szCs w:val="22"/>
+        </w:rPr>
+      </w:pPr>
+      <w:proofErr w:type="gramStart"/>
+      <w:r>
+        <w:rPr>
+          <w:sz w:val="22"/>
+          <w:szCs w:val="22"/>
+        </w:rPr>
+        <w:t>Professor &amp;</w:t>
+      </w:r>
+      <w:proofErr w:type="gramEnd"/>
+      <w:r>
+        <w:rPr>
+          <w:sz w:val="22"/>
+          <w:szCs w:val="22"/>
+        </w:rPr>
+        <w:t xml:space="preserve"> Head, Department of Computer Science and Engineering, </w:t>
+      </w:r>
+    </w:p>
+    <w:p>
+      <w:pPr>
+        <w:rPr>
+          <w:sz w:val="22"/>
+          <w:szCs w:val="22"/>
+        </w:rPr>
+      </w:pPr>
+      <w:r>
+        <w:rPr>
+          <w:sz w:val="22"/>
+          <w:szCs w:val="22"/>
+        </w:rPr>
+        <w:t>Moradabad Institute of Technology Moradabad Uttar Pradesh</w:t>
+      </w:r>
+    </w:p>
+    <w:p>
+      <w:pPr>
+        <w:rPr>
           <w:b/>
           <w:bCs/>
           <w:color w:val="FF6600"/>
           <w:sz w:val="22"/>
           <w:szCs w:val="22"/>
         </w:rPr>
-        <w:t xml:space="preserve">: </w:t>
-      </w:r>
-    </w:p>
-    <w:p>
-      <w:pPr>
-        <w:rPr>
-          <w:rFonts w:ascii="Candara" w:hAnsi="Candara" w:cs="Arial"/>
-          <w:sz w:val="22"/>
-          <w:szCs w:val="22"/>
-        </w:rPr>
-      </w:pPr>
-      <w:r>
-        <w:rPr>
-          <w:rFonts w:ascii="Candara" w:hAnsi="Candara" w:cs="Arial"/>
-          <w:b/>
-          <w:sz w:val="22"/>
-          <w:szCs w:val="22"/>
-        </w:rPr>
-        <w:t>[Name</w:t>
-      </w:r>
-      <w:r>
-        <w:rPr>
-          <w:rFonts w:ascii="Candara" w:hAnsi="Candara" w:cs="Arial"/>
-          <w:b/>
-          <w:sz w:val="22"/>
-          <w:szCs w:val="22"/>
-        </w:rPr>
-        <w:t>, University or Organization, Country, e-mail</w:t>
-      </w:r>
-      <w:r>
-        <w:rPr>
-          <w:rFonts w:ascii="Candara" w:hAnsi="Candara" w:cs="Arial"/>
-          <w:b/>
-          <w:sz w:val="22"/>
-          <w:szCs w:val="22"/>
-        </w:rPr>
-        <w:t>]</w:t>
-      </w:r>
-    </w:p>
-    <w:p>
-      <w:pPr>
-        <w:rPr>
-          <w:rFonts w:ascii="Candara" w:hAnsi="Candara" w:cs="Arial"/>
+      </w:pPr>
+      <w:hyperlink r:id="rId11" w:history="1">
+        <w:r>
+          <w:rPr>
+            <w:rStyle w:val="Hyperlink"/>
+            <w:b/>
+            <w:bCs/>
+            <w:sz w:val="22"/>
+            <w:szCs w:val="22"/>
+          </w:rPr>
+          <w:t>Drkiit1985@gmail.com</w:t>
+        </w:r>
+      </w:hyperlink>
+    </w:p>
+    <w:p>
+      <w:pPr>
+        <w:rPr>
           <w:b/>
           <w:bCs/>
           <w:color w:val="FF6600"/>
@@ -798,120 +1005,148 @@
           <w:szCs w:val="22"/>
         </w:rPr>
       </w:pPr>
-    </w:p>
-    <w:p>
-      <w:pPr>
-        <w:rPr>
-          <w:rFonts w:ascii="Candara" w:hAnsi="Candara" w:cs="Arial"/>
+      <w:r>
+        <w:rPr>
           <w:b/>
           <w:bCs/>
           <w:color w:val="FF6600"/>
           <w:sz w:val="22"/>
           <w:szCs w:val="22"/>
         </w:rPr>
-      </w:pPr>
-      <w:r>
-        <w:rPr>
-          <w:rFonts w:ascii="Candara" w:hAnsi="Candara" w:cs="Arial"/>
+        <w:t>98976 72215</w:t>
+      </w:r>
+    </w:p>
+    <w:p>
+      <w:pPr>
+        <w:rPr>
           <w:b/>
           <w:bCs/>
           <w:color w:val="FF6600"/>
           <w:sz w:val="22"/>
           <w:szCs w:val="22"/>
         </w:rPr>
-        <w:t>EDITORIAL BOARD</w:t>
-      </w:r>
-      <w:r>
-        <w:rPr>
-          <w:rFonts w:ascii="Candara" w:hAnsi="Candara" w:cs="Arial"/>
+      </w:pPr>
+    </w:p>
+    <w:p>
+      <w:pPr>
+        <w:rPr>
           <w:b/>
           <w:bCs/>
           <w:color w:val="FF6600"/>
           <w:sz w:val="22"/>
           <w:szCs w:val="22"/>
         </w:rPr>
-        <w:t>: (Optional)</w:t>
-      </w:r>
-    </w:p>
-    <w:p>
-      <w:pPr>
-        <w:rPr>
-          <w:rFonts w:ascii="Candara" w:hAnsi="Candara" w:cs="Arial"/>
-          <w:sz w:val="22"/>
-          <w:szCs w:val="22"/>
-        </w:rPr>
-      </w:pPr>
-      <w:r>
-        <w:rPr>
-          <w:rFonts w:ascii="Candara" w:hAnsi="Candara" w:cs="Arial"/>
-          <w:b/>
-          <w:sz w:val="22"/>
-          <w:szCs w:val="22"/>
-        </w:rPr>
-        <w:t>[Name</w:t>
-      </w:r>
-      <w:r>
-        <w:rPr>
-          <w:rFonts w:ascii="Candara" w:hAnsi="Candara" w:cs="Arial"/>
-          <w:b/>
-          <w:sz w:val="22"/>
-          <w:szCs w:val="22"/>
-        </w:rPr>
-        <w:t>, University or Organization, Country, e-mail</w:t>
-      </w:r>
-      <w:r>
-        <w:rPr>
-          <w:rFonts w:ascii="Candara" w:hAnsi="Candara" w:cs="Arial"/>
-          <w:b/>
-          <w:sz w:val="22"/>
-          <w:szCs w:val="22"/>
-        </w:rPr>
-        <w:t>]</w:t>
-      </w:r>
-    </w:p>
-    <w:p>
-      <w:pPr>
-        <w:pStyle w:val="HTMLBody"/>
-        <w:rPr>
-          <w:rFonts w:ascii="Candara" w:hAnsi="Candara"/>
-          <w:bCs/>
-          <w:sz w:val="22"/>
-          <w:szCs w:val="22"/>
-        </w:rPr>
-      </w:pPr>
-    </w:p>
-    <w:p>
-      <w:pPr>
-        <w:rPr>
-          <w:rFonts w:ascii="Candara" w:hAnsi="Candara" w:cs="Arial"/>
+      </w:pPr>
+      <w:r>
+        <w:rPr>
           <w:b/>
           <w:bCs/>
           <w:color w:val="FF6600"/>
           <w:sz w:val="22"/>
           <w:szCs w:val="22"/>
         </w:rPr>
-      </w:pPr>
-      <w:r>
-        <w:rPr>
-          <w:rFonts w:ascii="Candara" w:hAnsi="Candara" w:cs="Arial"/>
+        <w:t>EDITORIAL BOARD: (Optional)</w:t>
+      </w:r>
+    </w:p>
+    <w:p>
+      <w:pPr>
+        <w:rPr>
+          <w:sz w:val="22"/>
+          <w:szCs w:val="22"/>
+        </w:rPr>
+      </w:pPr>
+      <w:r>
+        <w:rPr>
+          <w:b/>
+          <w:sz w:val="22"/>
+          <w:szCs w:val="22"/>
+        </w:rPr>
+        <w:t>[Name, University or Organization, Country, e-mail]</w:t>
+      </w:r>
+    </w:p>
+    <w:p>
+      <w:pPr>
+        <w:pStyle w:val="HTMLBody"/>
+        <w:rPr>
+          <w:rFonts w:ascii="Times New Roman" w:hAnsi="Times New Roman" w:cs="Times New Roman"/>
+          <w:bCs/>
+          <w:sz w:val="22"/>
+          <w:szCs w:val="22"/>
+        </w:rPr>
+      </w:pPr>
+    </w:p>
+    <w:p>
+      <w:pPr>
+        <w:rPr>
           <w:b/>
           <w:bCs/>
           <w:color w:val="FF6600"/>
           <w:sz w:val="22"/>
           <w:szCs w:val="22"/>
         </w:rPr>
-        <w:t>SESSION DESCRIPTION</w:t>
-      </w:r>
-      <w:r>
-        <w:rPr>
-          <w:rFonts w:ascii="Candara" w:hAnsi="Candara" w:cs="Arial"/>
+      </w:pPr>
+      <w:r>
+        <w:rPr>
           <w:b/>
           <w:bCs/>
           <w:color w:val="FF6600"/>
           <w:sz w:val="22"/>
           <w:szCs w:val="22"/>
         </w:rPr>
-        <w:t>:</w:t>
+        <w:t>SESSION DESCRIPTION:</w:t>
+      </w:r>
+    </w:p>
+    <w:p>
+      <w:pPr>
+        <w:pStyle w:val="NormalWeb"/>
+      </w:pPr>
+      <w:r>
+        <w:t>Artificial Intelligence (AI)-based optimization techniques have become essential tools for solving complex, dynamic, and large-scale problems across various real-world domains. Conventional optimization approaches often face challenges in handling nonlinear, uncertain, high-dimensional, and data-driven environments. The integration of AI, machine learning, deep learning, evolutionary computation, and intelligent search techniques enables the development of adaptive, efficient, and scalable optimization frameworks.</w:t>
+      </w:r>
+    </w:p>
+    <w:p>
+      <w:pPr>
+        <w:pStyle w:val="NormalWeb"/>
+      </w:pPr>
+      <w:r>
+        <w:t>This special session focuses on recent advancements, innovative methodologies, and practical applications of AI-driven optimization for enhancing decision-making, resource management, system performance, and automation. It provides a platform for researchers, academicians, and industry experts to present novel approaches in intelligent optimization model design, development, and implementation.</w:t>
+      </w:r>
+    </w:p>
+    <w:p>
+      <w:pPr>
+        <w:pStyle w:val="NormalWeb"/>
+      </w:pPr>
+      <w:r>
+        <w:lastRenderedPageBreak/>
+        <w:t xml:space="preserve">The session invites contributions on evolutionary algorithms, swarm intelligence, reinforcement learning, deep learning-based optimization, hybrid optimization methods, and </w:t>
+      </w:r>
+      <w:proofErr w:type="spellStart"/>
+      <w:r>
+        <w:t>metaheuristic</w:t>
+      </w:r>
+      <w:proofErr w:type="spellEnd"/>
+      <w:r>
+        <w:t xml:space="preserve"> approaches. Research exploring AI optimization integration with emerging technologies such as </w:t>
+      </w:r>
+      <w:proofErr w:type="spellStart"/>
+      <w:r>
+        <w:t>IoT</w:t>
+      </w:r>
+      <w:proofErr w:type="spellEnd"/>
+      <w:r>
+        <w:t xml:space="preserve">, cloud computing, edge computing, robotics, digital twins, and cyber-physical systems is </w:t>
+      </w:r>
+      <w:r>
+        <w:t>encouraged. Topics</w:t>
+      </w:r>
+      <w:r>
+        <w:t xml:space="preserve"> of interest include engineering optimization, smart manufacturing, healthcare analytics, energy systems, communication networks, </w:t>
+      </w:r>
+      <w:r>
+        <w:t>cyber security</w:t>
+      </w:r>
+      <w:r>
+        <w:t>, agriculture, and sustainable solutions. Special attention will be given to scalable, explainable, robust, and real-time AI optimization frameworks addressing future challenges in intelligent systems and next-generation applications.</w:t>
       </w:r>
     </w:p>
     <w:p>
@@ -919,390 +1154,616 @@
         <w:pStyle w:val="HTMLBody"/>
         <w:jc w:val="both"/>
         <w:rPr>
-          <w:rFonts w:ascii="Candara" w:hAnsi="Candara"/>
-          <w:b/>
-          <w:sz w:val="22"/>
-          <w:szCs w:val="22"/>
-        </w:rPr>
-      </w:pPr>
-      <w:r>
-        <w:rPr>
-          <w:rFonts w:ascii="Candara" w:hAnsi="Candara"/>
-          <w:b/>
-          <w:sz w:val="22"/>
-          <w:szCs w:val="22"/>
-        </w:rPr>
-        <w:t xml:space="preserve">[ABOUT THE </w:t>
-      </w:r>
-      <w:bookmarkStart w:id="0" w:name="_GoBack"/>
-      <w:bookmarkEnd w:id="0"/>
-      <w:r>
-        <w:rPr>
-          <w:rFonts w:ascii="Candara" w:hAnsi="Candara"/>
-          <w:b/>
-          <w:sz w:val="22"/>
-          <w:szCs w:val="22"/>
-        </w:rPr>
-        <w:t>SESSION]</w:t>
-      </w:r>
+          <w:rFonts w:ascii="Times New Roman" w:hAnsi="Times New Roman" w:cs="Times New Roman"/>
+          <w:b/>
+          <w:sz w:val="22"/>
+          <w:szCs w:val="22"/>
+        </w:rPr>
+      </w:pPr>
     </w:p>
     <w:p>
       <w:pPr>
         <w:pStyle w:val="HTMLBody"/>
         <w:jc w:val="both"/>
         <w:rPr>
-          <w:rFonts w:ascii="Candara" w:hAnsi="Candara"/>
-          <w:b/>
-          <w:sz w:val="22"/>
-          <w:szCs w:val="22"/>
-        </w:rPr>
-      </w:pPr>
+          <w:rFonts w:ascii="Times New Roman" w:hAnsi="Times New Roman" w:cs="Times New Roman"/>
+          <w:bCs/>
+          <w:sz w:val="22"/>
+          <w:szCs w:val="22"/>
+        </w:rPr>
+      </w:pPr>
+    </w:p>
+    <w:p>
+      <w:pPr>
+        <w:rPr>
+          <w:b/>
+          <w:bCs/>
+          <w:color w:val="FF6600"/>
+          <w:sz w:val="22"/>
+          <w:szCs w:val="22"/>
+        </w:rPr>
+      </w:pPr>
+      <w:r>
+        <w:rPr>
+          <w:b/>
+          <w:bCs/>
+          <w:color w:val="FF6600"/>
+          <w:sz w:val="22"/>
+          <w:szCs w:val="22"/>
+        </w:rPr>
+        <w:t>RECOMMENDED TOPICS:</w:t>
+      </w:r>
+    </w:p>
+    <w:p>
+      <w:pPr>
+        <w:rPr>
+          <w:sz w:val="22"/>
+          <w:szCs w:val="22"/>
+        </w:rPr>
+      </w:pPr>
+      <w:r>
+        <w:rPr>
+          <w:sz w:val="22"/>
+          <w:szCs w:val="22"/>
+        </w:rPr>
+        <w:t xml:space="preserve">Topics to be discussed in this special </w:t>
+      </w:r>
+      <w:r>
+        <w:rPr>
+          <w:sz w:val="22"/>
+          <w:szCs w:val="22"/>
+        </w:rPr>
+        <w:t>session</w:t>
+      </w:r>
+      <w:r>
+        <w:rPr>
+          <w:sz w:val="22"/>
+          <w:szCs w:val="22"/>
+        </w:rPr>
+        <w:t xml:space="preserve"> include (but are not limited to) the following:</w:t>
+      </w:r>
+    </w:p>
+    <w:p>
+      <w:pPr>
+        <w:numPr>
+          <w:ilvl w:val="0"/>
+          <w:numId w:val="19"/>
+        </w:numPr>
+        <w:spacing w:line="276" w:lineRule="auto"/>
+      </w:pPr>
+      <w:r>
+        <w:rPr>
+          <w:bCs/>
+          <w:color w:val="FF6600"/>
+          <w:sz w:val="22"/>
+          <w:szCs w:val="22"/>
+        </w:rPr>
+        <w:t xml:space="preserve"> </w:t>
+      </w:r>
+      <w:r>
+        <w:rPr>
+          <w:rStyle w:val="Strong"/>
+          <w:b w:val="0"/>
+        </w:rPr>
+        <w:t xml:space="preserve">AI-Based Optimization Algorithms and </w:t>
+      </w:r>
+      <w:proofErr w:type="spellStart"/>
+      <w:r>
+        <w:rPr>
+          <w:rStyle w:val="Strong"/>
+          <w:b w:val="0"/>
+        </w:rPr>
+        <w:t>Metaheuristic</w:t>
+      </w:r>
+      <w:proofErr w:type="spellEnd"/>
+      <w:r>
+        <w:rPr>
+          <w:rStyle w:val="Strong"/>
+          <w:b w:val="0"/>
+        </w:rPr>
+        <w:t xml:space="preserve"> Techniques</w:t>
+      </w:r>
+      <w:r>
+        <w:t xml:space="preserve"> </w:t>
+      </w:r>
+    </w:p>
+    <w:p>
+      <w:pPr>
+        <w:numPr>
+          <w:ilvl w:val="0"/>
+          <w:numId w:val="19"/>
+        </w:numPr>
+        <w:spacing w:line="276" w:lineRule="auto"/>
+      </w:pPr>
+      <w:r>
+        <w:rPr>
+          <w:rStyle w:val="Strong"/>
+          <w:b w:val="0"/>
+        </w:rPr>
+        <w:t>Machine Learning and Deep Learning for Optimization</w:t>
+      </w:r>
+      <w:r>
+        <w:t xml:space="preserve"> </w:t>
+      </w:r>
+    </w:p>
+    <w:p>
+      <w:pPr>
+        <w:numPr>
+          <w:ilvl w:val="0"/>
+          <w:numId w:val="19"/>
+        </w:numPr>
+        <w:spacing w:line="276" w:lineRule="auto"/>
+      </w:pPr>
+      <w:r>
+        <w:rPr>
+          <w:rStyle w:val="Strong"/>
+          <w:b w:val="0"/>
+        </w:rPr>
+        <w:t>AI Optimization for Internet of Things (</w:t>
+      </w:r>
+      <w:proofErr w:type="spellStart"/>
+      <w:r>
+        <w:rPr>
+          <w:rStyle w:val="Strong"/>
+          <w:b w:val="0"/>
+        </w:rPr>
+        <w:t>IoT</w:t>
+      </w:r>
+      <w:proofErr w:type="spellEnd"/>
+      <w:r>
+        <w:rPr>
+          <w:rStyle w:val="Strong"/>
+          <w:b w:val="0"/>
+        </w:rPr>
+        <w:t>) and Edge Computing</w:t>
+      </w:r>
+      <w:r>
+        <w:t xml:space="preserve"> </w:t>
+      </w:r>
+    </w:p>
+    <w:p>
+      <w:pPr>
+        <w:numPr>
+          <w:ilvl w:val="0"/>
+          <w:numId w:val="19"/>
+        </w:numPr>
+        <w:spacing w:line="276" w:lineRule="auto"/>
+      </w:pPr>
+      <w:r>
+        <w:rPr>
+          <w:rStyle w:val="Strong"/>
+          <w:b w:val="0"/>
+        </w:rPr>
+        <w:t>Intelligent Optimization for Smart Manufacturing and Industry 4.0</w:t>
+      </w:r>
+      <w:r>
+        <w:t xml:space="preserve"> </w:t>
+      </w:r>
+    </w:p>
+    <w:p>
+      <w:pPr>
+        <w:numPr>
+          <w:ilvl w:val="0"/>
+          <w:numId w:val="19"/>
+        </w:numPr>
+        <w:spacing w:line="276" w:lineRule="auto"/>
+      </w:pPr>
+      <w:r>
+        <w:rPr>
+          <w:rStyle w:val="Strong"/>
+          <w:b w:val="0"/>
+        </w:rPr>
+        <w:t>AI Optimization in Communication and Networking Systems</w:t>
+      </w:r>
+      <w:r>
+        <w:t xml:space="preserve"> </w:t>
+      </w:r>
+    </w:p>
+    <w:p>
+      <w:pPr>
+        <w:numPr>
+          <w:ilvl w:val="0"/>
+          <w:numId w:val="19"/>
+        </w:numPr>
+        <w:spacing w:line="276" w:lineRule="auto"/>
+      </w:pPr>
+      <w:r>
+        <w:rPr>
+          <w:rStyle w:val="Strong"/>
+          <w:b w:val="0"/>
+        </w:rPr>
+        <w:t xml:space="preserve">Optimization Techniques for </w:t>
+      </w:r>
+      <w:r>
+        <w:rPr>
+          <w:rStyle w:val="Strong"/>
+          <w:b w:val="0"/>
+        </w:rPr>
+        <w:t>Cyber security</w:t>
+      </w:r>
+      <w:r>
+        <w:rPr>
+          <w:rStyle w:val="Strong"/>
+          <w:b w:val="0"/>
+        </w:rPr>
+        <w:t xml:space="preserve"> Applications</w:t>
+      </w:r>
+      <w:r>
+        <w:t xml:space="preserve"> </w:t>
+      </w:r>
+    </w:p>
+    <w:p>
+      <w:pPr>
+        <w:numPr>
+          <w:ilvl w:val="0"/>
+          <w:numId w:val="19"/>
+        </w:numPr>
+        <w:spacing w:line="276" w:lineRule="auto"/>
+      </w:pPr>
+      <w:r>
+        <w:rPr>
+          <w:rStyle w:val="Strong"/>
+          <w:b w:val="0"/>
+        </w:rPr>
+        <w:t>AI-Driven Healthcare and Biomedical Optimization</w:t>
+      </w:r>
+      <w:r>
+        <w:t xml:space="preserve"> </w:t>
+      </w:r>
+    </w:p>
+    <w:p>
+      <w:pPr>
+        <w:numPr>
+          <w:ilvl w:val="0"/>
+          <w:numId w:val="19"/>
+        </w:numPr>
+        <w:spacing w:line="276" w:lineRule="auto"/>
+      </w:pPr>
+      <w:r>
+        <w:rPr>
+          <w:rStyle w:val="Strong"/>
+          <w:b w:val="0"/>
+        </w:rPr>
+        <w:t>Energy, Environment, and Sustainable Optimization</w:t>
+      </w:r>
+      <w:r>
+        <w:t xml:space="preserve"> </w:t>
+      </w:r>
+    </w:p>
+    <w:p>
+      <w:pPr>
+        <w:numPr>
+          <w:ilvl w:val="0"/>
+          <w:numId w:val="19"/>
+        </w:numPr>
+        <w:spacing w:line="276" w:lineRule="auto"/>
+      </w:pPr>
+      <w:r>
+        <w:rPr>
+          <w:rStyle w:val="Strong"/>
+          <w:b w:val="0"/>
+        </w:rPr>
+        <w:t>AI Optimization for Robotics and Autonomous Systems</w:t>
+      </w:r>
+      <w:r>
+        <w:t xml:space="preserve"> </w:t>
+      </w:r>
+    </w:p>
+    <w:p>
+      <w:pPr>
+        <w:numPr>
+          <w:ilvl w:val="0"/>
+          <w:numId w:val="19"/>
+        </w:numPr>
+        <w:spacing w:line="276" w:lineRule="auto"/>
+      </w:pPr>
+      <w:r>
+        <w:rPr>
+          <w:rStyle w:val="Strong"/>
+          <w:b w:val="0"/>
+        </w:rPr>
+        <w:t>Optimization in Cloud Computing and Distributed Systems</w:t>
+      </w:r>
+      <w:r>
+        <w:t xml:space="preserve"> </w:t>
+      </w:r>
+    </w:p>
+    <w:p>
+      <w:pPr>
+        <w:numPr>
+          <w:ilvl w:val="0"/>
+          <w:numId w:val="21"/>
+        </w:numPr>
+        <w:spacing w:line="276" w:lineRule="auto"/>
+      </w:pPr>
+      <w:r>
+        <w:rPr>
+          <w:rStyle w:val="Strong"/>
+          <w:b w:val="0"/>
+        </w:rPr>
+        <w:t>Explainable and Trustworthy AI Optimization</w:t>
+      </w:r>
+      <w:r>
+        <w:t xml:space="preserve"> </w:t>
+      </w:r>
+    </w:p>
+    <w:p>
+      <w:pPr>
+        <w:numPr>
+          <w:ilvl w:val="0"/>
+          <w:numId w:val="23"/>
+        </w:numPr>
+        <w:spacing w:line="276" w:lineRule="auto"/>
+      </w:pPr>
+      <w:r>
+        <w:rPr>
+          <w:rStyle w:val="Strong"/>
+          <w:b w:val="0"/>
+        </w:rPr>
+        <w:t>Data-Driven Optimization for Real-World Applications</w:t>
+      </w:r>
+      <w:r>
+        <w:t xml:space="preserve"> </w:t>
+      </w:r>
+    </w:p>
+    <w:p>
+      <w:pPr>
+        <w:numPr>
+          <w:ilvl w:val="0"/>
+          <w:numId w:val="25"/>
+        </w:numPr>
+        <w:spacing w:line="276" w:lineRule="auto"/>
+      </w:pPr>
+      <w:r>
+        <w:rPr>
+          <w:rStyle w:val="Strong"/>
+          <w:b w:val="0"/>
+        </w:rPr>
+        <w:t>AI Optimization in Agriculture and Environmental Monitoring</w:t>
+      </w:r>
+      <w:r>
+        <w:t xml:space="preserve"> </w:t>
+      </w:r>
+    </w:p>
+    <w:p>
+      <w:pPr>
+        <w:numPr>
+          <w:ilvl w:val="0"/>
+          <w:numId w:val="27"/>
+        </w:numPr>
+        <w:spacing w:line="276" w:lineRule="auto"/>
+      </w:pPr>
+      <w:r>
+        <w:rPr>
+          <w:rStyle w:val="Strong"/>
+          <w:b w:val="0"/>
+        </w:rPr>
+        <w:t>Emerging Trends in AI Optimization</w:t>
+      </w:r>
+      <w:r>
+        <w:t xml:space="preserve"> </w:t>
+      </w:r>
+    </w:p>
+    <w:p>
+      <w:pPr>
+        <w:numPr>
+          <w:ilvl w:val="0"/>
+          <w:numId w:val="29"/>
+        </w:numPr>
+        <w:spacing w:line="276" w:lineRule="auto"/>
+      </w:pPr>
+      <w:r>
+        <w:rPr>
+          <w:rStyle w:val="Strong"/>
+          <w:b w:val="0"/>
+        </w:rPr>
+        <w:t>Hybrid AI Optimization Models for Complex Engineering Problems</w:t>
+      </w:r>
+      <w:r>
+        <w:t xml:space="preserve"> </w:t>
+      </w:r>
+    </w:p>
+    <w:p>
+      <w:pPr>
+        <w:rPr>
+          <w:b/>
+          <w:bCs/>
+          <w:color w:val="FF6600"/>
+          <w:sz w:val="22"/>
+          <w:szCs w:val="22"/>
+        </w:rPr>
+      </w:pPr>
+    </w:p>
+    <w:p>
+      <w:pPr>
+        <w:rPr>
+          <w:b/>
+          <w:bCs/>
+          <w:color w:val="FF6600"/>
+          <w:sz w:val="22"/>
+          <w:szCs w:val="22"/>
+        </w:rPr>
+      </w:pPr>
+      <w:r>
+        <w:rPr>
+          <w:b/>
+          <w:bCs/>
+          <w:color w:val="FF6600"/>
+          <w:sz w:val="22"/>
+          <w:szCs w:val="22"/>
+        </w:rPr>
+        <w:t>SUBMISSION PROCEDURE:</w:t>
+      </w:r>
+    </w:p>
+    <w:p>
+      <w:pPr>
+        <w:jc w:val="both"/>
+      </w:pPr>
+      <w:r>
+        <w:t xml:space="preserve">Researchers and practitioners are invited to submit papers for this special theme </w:t>
+      </w:r>
+      <w:r>
+        <w:t>session</w:t>
+      </w:r>
+      <w:r>
+        <w:t xml:space="preserve"> on </w:t>
+      </w:r>
+      <w:r>
+        <w:rPr>
+          <w:b/>
+        </w:rPr>
+        <w:t>[</w:t>
+      </w:r>
+      <w:r>
+        <w:t>AI optimization techniques for real-world applications</w:t>
+      </w:r>
+      <w:r>
+        <w:rPr>
+          <w:b/>
+        </w:rPr>
+        <w:t>]</w:t>
+      </w:r>
+      <w:r>
+        <w:rPr>
+          <w:b/>
+        </w:rPr>
+        <w:t xml:space="preserve"> </w:t>
+      </w:r>
+      <w:r>
+        <w:rPr>
+          <w:b/>
+          <w:i/>
+        </w:rPr>
+        <w:t>on or before</w:t>
+      </w:r>
+      <w:r>
+        <w:rPr>
+          <w:b/>
+          <w:i/>
+        </w:rPr>
+        <w:t xml:space="preserve"> </w:t>
+      </w:r>
+      <w:r>
+        <w:rPr>
+          <w:b/>
+        </w:rPr>
+        <w:t>[</w:t>
+      </w:r>
+      <w:r>
+        <w:rPr>
+          <w:b/>
+        </w:rPr>
+        <w:t xml:space="preserve">3oth </w:t>
+      </w:r>
+      <w:r>
+        <w:rPr>
+          <w:b/>
+        </w:rPr>
+        <w:t>JULY 2026</w:t>
+      </w:r>
+      <w:r>
+        <w:rPr>
+          <w:b/>
+          <w:szCs w:val="22"/>
+        </w:rPr>
+        <w:t>]</w:t>
+      </w:r>
+      <w:r>
+        <w:t xml:space="preserve">. All submissions must be original and may not be under review by another publication. </w:t>
+      </w:r>
+      <w:r>
+        <w:rPr>
+          <w:szCs w:val="22"/>
+        </w:rPr>
+        <w:t xml:space="preserve">INTERESTED AUTHORS SHOULD CONSULT THE </w:t>
+      </w:r>
+      <w:r>
+        <w:rPr>
+          <w:szCs w:val="22"/>
+        </w:rPr>
+        <w:t>CONFERENCE</w:t>
+      </w:r>
+      <w:r>
+        <w:rPr>
+          <w:szCs w:val="22"/>
+        </w:rPr>
+        <w:t xml:space="preserve">’S GUIDELINES FOR MANUSCRIPT SUBMISSIONS at </w:t>
+      </w:r>
+      <w:r>
+        <w:rPr>
+          <w:b/>
+          <w:bCs/>
+        </w:rPr>
+        <w:t>https://www.icdpn-conf.com/Downloads</w:t>
+      </w:r>
+      <w:r>
+        <w:rPr>
+          <w:szCs w:val="22"/>
+        </w:rPr>
+        <w:t xml:space="preserve">. </w:t>
+      </w:r>
+      <w:r>
+        <w:t xml:space="preserve">All submitted papers will be reviewed on a double-blind, peer review basis. </w:t>
+      </w:r>
     </w:p>
     <w:p>
       <w:pPr>
         <w:pStyle w:val="HTMLBody"/>
         <w:jc w:val="both"/>
         <w:rPr>
-          <w:rFonts w:ascii="Candara" w:hAnsi="Candara"/>
-          <w:bCs/>
-          <w:sz w:val="22"/>
-          <w:szCs w:val="22"/>
-        </w:rPr>
-      </w:pPr>
-    </w:p>
-    <w:p>
-      <w:pPr>
-        <w:rPr>
-          <w:rFonts w:ascii="Candara" w:hAnsi="Candara" w:cs="Arial"/>
-          <w:b/>
-          <w:bCs/>
-          <w:color w:val="FF6600"/>
-          <w:sz w:val="22"/>
-          <w:szCs w:val="22"/>
-        </w:rPr>
-      </w:pPr>
-      <w:r>
-        <w:rPr>
-          <w:rFonts w:ascii="Candara" w:hAnsi="Candara" w:cs="Arial"/>
-          <w:b/>
-          <w:bCs/>
-          <w:color w:val="FF6600"/>
-          <w:sz w:val="22"/>
-          <w:szCs w:val="22"/>
-        </w:rPr>
-        <w:t>RECOMMENDED TOPICS:</w:t>
-      </w:r>
-    </w:p>
-    <w:p>
-      <w:pPr>
-        <w:rPr>
-          <w:rFonts w:ascii="Candara" w:hAnsi="Candara" w:cs="Arial"/>
-          <w:sz w:val="22"/>
-          <w:szCs w:val="22"/>
-        </w:rPr>
-      </w:pPr>
-      <w:r>
-        <w:rPr>
-          <w:rFonts w:ascii="Candara" w:hAnsi="Candara" w:cs="Arial"/>
-          <w:sz w:val="22"/>
-          <w:szCs w:val="22"/>
-        </w:rPr>
-        <w:t xml:space="preserve">Topics to be discussed in this special </w:t>
-      </w:r>
-      <w:r>
-        <w:rPr>
-          <w:rFonts w:ascii="Candara" w:hAnsi="Candara" w:cs="Arial"/>
-          <w:sz w:val="22"/>
-          <w:szCs w:val="22"/>
-        </w:rPr>
-        <w:t>session</w:t>
-      </w:r>
-      <w:r>
-        <w:rPr>
-          <w:rFonts w:ascii="Candara" w:hAnsi="Candara" w:cs="Arial"/>
-          <w:sz w:val="22"/>
-          <w:szCs w:val="22"/>
-        </w:rPr>
-        <w:t xml:space="preserve"> include (but are not limited to) the following:</w:t>
-      </w:r>
-    </w:p>
-    <w:p>
-      <w:pPr>
-        <w:rPr>
-          <w:rFonts w:ascii="Candara" w:hAnsi="Candara" w:cs="Arial"/>
-          <w:b/>
-          <w:bCs/>
-          <w:color w:val="FF6600"/>
-          <w:sz w:val="22"/>
-          <w:szCs w:val="22"/>
-        </w:rPr>
-      </w:pPr>
-      <w:r>
-        <w:rPr>
-          <w:rFonts w:ascii="Candara" w:hAnsi="Candara" w:cs="Arial"/>
-          <w:b/>
-          <w:bCs/>
-          <w:color w:val="FF6600"/>
-          <w:sz w:val="22"/>
-          <w:szCs w:val="22"/>
-        </w:rPr>
-        <w:t xml:space="preserve"> [ADD T</w:t>
-      </w:r>
-      <w:r>
-        <w:rPr>
-          <w:rFonts w:ascii="Candara" w:hAnsi="Candara" w:cs="Arial"/>
-          <w:b/>
-          <w:bCs/>
-          <w:color w:val="FF6600"/>
-          <w:sz w:val="22"/>
-          <w:szCs w:val="22"/>
-        </w:rPr>
-        <w:t>OPICS]</w:t>
-      </w:r>
-    </w:p>
-    <w:p>
-      <w:pPr>
-        <w:rPr>
-          <w:rFonts w:ascii="Candara" w:hAnsi="Candara" w:cs="Arial"/>
-          <w:b/>
-          <w:bCs/>
-          <w:color w:val="FF6600"/>
-          <w:sz w:val="22"/>
-          <w:szCs w:val="22"/>
-        </w:rPr>
-      </w:pPr>
-      <w:r>
-        <w:rPr>
-          <w:rFonts w:ascii="Candara" w:hAnsi="Candara" w:cs="Arial"/>
-          <w:b/>
-          <w:bCs/>
-          <w:color w:val="FF6600"/>
-          <w:sz w:val="22"/>
-          <w:szCs w:val="22"/>
-        </w:rPr>
-        <w:t>SUBMISSION PROCEDURE:</w:t>
-      </w:r>
-    </w:p>
-    <w:p>
-      <w:pPr>
-        <w:jc w:val="both"/>
-        <w:rPr>
-          <w:rFonts w:ascii="Candara" w:hAnsi="Candara" w:cs="Arial"/>
-        </w:rPr>
-      </w:pPr>
-      <w:r>
-        <w:rPr>
-          <w:rFonts w:ascii="Candara" w:hAnsi="Candara" w:cs="Arial"/>
-        </w:rPr>
-        <w:t xml:space="preserve">Researchers and practitioners are invited to submit papers for this special theme </w:t>
-      </w:r>
-      <w:r>
-        <w:rPr>
-          <w:rFonts w:ascii="Candara" w:hAnsi="Candara" w:cs="Arial"/>
-        </w:rPr>
-        <w:t>session</w:t>
-      </w:r>
-      <w:r>
-        <w:rPr>
-          <w:rFonts w:ascii="Candara" w:hAnsi="Candara" w:cs="Arial"/>
-        </w:rPr>
-        <w:t xml:space="preserve"> on </w:t>
-      </w:r>
-      <w:r>
-        <w:rPr>
-          <w:rFonts w:ascii="Candara" w:hAnsi="Candara" w:cs="Arial"/>
-          <w:b/>
-        </w:rPr>
-        <w:t>[</w:t>
-      </w:r>
-      <w:r>
-        <w:rPr>
-          <w:rFonts w:ascii="Candara" w:hAnsi="Candara" w:cs="Arial"/>
-          <w:b/>
-        </w:rPr>
-        <w:t>SESSION NAME</w:t>
-      </w:r>
-      <w:r>
-        <w:rPr>
-          <w:rFonts w:ascii="Candara" w:hAnsi="Candara" w:cs="Arial"/>
-          <w:b/>
-        </w:rPr>
-        <w:t>]</w:t>
-      </w:r>
-      <w:r>
-        <w:rPr>
-          <w:rFonts w:ascii="Candara" w:hAnsi="Candara" w:cs="Arial"/>
-          <w:b/>
-        </w:rPr>
-        <w:t xml:space="preserve"> </w:t>
-      </w:r>
-      <w:r>
-        <w:rPr>
-          <w:rFonts w:ascii="Candara" w:hAnsi="Candara" w:cs="Arial"/>
-          <w:b/>
-          <w:i/>
-        </w:rPr>
-        <w:t>on or before</w:t>
-      </w:r>
-      <w:r>
-        <w:rPr>
-          <w:rFonts w:ascii="Candara" w:hAnsi="Candara" w:cs="Arial"/>
-          <w:b/>
-          <w:i/>
-        </w:rPr>
-        <w:t xml:space="preserve"> </w:t>
-      </w:r>
-      <w:r>
-        <w:rPr>
-          <w:rFonts w:ascii="Candara" w:hAnsi="Candara" w:cs="Arial"/>
-          <w:b/>
-        </w:rPr>
-        <w:t>[</w:t>
-      </w:r>
-      <w:r>
-        <w:rPr>
-          <w:rFonts w:ascii="Candara" w:hAnsi="Candara" w:cs="Arial"/>
-          <w:b/>
-        </w:rPr>
-        <w:t xml:space="preserve">3oth </w:t>
-      </w:r>
-      <w:r>
-        <w:rPr>
-          <w:rFonts w:ascii="Candara" w:hAnsi="Candara" w:cs="Arial"/>
-          <w:b/>
-        </w:rPr>
-        <w:t>JULY 2026</w:t>
-      </w:r>
-      <w:r>
-        <w:rPr>
-          <w:rFonts w:ascii="Candara" w:hAnsi="Candara" w:cs="Arial"/>
-          <w:b/>
-          <w:szCs w:val="22"/>
-        </w:rPr>
-        <w:t>]</w:t>
-      </w:r>
-      <w:r>
-        <w:rPr>
-          <w:rFonts w:ascii="Candara" w:hAnsi="Candara" w:cs="Arial"/>
-        </w:rPr>
-        <w:t xml:space="preserve">. All submissions must be original and may not be under review by another publication. </w:t>
-      </w:r>
-      <w:r>
-        <w:rPr>
-          <w:rFonts w:ascii="Candara" w:hAnsi="Candara"/>
-          <w:szCs w:val="22"/>
-        </w:rPr>
-        <w:t xml:space="preserve">INTERESTED AUTHORS SHOULD CONSULT THE </w:t>
-      </w:r>
-      <w:r>
-        <w:rPr>
-          <w:rFonts w:ascii="Candara" w:hAnsi="Candara"/>
-          <w:szCs w:val="22"/>
-        </w:rPr>
-        <w:t>CONFERENCE</w:t>
-      </w:r>
-      <w:r>
-        <w:rPr>
-          <w:rFonts w:ascii="Candara" w:hAnsi="Candara"/>
-          <w:szCs w:val="22"/>
-        </w:rPr>
-        <w:t xml:space="preserve">’S GUIDELINES FOR MANUSCRIPT SUBMISSIONS </w:t>
-      </w:r>
-      <w:r>
-        <w:rPr>
-          <w:rFonts w:ascii="Candara" w:hAnsi="Candara"/>
-          <w:szCs w:val="22"/>
-        </w:rPr>
-        <w:t xml:space="preserve">at </w:t>
-      </w:r>
-      <w:r>
-        <w:rPr>
-          <w:b/>
-          <w:bCs/>
-        </w:rPr>
-        <w:t>https://www.icdpn-conf.com/Downloads</w:t>
-      </w:r>
-      <w:r>
-        <w:rPr>
-          <w:rFonts w:ascii="Candara" w:hAnsi="Candara"/>
-          <w:szCs w:val="22"/>
-        </w:rPr>
-        <w:t xml:space="preserve">. </w:t>
-      </w:r>
-      <w:r>
-        <w:rPr>
-          <w:rFonts w:ascii="Candara" w:hAnsi="Candara" w:cs="Arial"/>
-        </w:rPr>
-        <w:t>All submitted</w:t>
-      </w:r>
-      <w:r>
-        <w:rPr>
-          <w:rFonts w:ascii="Candara" w:hAnsi="Candara" w:cs="Arial"/>
-        </w:rPr>
-        <w:t xml:space="preserve"> papers will be reviewed on a double-blind, peer review basis. </w:t>
-      </w:r>
+          <w:rFonts w:ascii="Times New Roman" w:hAnsi="Times New Roman" w:cs="Times New Roman"/>
+          <w:sz w:val="22"/>
+          <w:szCs w:val="22"/>
+        </w:rPr>
+      </w:pPr>
     </w:p>
     <w:p>
       <w:pPr>
         <w:pStyle w:val="HTMLBody"/>
         <w:jc w:val="both"/>
         <w:rPr>
-          <w:rFonts w:ascii="Candara" w:hAnsi="Candara"/>
-          <w:sz w:val="22"/>
-          <w:szCs w:val="22"/>
-        </w:rPr>
-      </w:pPr>
+          <w:rFonts w:ascii="Times New Roman" w:hAnsi="Times New Roman" w:cs="Times New Roman"/>
+          <w:sz w:val="22"/>
+          <w:szCs w:val="22"/>
+        </w:rPr>
+      </w:pPr>
+      <w:r>
+        <w:rPr>
+          <w:rFonts w:ascii="Times New Roman" w:hAnsi="Times New Roman" w:cs="Times New Roman"/>
+          <w:b/>
+          <w:sz w:val="22"/>
+          <w:szCs w:val="22"/>
+        </w:rPr>
+        <w:t>NOTE:</w:t>
+      </w:r>
+      <w:r>
+        <w:rPr>
+          <w:rFonts w:ascii="Times New Roman" w:hAnsi="Times New Roman" w:cs="Times New Roman"/>
+          <w:sz w:val="22"/>
+          <w:szCs w:val="22"/>
+        </w:rPr>
+        <w:t xml:space="preserve"> While submitting paper in this special session, please specify [</w:t>
+      </w:r>
+      <w:r>
+        <w:rPr>
+          <w:rFonts w:ascii="Times New Roman" w:hAnsi="Times New Roman" w:cs="Times New Roman"/>
+        </w:rPr>
+        <w:t>AI optimization techniques for real-world applications</w:t>
+      </w:r>
+      <w:r>
+        <w:rPr>
+          <w:rFonts w:ascii="Times New Roman" w:hAnsi="Times New Roman" w:cs="Times New Roman"/>
+          <w:sz w:val="22"/>
+          <w:szCs w:val="22"/>
+        </w:rPr>
+        <w:t>] at the top (above paper title) of the first page of your paper.</w:t>
+      </w:r>
     </w:p>
     <w:p>
       <w:pPr>
         <w:pStyle w:val="HTMLBody"/>
-        <w:jc w:val="both"/>
-        <w:rPr>
-          <w:rFonts w:ascii="Candara" w:hAnsi="Candara"/>
-          <w:sz w:val="22"/>
-          <w:szCs w:val="22"/>
-        </w:rPr>
-      </w:pPr>
-      <w:r>
-        <w:rPr>
-          <w:rFonts w:ascii="Candara" w:hAnsi="Candara"/>
-          <w:b/>
-          <w:sz w:val="22"/>
-          <w:szCs w:val="22"/>
-        </w:rPr>
-        <w:t>NOTE:</w:t>
-      </w:r>
-      <w:r>
-        <w:rPr>
-          <w:rFonts w:ascii="Candara" w:hAnsi="Candara"/>
-          <w:sz w:val="22"/>
-          <w:szCs w:val="22"/>
-        </w:rPr>
-        <w:t xml:space="preserve"> While submitting paper in this special session, please specify [</w:t>
-      </w:r>
-      <w:r>
-        <w:rPr>
-          <w:rFonts w:ascii="Candara" w:hAnsi="Candara"/>
-          <w:b/>
-          <w:sz w:val="22"/>
-          <w:szCs w:val="22"/>
-        </w:rPr>
-        <w:t>SESSION NAME</w:t>
-      </w:r>
-      <w:r>
-        <w:rPr>
-          <w:rFonts w:ascii="Candara" w:hAnsi="Candara"/>
-          <w:sz w:val="22"/>
-          <w:szCs w:val="22"/>
-        </w:rPr>
-        <w:t>] at the top (above paper title) of the first page of your paper.</w:t>
-      </w:r>
-    </w:p>
-    <w:p>
-      <w:pPr>
-        <w:pStyle w:val="HTMLBody"/>
-        <w:rPr>
-          <w:rFonts w:ascii="Candara" w:hAnsi="Candara"/>
+        <w:rPr>
+          <w:rFonts w:ascii="Times New Roman" w:hAnsi="Times New Roman" w:cs="Times New Roman"/>
           <w:sz w:val="22"/>
           <w:szCs w:val="22"/>
         </w:rPr>
@@ -1315,7 +1776,6 @@
         <w:adjustRightInd w:val="0"/>
         <w:jc w:val="center"/>
         <w:rPr>
-          <w:rFonts w:ascii="Candara" w:hAnsi="Candara"/>
           <w:b/>
           <w:sz w:val="32"/>
           <w:szCs w:val="32"/>
@@ -1323,7 +1783,6 @@
       </w:pPr>
       <w:r>
         <w:rPr>
-          <w:rFonts w:ascii="Candara" w:hAnsi="Candara"/>
           <w:b/>
           <w:sz w:val="32"/>
           <w:szCs w:val="32"/>
@@ -1343,8 +1802,8 @@
 </file>
 
 <file path=word/numbering.xml><?xml version="1.0" encoding="utf-8"?>
-<w:numbering xmlns:wpc="http://schemas.microsoft.com/office/word/2010/wordprocessingCanvas" xmlns:cx="http://schemas.microsoft.com/office/drawing/2014/chartex" xmlns:cx1="http://schemas.microsoft.com/office/drawing/2015/9/8/chartex" xmlns:mc="http://schemas.openxmlformats.org/markup-compatibility/2006" xmlns:o="urn:schemas-microsoft-com:office:office" xmlns:r="http://schemas.openxmlformats.org/officeDocument/2006/relationships" xmlns:m="http://schemas.openxmlformats.org/officeDocument/2006/math" xmlns:v="urn:schemas-microsoft-com:vml" xmlns:wp14="http://schemas.microsoft.com/office/word/2010/wordprocessingDrawing" xmlns:wp="http://schemas.openxmlformats.org/drawingml/2006/wordprocessingDrawing" xmlns:w10="urn:schemas-microsoft-com:office:word" xmlns:w="http://schemas.openxmlformats.org/wordprocessingml/2006/main" xmlns:w14="http://schemas.microsoft.com/office/word/2010/wordml" xmlns:w15="http://schemas.microsoft.com/office/word/2012/wordml" xmlns:w16se="http://schemas.microsoft.com/office/word/2015/wordml/symex" xmlns:wpg="http://schemas.microsoft.com/office/word/2010/wordprocessingGroup" xmlns:wpi="http://schemas.microsoft.com/office/word/2010/wordprocessingInk" xmlns:wne="http://schemas.microsoft.com/office/word/2006/wordml" xmlns:wps="http://schemas.microsoft.com/office/word/2010/wordprocessingShape" mc:Ignorable="w14 w15 w16se wp14">
-  <w:abstractNum w:abstractNumId="0" w15:restartNumberingAfterBreak="0">
+<w:numbering xmlns:ve="http://schemas.openxmlformats.org/markup-compatibility/2006" xmlns:o="urn:schemas-microsoft-com:office:office" xmlns:r="http://schemas.openxmlformats.org/officeDocument/2006/relationships" xmlns:m="http://schemas.openxmlformats.org/officeDocument/2006/math" xmlns:v="urn:schemas-microsoft-com:vml" xmlns:wp="http://schemas.openxmlformats.org/drawingml/2006/wordprocessingDrawing" xmlns:w10="urn:schemas-microsoft-com:office:word" xmlns:w="http://schemas.openxmlformats.org/wordprocessingml/2006/main" xmlns:wne="http://schemas.microsoft.com/office/word/2006/wordml">
+  <w:abstractNum w:abstractNumId="0">
     <w:nsid w:val="FFFFFF1D"/>
     <w:multiLevelType w:val="multilevel"/>
     <w:tmpl w:val="7CD09ACE"/>
@@ -1484,7 +1943,7 @@
       </w:rPr>
     </w:lvl>
   </w:abstractNum>
-  <w:abstractNum w:abstractNumId="1" w15:restartNumberingAfterBreak="0">
+  <w:abstractNum w:abstractNumId="1">
     <w:nsid w:val="FFFFFF7E"/>
     <w:multiLevelType w:val="singleLevel"/>
     <w:tmpl w:val="D084D45A"/>
@@ -1502,7 +1961,7 @@
       </w:pPr>
     </w:lvl>
   </w:abstractNum>
-  <w:abstractNum w:abstractNumId="2" w15:restartNumberingAfterBreak="0">
+  <w:abstractNum w:abstractNumId="2">
     <w:nsid w:val="FFFFFFFB"/>
     <w:multiLevelType w:val="multilevel"/>
     <w:tmpl w:val="FFFFFFFF"/>
@@ -1578,7 +2037,7 @@
       <w:lvlJc w:val="left"/>
     </w:lvl>
   </w:abstractNum>
-  <w:abstractNum w:abstractNumId="3" w15:restartNumberingAfterBreak="0">
+  <w:abstractNum w:abstractNumId="3">
     <w:nsid w:val="FFFFFFFE"/>
     <w:multiLevelType w:val="singleLevel"/>
     <w:tmpl w:val="85DA726A"/>
@@ -1588,7 +2047,156 @@
       <w:lvlJc w:val="left"/>
     </w:lvl>
   </w:abstractNum>
-  <w:abstractNum w:abstractNumId="4" w15:restartNumberingAfterBreak="0">
+  <w:abstractNum w:abstractNumId="4">
+    <w:nsid w:val="0024044B"/>
+    <w:multiLevelType w:val="multilevel"/>
+    <w:tmpl w:val="E04EA38A"/>
+    <w:lvl w:ilvl="0">
+      <w:start w:val="1"/>
+      <w:numFmt w:val="bullet"/>
+      <w:lvlText w:val=""/>
+      <w:lvlJc w:val="left"/>
+      <w:pPr>
+        <w:tabs>
+          <w:tab w:val="num" w:pos="720"/>
+        </w:tabs>
+        <w:ind w:left="720" w:hanging="360"/>
+      </w:pPr>
+      <w:rPr>
+        <w:rFonts w:ascii="Symbol" w:hAnsi="Symbol" w:hint="default"/>
+        <w:sz w:val="20"/>
+      </w:rPr>
+    </w:lvl>
+    <w:lvl w:ilvl="1" w:tentative="1">
+      <w:start w:val="1"/>
+      <w:numFmt w:val="bullet"/>
+      <w:lvlText w:val="o"/>
+      <w:lvlJc w:val="left"/>
+      <w:pPr>
+        <w:tabs>
+          <w:tab w:val="num" w:pos="1440"/>
+        </w:tabs>
+        <w:ind w:left="1440" w:hanging="360"/>
+      </w:pPr>
+      <w:rPr>
+        <w:rFonts w:ascii="Courier New" w:hAnsi="Courier New" w:hint="default"/>
+        <w:sz w:val="20"/>
+      </w:rPr>
+    </w:lvl>
+    <w:lvl w:ilvl="2" w:tentative="1">
+      <w:start w:val="1"/>
+      <w:numFmt w:val="bullet"/>
+      <w:lvlText w:val=""/>
+      <w:lvlJc w:val="left"/>
+      <w:pPr>
+        <w:tabs>
+          <w:tab w:val="num" w:pos="2160"/>
+        </w:tabs>
+        <w:ind w:left="2160" w:hanging="360"/>
+      </w:pPr>
+      <w:rPr>
+        <w:rFonts w:ascii="Wingdings" w:hAnsi="Wingdings" w:hint="default"/>
+        <w:sz w:val="20"/>
+      </w:rPr>
+    </w:lvl>
+    <w:lvl w:ilvl="3" w:tentative="1">
+      <w:start w:val="1"/>
+      <w:numFmt w:val="bullet"/>
+      <w:lvlText w:val=""/>
+      <w:lvlJc w:val="left"/>
+      <w:pPr>
+        <w:tabs>
+          <w:tab w:val="num" w:pos="2880"/>
+        </w:tabs>
+        <w:ind w:left="2880" w:hanging="360"/>
+      </w:pPr>
+      <w:rPr>
+        <w:rFonts w:ascii="Wingdings" w:hAnsi="Wingdings" w:hint="default"/>
+        <w:sz w:val="20"/>
+      </w:rPr>
+    </w:lvl>
+    <w:lvl w:ilvl="4" w:tentative="1">
+      <w:start w:val="1"/>
+      <w:numFmt w:val="bullet"/>
+      <w:lvlText w:val=""/>
+      <w:lvlJc w:val="left"/>
+      <w:pPr>
+        <w:tabs>
+          <w:tab w:val="num" w:pos="3600"/>
+        </w:tabs>
+        <w:ind w:left="3600" w:hanging="360"/>
+      </w:pPr>
+      <w:rPr>
+        <w:rFonts w:ascii="Wingdings" w:hAnsi="Wingdings" w:hint="default"/>
+        <w:sz w:val="20"/>
+      </w:rPr>
+    </w:lvl>
+    <w:lvl w:ilvl="5" w:tentative="1">
+      <w:start w:val="1"/>
+      <w:numFmt w:val="bullet"/>
+      <w:lvlText w:val=""/>
+      <w:lvlJc w:val="left"/>
+      <w:pPr>
+        <w:tabs>
+          <w:tab w:val="num" w:pos="4320"/>
+        </w:tabs>
+        <w:ind w:left="4320" w:hanging="360"/>
+      </w:pPr>
+      <w:rPr>
+        <w:rFonts w:ascii="Wingdings" w:hAnsi="Wingdings" w:hint="default"/>
+        <w:sz w:val="20"/>
+      </w:rPr>
+    </w:lvl>
+    <w:lvl w:ilvl="6" w:tentative="1">
+      <w:start w:val="1"/>
+      <w:numFmt w:val="bullet"/>
+      <w:lvlText w:val=""/>
+      <w:lvlJc w:val="left"/>
+      <w:pPr>
+        <w:tabs>
+          <w:tab w:val="num" w:pos="5040"/>
+        </w:tabs>
+        <w:ind w:left="5040" w:hanging="360"/>
+      </w:pPr>
+      <w:rPr>
+        <w:rFonts w:ascii="Wingdings" w:hAnsi="Wingdings" w:hint="default"/>
+        <w:sz w:val="20"/>
+      </w:rPr>
+    </w:lvl>
+    <w:lvl w:ilvl="7" w:tentative="1">
+      <w:start w:val="1"/>
+      <w:numFmt w:val="bullet"/>
+      <w:lvlText w:val=""/>
+      <w:lvlJc w:val="left"/>
+      <w:pPr>
+        <w:tabs>
+          <w:tab w:val="num" w:pos="5760"/>
+        </w:tabs>
+        <w:ind w:left="5760" w:hanging="360"/>
+      </w:pPr>
+      <w:rPr>
+        <w:rFonts w:ascii="Wingdings" w:hAnsi="Wingdings" w:hint="default"/>
+        <w:sz w:val="20"/>
+      </w:rPr>
+    </w:lvl>
+    <w:lvl w:ilvl="8" w:tentative="1">
+      <w:start w:val="1"/>
+      <w:numFmt w:val="bullet"/>
+      <w:lvlText w:val=""/>
+      <w:lvlJc w:val="left"/>
+      <w:pPr>
+        <w:tabs>
+          <w:tab w:val="num" w:pos="6480"/>
+        </w:tabs>
+        <w:ind w:left="6480" w:hanging="360"/>
+      </w:pPr>
+      <w:rPr>
+        <w:rFonts w:ascii="Wingdings" w:hAnsi="Wingdings" w:hint="default"/>
+        <w:sz w:val="20"/>
+      </w:rPr>
+    </w:lvl>
+  </w:abstractNum>
+  <w:abstractNum w:abstractNumId="5">
     <w:nsid w:val="05734773"/>
     <w:multiLevelType w:val="multilevel"/>
     <w:tmpl w:val="8F100622"/>
@@ -1733,7 +2341,120 @@
       </w:rPr>
     </w:lvl>
   </w:abstractNum>
-  <w:abstractNum w:abstractNumId="5" w15:restartNumberingAfterBreak="0">
+  <w:abstractNum w:abstractNumId="6">
+    <w:nsid w:val="09B04BE9"/>
+    <w:multiLevelType w:val="multilevel"/>
+    <w:tmpl w:val="0226B7A8"/>
+    <w:lvl w:ilvl="0">
+      <w:start w:val="15"/>
+      <w:numFmt w:val="decimal"/>
+      <w:lvlText w:val="%1."/>
+      <w:lvlJc w:val="left"/>
+      <w:pPr>
+        <w:tabs>
+          <w:tab w:val="num" w:pos="720"/>
+        </w:tabs>
+        <w:ind w:left="720" w:hanging="360"/>
+      </w:pPr>
+    </w:lvl>
+    <w:lvl w:ilvl="1" w:tentative="1">
+      <w:start w:val="1"/>
+      <w:numFmt w:val="decimal"/>
+      <w:lvlText w:val="%2."/>
+      <w:lvlJc w:val="left"/>
+      <w:pPr>
+        <w:tabs>
+          <w:tab w:val="num" w:pos="1440"/>
+        </w:tabs>
+        <w:ind w:left="1440" w:hanging="360"/>
+      </w:pPr>
+    </w:lvl>
+    <w:lvl w:ilvl="2" w:tentative="1">
+      <w:start w:val="1"/>
+      <w:numFmt w:val="decimal"/>
+      <w:lvlText w:val="%3."/>
+      <w:lvlJc w:val="left"/>
+      <w:pPr>
+        <w:tabs>
+          <w:tab w:val="num" w:pos="2160"/>
+        </w:tabs>
+        <w:ind w:left="2160" w:hanging="360"/>
+      </w:pPr>
+    </w:lvl>
+    <w:lvl w:ilvl="3" w:tentative="1">
+      <w:start w:val="1"/>
+      <w:numFmt w:val="decimal"/>
+      <w:lvlText w:val="%4."/>
+      <w:lvlJc w:val="left"/>
+      <w:pPr>
+        <w:tabs>
+          <w:tab w:val="num" w:pos="2880"/>
+        </w:tabs>
+        <w:ind w:left="2880" w:hanging="360"/>
+      </w:pPr>
+    </w:lvl>
+    <w:lvl w:ilvl="4" w:tentative="1">
+      <w:start w:val="1"/>
+      <w:numFmt w:val="decimal"/>
+      <w:lvlText w:val="%5."/>
+      <w:lvlJc w:val="left"/>
+      <w:pPr>
+        <w:tabs>
+          <w:tab w:val="num" w:pos="3600"/>
+        </w:tabs>
+        <w:ind w:left="3600" w:hanging="360"/>
+      </w:pPr>
+    </w:lvl>
+    <w:lvl w:ilvl="5" w:tentative="1">
+      <w:start w:val="1"/>
+      <w:numFmt w:val="decimal"/>
+      <w:lvlText w:val="%6."/>
+      <w:lvlJc w:val="left"/>
+      <w:pPr>
+        <w:tabs>
+          <w:tab w:val="num" w:pos="4320"/>
+        </w:tabs>
+        <w:ind w:left="4320" w:hanging="360"/>
+      </w:pPr>
+    </w:lvl>
+    <w:lvl w:ilvl="6" w:tentative="1">
+      <w:start w:val="1"/>
+      <w:numFmt w:val="decimal"/>
+      <w:lvlText w:val="%7."/>
+      <w:lvlJc w:val="left"/>
+      <w:pPr>
+        <w:tabs>
+          <w:tab w:val="num" w:pos="5040"/>
+        </w:tabs>
+        <w:ind w:left="5040" w:hanging="360"/>
+      </w:pPr>
+    </w:lvl>
+    <w:lvl w:ilvl="7" w:tentative="1">
+      <w:start w:val="1"/>
+      <w:numFmt w:val="decimal"/>
+      <w:lvlText w:val="%8."/>
+      <w:lvlJc w:val="left"/>
+      <w:pPr>
+        <w:tabs>
+          <w:tab w:val="num" w:pos="5760"/>
+        </w:tabs>
+        <w:ind w:left="5760" w:hanging="360"/>
+      </w:pPr>
+    </w:lvl>
+    <w:lvl w:ilvl="8" w:tentative="1">
+      <w:start w:val="1"/>
+      <w:numFmt w:val="decimal"/>
+      <w:lvlText w:val="%9."/>
+      <w:lvlJc w:val="left"/>
+      <w:pPr>
+        <w:tabs>
+          <w:tab w:val="num" w:pos="6480"/>
+        </w:tabs>
+        <w:ind w:left="6480" w:hanging="360"/>
+      </w:pPr>
+    </w:lvl>
+  </w:abstractNum>
+  <w:abstractNum w:abstractNumId="7">
     <w:nsid w:val="0CFE1705"/>
     <w:multiLevelType w:val="multilevel"/>
     <w:tmpl w:val="9F1ED0D0"/>
@@ -1882,7 +2603,233 @@
       </w:rPr>
     </w:lvl>
   </w:abstractNum>
-  <w:abstractNum w:abstractNumId="6" w15:restartNumberingAfterBreak="0">
+  <w:abstractNum w:abstractNumId="8">
+    <w:nsid w:val="11BB65A4"/>
+    <w:multiLevelType w:val="multilevel"/>
+    <w:tmpl w:val="0B44B476"/>
+    <w:lvl w:ilvl="0">
+      <w:start w:val="12"/>
+      <w:numFmt w:val="decimal"/>
+      <w:lvlText w:val="%1."/>
+      <w:lvlJc w:val="left"/>
+      <w:pPr>
+        <w:tabs>
+          <w:tab w:val="num" w:pos="720"/>
+        </w:tabs>
+        <w:ind w:left="720" w:hanging="360"/>
+      </w:pPr>
+    </w:lvl>
+    <w:lvl w:ilvl="1" w:tentative="1">
+      <w:start w:val="1"/>
+      <w:numFmt w:val="decimal"/>
+      <w:lvlText w:val="%2."/>
+      <w:lvlJc w:val="left"/>
+      <w:pPr>
+        <w:tabs>
+          <w:tab w:val="num" w:pos="1440"/>
+        </w:tabs>
+        <w:ind w:left="1440" w:hanging="360"/>
+      </w:pPr>
+    </w:lvl>
+    <w:lvl w:ilvl="2" w:tentative="1">
+      <w:start w:val="1"/>
+      <w:numFmt w:val="decimal"/>
+      <w:lvlText w:val="%3."/>
+      <w:lvlJc w:val="left"/>
+      <w:pPr>
+        <w:tabs>
+          <w:tab w:val="num" w:pos="2160"/>
+        </w:tabs>
+        <w:ind w:left="2160" w:hanging="360"/>
+      </w:pPr>
+    </w:lvl>
+    <w:lvl w:ilvl="3" w:tentative="1">
+      <w:start w:val="1"/>
+      <w:numFmt w:val="decimal"/>
+      <w:lvlText w:val="%4."/>
+      <w:lvlJc w:val="left"/>
+      <w:pPr>
+        <w:tabs>
+          <w:tab w:val="num" w:pos="2880"/>
+        </w:tabs>
+        <w:ind w:left="2880" w:hanging="360"/>
+      </w:pPr>
+    </w:lvl>
+    <w:lvl w:ilvl="4" w:tentative="1">
+      <w:start w:val="1"/>
+      <w:numFmt w:val="decimal"/>
+      <w:lvlText w:val="%5."/>
+      <w:lvlJc w:val="left"/>
+      <w:pPr>
+        <w:tabs>
+          <w:tab w:val="num" w:pos="3600"/>
+        </w:tabs>
+        <w:ind w:left="3600" w:hanging="360"/>
+      </w:pPr>
+    </w:lvl>
+    <w:lvl w:ilvl="5" w:tentative="1">
+      <w:start w:val="1"/>
+      <w:numFmt w:val="decimal"/>
+      <w:lvlText w:val="%6."/>
+      <w:lvlJc w:val="left"/>
+      <w:pPr>
+        <w:tabs>
+          <w:tab w:val="num" w:pos="4320"/>
+        </w:tabs>
+        <w:ind w:left="4320" w:hanging="360"/>
+      </w:pPr>
+    </w:lvl>
+    <w:lvl w:ilvl="6" w:tentative="1">
+      <w:start w:val="1"/>
+      <w:numFmt w:val="decimal"/>
+      <w:lvlText w:val="%7."/>
+      <w:lvlJc w:val="left"/>
+      <w:pPr>
+        <w:tabs>
+          <w:tab w:val="num" w:pos="5040"/>
+        </w:tabs>
+        <w:ind w:left="5040" w:hanging="360"/>
+      </w:pPr>
+    </w:lvl>
+    <w:lvl w:ilvl="7" w:tentative="1">
+      <w:start w:val="1"/>
+      <w:numFmt w:val="decimal"/>
+      <w:lvlText w:val="%8."/>
+      <w:lvlJc w:val="left"/>
+      <w:pPr>
+        <w:tabs>
+          <w:tab w:val="num" w:pos="5760"/>
+        </w:tabs>
+        <w:ind w:left="5760" w:hanging="360"/>
+      </w:pPr>
+    </w:lvl>
+    <w:lvl w:ilvl="8" w:tentative="1">
+      <w:start w:val="1"/>
+      <w:numFmt w:val="decimal"/>
+      <w:lvlText w:val="%9."/>
+      <w:lvlJc w:val="left"/>
+      <w:pPr>
+        <w:tabs>
+          <w:tab w:val="num" w:pos="6480"/>
+        </w:tabs>
+        <w:ind w:left="6480" w:hanging="360"/>
+      </w:pPr>
+    </w:lvl>
+  </w:abstractNum>
+  <w:abstractNum w:abstractNumId="9">
+    <w:nsid w:val="12700382"/>
+    <w:multiLevelType w:val="multilevel"/>
+    <w:tmpl w:val="6096DDB4"/>
+    <w:lvl w:ilvl="0">
+      <w:start w:val="14"/>
+      <w:numFmt w:val="decimal"/>
+      <w:lvlText w:val="%1."/>
+      <w:lvlJc w:val="left"/>
+      <w:pPr>
+        <w:tabs>
+          <w:tab w:val="num" w:pos="720"/>
+        </w:tabs>
+        <w:ind w:left="720" w:hanging="360"/>
+      </w:pPr>
+    </w:lvl>
+    <w:lvl w:ilvl="1" w:tentative="1">
+      <w:start w:val="1"/>
+      <w:numFmt w:val="decimal"/>
+      <w:lvlText w:val="%2."/>
+      <w:lvlJc w:val="left"/>
+      <w:pPr>
+        <w:tabs>
+          <w:tab w:val="num" w:pos="1440"/>
+        </w:tabs>
+        <w:ind w:left="1440" w:hanging="360"/>
+      </w:pPr>
+    </w:lvl>
+    <w:lvl w:ilvl="2" w:tentative="1">
+      <w:start w:val="1"/>
+      <w:numFmt w:val="decimal"/>
+      <w:lvlText w:val="%3."/>
+      <w:lvlJc w:val="left"/>
+      <w:pPr>
+        <w:tabs>
+          <w:tab w:val="num" w:pos="2160"/>
+        </w:tabs>
+        <w:ind w:left="2160" w:hanging="360"/>
+      </w:pPr>
+    </w:lvl>
+    <w:lvl w:ilvl="3" w:tentative="1">
+      <w:start w:val="1"/>
+      <w:numFmt w:val="decimal"/>
+      <w:lvlText w:val="%4."/>
+      <w:lvlJc w:val="left"/>
+      <w:pPr>
+        <w:tabs>
+          <w:tab w:val="num" w:pos="2880"/>
+        </w:tabs>
+        <w:ind w:left="2880" w:hanging="360"/>
+      </w:pPr>
+    </w:lvl>
+    <w:lvl w:ilvl="4" w:tentative="1">
+      <w:start w:val="1"/>
+      <w:numFmt w:val="decimal"/>
+      <w:lvlText w:val="%5."/>
+      <w:lvlJc w:val="left"/>
+      <w:pPr>
+        <w:tabs>
+          <w:tab w:val="num" w:pos="3600"/>
+        </w:tabs>
+        <w:ind w:left="3600" w:hanging="360"/>
+      </w:pPr>
+    </w:lvl>
+    <w:lvl w:ilvl="5" w:tentative="1">
+      <w:start w:val="1"/>
+      <w:numFmt w:val="decimal"/>
+      <w:lvlText w:val="%6."/>
+      <w:lvlJc w:val="left"/>
+      <w:pPr>
+        <w:tabs>
+          <w:tab w:val="num" w:pos="4320"/>
+        </w:tabs>
+        <w:ind w:left="4320" w:hanging="360"/>
+      </w:pPr>
+    </w:lvl>
+    <w:lvl w:ilvl="6" w:tentative="1">
+      <w:start w:val="1"/>
+      <w:numFmt w:val="decimal"/>
+      <w:lvlText w:val="%7."/>
+      <w:lvlJc w:val="left"/>
+      <w:pPr>
+        <w:tabs>
+          <w:tab w:val="num" w:pos="5040"/>
+        </w:tabs>
+        <w:ind w:left="5040" w:hanging="360"/>
+      </w:pPr>
+    </w:lvl>
+    <w:lvl w:ilvl="7" w:tentative="1">
+      <w:start w:val="1"/>
+      <w:numFmt w:val="decimal"/>
+      <w:lvlText w:val="%8."/>
+      <w:lvlJc w:val="left"/>
+      <w:pPr>
+        <w:tabs>
+          <w:tab w:val="num" w:pos="5760"/>
+        </w:tabs>
+        <w:ind w:left="5760" w:hanging="360"/>
+      </w:pPr>
+    </w:lvl>
+    <w:lvl w:ilvl="8" w:tentative="1">
+      <w:start w:val="1"/>
+      <w:numFmt w:val="decimal"/>
+      <w:lvlText w:val="%9."/>
+      <w:lvlJc w:val="left"/>
+      <w:pPr>
+        <w:tabs>
+          <w:tab w:val="num" w:pos="6480"/>
+        </w:tabs>
+        <w:ind w:left="6480" w:hanging="360"/>
+      </w:pPr>
+    </w:lvl>
+  </w:abstractNum>
+  <w:abstractNum w:abstractNumId="10">
     <w:nsid w:val="134E3B4B"/>
     <w:multiLevelType w:val="hybridMultilevel"/>
     <w:tmpl w:val="B36A5A50"/>
@@ -1995,7 +2942,120 @@
       </w:rPr>
     </w:lvl>
   </w:abstractNum>
-  <w:abstractNum w:abstractNumId="7" w15:restartNumberingAfterBreak="0">
+  <w:abstractNum w:abstractNumId="11">
+    <w:nsid w:val="1917362B"/>
+    <w:multiLevelType w:val="multilevel"/>
+    <w:tmpl w:val="7F5E9DD4"/>
+    <w:lvl w:ilvl="0">
+      <w:start w:val="13"/>
+      <w:numFmt w:val="decimal"/>
+      <w:lvlText w:val="%1."/>
+      <w:lvlJc w:val="left"/>
+      <w:pPr>
+        <w:tabs>
+          <w:tab w:val="num" w:pos="720"/>
+        </w:tabs>
+        <w:ind w:left="720" w:hanging="360"/>
+      </w:pPr>
+    </w:lvl>
+    <w:lvl w:ilvl="1" w:tentative="1">
+      <w:start w:val="1"/>
+      <w:numFmt w:val="decimal"/>
+      <w:lvlText w:val="%2."/>
+      <w:lvlJc w:val="left"/>
+      <w:pPr>
+        <w:tabs>
+          <w:tab w:val="num" w:pos="1440"/>
+        </w:tabs>
+        <w:ind w:left="1440" w:hanging="360"/>
+      </w:pPr>
+    </w:lvl>
+    <w:lvl w:ilvl="2" w:tentative="1">
+      <w:start w:val="1"/>
+      <w:numFmt w:val="decimal"/>
+      <w:lvlText w:val="%3."/>
+      <w:lvlJc w:val="left"/>
+      <w:pPr>
+        <w:tabs>
+          <w:tab w:val="num" w:pos="2160"/>
+        </w:tabs>
+        <w:ind w:left="2160" w:hanging="360"/>
+      </w:pPr>
+    </w:lvl>
+    <w:lvl w:ilvl="3" w:tentative="1">
+      <w:start w:val="1"/>
+      <w:numFmt w:val="decimal"/>
+      <w:lvlText w:val="%4."/>
+      <w:lvlJc w:val="left"/>
+      <w:pPr>
+        <w:tabs>
+          <w:tab w:val="num" w:pos="2880"/>
+        </w:tabs>
+        <w:ind w:left="2880" w:hanging="360"/>
+      </w:pPr>
+    </w:lvl>
+    <w:lvl w:ilvl="4" w:tentative="1">
+      <w:start w:val="1"/>
+      <w:numFmt w:val="decimal"/>
+      <w:lvlText w:val="%5."/>
+      <w:lvlJc w:val="left"/>
+      <w:pPr>
+        <w:tabs>
+          <w:tab w:val="num" w:pos="3600"/>
+        </w:tabs>
+        <w:ind w:left="3600" w:hanging="360"/>
+      </w:pPr>
+    </w:lvl>
+    <w:lvl w:ilvl="5" w:tentative="1">
+      <w:start w:val="1"/>
+      <w:numFmt w:val="decimal"/>
+      <w:lvlText w:val="%6."/>
+      <w:lvlJc w:val="left"/>
+      <w:pPr>
+        <w:tabs>
+          <w:tab w:val="num" w:pos="4320"/>
+        </w:tabs>
+        <w:ind w:left="4320" w:hanging="360"/>
+      </w:pPr>
+    </w:lvl>
+    <w:lvl w:ilvl="6" w:tentative="1">
+      <w:start w:val="1"/>
+      <w:numFmt w:val="decimal"/>
+      <w:lvlText w:val="%7."/>
+      <w:lvlJc w:val="left"/>
+      <w:pPr>
+        <w:tabs>
+          <w:tab w:val="num" w:pos="5040"/>
+        </w:tabs>
+        <w:ind w:left="5040" w:hanging="360"/>
+      </w:pPr>
+    </w:lvl>
+    <w:lvl w:ilvl="7" w:tentative="1">
+      <w:start w:val="1"/>
+      <w:numFmt w:val="decimal"/>
+      <w:lvlText w:val="%8."/>
+      <w:lvlJc w:val="left"/>
+      <w:pPr>
+        <w:tabs>
+          <w:tab w:val="num" w:pos="5760"/>
+        </w:tabs>
+        <w:ind w:left="5760" w:hanging="360"/>
+      </w:pPr>
+    </w:lvl>
+    <w:lvl w:ilvl="8" w:tentative="1">
+      <w:start w:val="1"/>
+      <w:numFmt w:val="decimal"/>
+      <w:lvlText w:val="%9."/>
+      <w:lvlJc w:val="left"/>
+      <w:pPr>
+        <w:tabs>
+          <w:tab w:val="num" w:pos="6480"/>
+        </w:tabs>
+        <w:ind w:left="6480" w:hanging="360"/>
+      </w:pPr>
+    </w:lvl>
+  </w:abstractNum>
+  <w:abstractNum w:abstractNumId="12">
     <w:nsid w:val="1EB96175"/>
     <w:multiLevelType w:val="hybridMultilevel"/>
     <w:tmpl w:val="2646D5D8"/>
@@ -2108,7 +3168,684 @@
       </w:rPr>
     </w:lvl>
   </w:abstractNum>
-  <w:abstractNum w:abstractNumId="8" w15:restartNumberingAfterBreak="0">
+  <w:abstractNum w:abstractNumId="13">
+    <w:nsid w:val="212D6302"/>
+    <w:multiLevelType w:val="multilevel"/>
+    <w:tmpl w:val="01F8FB66"/>
+    <w:lvl w:ilvl="0">
+      <w:start w:val="1"/>
+      <w:numFmt w:val="bullet"/>
+      <w:lvlText w:val=""/>
+      <w:lvlJc w:val="left"/>
+      <w:pPr>
+        <w:tabs>
+          <w:tab w:val="num" w:pos="720"/>
+        </w:tabs>
+        <w:ind w:left="720" w:hanging="360"/>
+      </w:pPr>
+      <w:rPr>
+        <w:rFonts w:ascii="Symbol" w:hAnsi="Symbol" w:hint="default"/>
+        <w:sz w:val="20"/>
+      </w:rPr>
+    </w:lvl>
+    <w:lvl w:ilvl="1" w:tentative="1">
+      <w:start w:val="1"/>
+      <w:numFmt w:val="bullet"/>
+      <w:lvlText w:val="o"/>
+      <w:lvlJc w:val="left"/>
+      <w:pPr>
+        <w:tabs>
+          <w:tab w:val="num" w:pos="1440"/>
+        </w:tabs>
+        <w:ind w:left="1440" w:hanging="360"/>
+      </w:pPr>
+      <w:rPr>
+        <w:rFonts w:ascii="Courier New" w:hAnsi="Courier New" w:hint="default"/>
+        <w:sz w:val="20"/>
+      </w:rPr>
+    </w:lvl>
+    <w:lvl w:ilvl="2" w:tentative="1">
+      <w:start w:val="1"/>
+      <w:numFmt w:val="bullet"/>
+      <w:lvlText w:val=""/>
+      <w:lvlJc w:val="left"/>
+      <w:pPr>
+        <w:tabs>
+          <w:tab w:val="num" w:pos="2160"/>
+        </w:tabs>
+        <w:ind w:left="2160" w:hanging="360"/>
+      </w:pPr>
+      <w:rPr>
+        <w:rFonts w:ascii="Wingdings" w:hAnsi="Wingdings" w:hint="default"/>
+        <w:sz w:val="20"/>
+      </w:rPr>
+    </w:lvl>
+    <w:lvl w:ilvl="3" w:tentative="1">
+      <w:start w:val="1"/>
+      <w:numFmt w:val="bullet"/>
+      <w:lvlText w:val=""/>
+      <w:lvlJc w:val="left"/>
+      <w:pPr>
+        <w:tabs>
+          <w:tab w:val="num" w:pos="2880"/>
+        </w:tabs>
+        <w:ind w:left="2880" w:hanging="360"/>
+      </w:pPr>
+      <w:rPr>
+        <w:rFonts w:ascii="Wingdings" w:hAnsi="Wingdings" w:hint="default"/>
+        <w:sz w:val="20"/>
+      </w:rPr>
+    </w:lvl>
+    <w:lvl w:ilvl="4" w:tentative="1">
+      <w:start w:val="1"/>
+      <w:numFmt w:val="bullet"/>
+      <w:lvlText w:val=""/>
+      <w:lvlJc w:val="left"/>
+      <w:pPr>
+        <w:tabs>
+          <w:tab w:val="num" w:pos="3600"/>
+        </w:tabs>
+        <w:ind w:left="3600" w:hanging="360"/>
+      </w:pPr>
+      <w:rPr>
+        <w:rFonts w:ascii="Wingdings" w:hAnsi="Wingdings" w:hint="default"/>
+        <w:sz w:val="20"/>
+      </w:rPr>
+    </w:lvl>
+    <w:lvl w:ilvl="5" w:tentative="1">
+      <w:start w:val="1"/>
+      <w:numFmt w:val="bullet"/>
+      <w:lvlText w:val=""/>
+      <w:lvlJc w:val="left"/>
+      <w:pPr>
+        <w:tabs>
+          <w:tab w:val="num" w:pos="4320"/>
+        </w:tabs>
+        <w:ind w:left="4320" w:hanging="360"/>
+      </w:pPr>
+      <w:rPr>
+        <w:rFonts w:ascii="Wingdings" w:hAnsi="Wingdings" w:hint="default"/>
+        <w:sz w:val="20"/>
+      </w:rPr>
+    </w:lvl>
+    <w:lvl w:ilvl="6" w:tentative="1">
+      <w:start w:val="1"/>
+      <w:numFmt w:val="bullet"/>
+      <w:lvlText w:val=""/>
+      <w:lvlJc w:val="left"/>
+      <w:pPr>
+        <w:tabs>
+          <w:tab w:val="num" w:pos="5040"/>
+        </w:tabs>
+        <w:ind w:left="5040" w:hanging="360"/>
+      </w:pPr>
+      <w:rPr>
+        <w:rFonts w:ascii="Wingdings" w:hAnsi="Wingdings" w:hint="default"/>
+        <w:sz w:val="20"/>
+      </w:rPr>
+    </w:lvl>
+    <w:lvl w:ilvl="7" w:tentative="1">
+      <w:start w:val="1"/>
+      <w:numFmt w:val="bullet"/>
+      <w:lvlText w:val=""/>
+      <w:lvlJc w:val="left"/>
+      <w:pPr>
+        <w:tabs>
+          <w:tab w:val="num" w:pos="5760"/>
+        </w:tabs>
+        <w:ind w:left="5760" w:hanging="360"/>
+      </w:pPr>
+      <w:rPr>
+        <w:rFonts w:ascii="Wingdings" w:hAnsi="Wingdings" w:hint="default"/>
+        <w:sz w:val="20"/>
+      </w:rPr>
+    </w:lvl>
+    <w:lvl w:ilvl="8" w:tentative="1">
+      <w:start w:val="1"/>
+      <w:numFmt w:val="bullet"/>
+      <w:lvlText w:val=""/>
+      <w:lvlJc w:val="left"/>
+      <w:pPr>
+        <w:tabs>
+          <w:tab w:val="num" w:pos="6480"/>
+        </w:tabs>
+        <w:ind w:left="6480" w:hanging="360"/>
+      </w:pPr>
+      <w:rPr>
+        <w:rFonts w:ascii="Wingdings" w:hAnsi="Wingdings" w:hint="default"/>
+        <w:sz w:val="20"/>
+      </w:rPr>
+    </w:lvl>
+  </w:abstractNum>
+  <w:abstractNum w:abstractNumId="14">
+    <w:nsid w:val="2C1607E1"/>
+    <w:multiLevelType w:val="multilevel"/>
+    <w:tmpl w:val="C742A574"/>
+    <w:lvl w:ilvl="0">
+      <w:start w:val="1"/>
+      <w:numFmt w:val="decimal"/>
+      <w:lvlText w:val="%1."/>
+      <w:lvlJc w:val="left"/>
+      <w:pPr>
+        <w:tabs>
+          <w:tab w:val="num" w:pos="720"/>
+        </w:tabs>
+        <w:ind w:left="720" w:hanging="360"/>
+      </w:pPr>
+    </w:lvl>
+    <w:lvl w:ilvl="1">
+      <w:start w:val="1"/>
+      <w:numFmt w:val="bullet"/>
+      <w:lvlText w:val="o"/>
+      <w:lvlJc w:val="left"/>
+      <w:pPr>
+        <w:tabs>
+          <w:tab w:val="num" w:pos="1440"/>
+        </w:tabs>
+        <w:ind w:left="1440" w:hanging="360"/>
+      </w:pPr>
+      <w:rPr>
+        <w:rFonts w:ascii="Courier New" w:hAnsi="Courier New" w:hint="default"/>
+        <w:sz w:val="20"/>
+      </w:rPr>
+    </w:lvl>
+    <w:lvl w:ilvl="2" w:tentative="1">
+      <w:start w:val="1"/>
+      <w:numFmt w:val="decimal"/>
+      <w:lvlText w:val="%3."/>
+      <w:lvlJc w:val="left"/>
+      <w:pPr>
+        <w:tabs>
+          <w:tab w:val="num" w:pos="2160"/>
+        </w:tabs>
+        <w:ind w:left="2160" w:hanging="360"/>
+      </w:pPr>
+    </w:lvl>
+    <w:lvl w:ilvl="3" w:tentative="1">
+      <w:start w:val="1"/>
+      <w:numFmt w:val="decimal"/>
+      <w:lvlText w:val="%4."/>
+      <w:lvlJc w:val="left"/>
+      <w:pPr>
+        <w:tabs>
+          <w:tab w:val="num" w:pos="2880"/>
+        </w:tabs>
+        <w:ind w:left="2880" w:hanging="360"/>
+      </w:pPr>
+    </w:lvl>
+    <w:lvl w:ilvl="4" w:tentative="1">
+      <w:start w:val="1"/>
+      <w:numFmt w:val="decimal"/>
+      <w:lvlText w:val="%5."/>
+      <w:lvlJc w:val="left"/>
+      <w:pPr>
+        <w:tabs>
+          <w:tab w:val="num" w:pos="3600"/>
+        </w:tabs>
+        <w:ind w:left="3600" w:hanging="360"/>
+      </w:pPr>
+    </w:lvl>
+    <w:lvl w:ilvl="5" w:tentative="1">
+      <w:start w:val="1"/>
+      <w:numFmt w:val="decimal"/>
+      <w:lvlText w:val="%6."/>
+      <w:lvlJc w:val="left"/>
+      <w:pPr>
+        <w:tabs>
+          <w:tab w:val="num" w:pos="4320"/>
+        </w:tabs>
+        <w:ind w:left="4320" w:hanging="360"/>
+      </w:pPr>
+    </w:lvl>
+    <w:lvl w:ilvl="6" w:tentative="1">
+      <w:start w:val="1"/>
+      <w:numFmt w:val="decimal"/>
+      <w:lvlText w:val="%7."/>
+      <w:lvlJc w:val="left"/>
+      <w:pPr>
+        <w:tabs>
+          <w:tab w:val="num" w:pos="5040"/>
+        </w:tabs>
+        <w:ind w:left="5040" w:hanging="360"/>
+      </w:pPr>
+    </w:lvl>
+    <w:lvl w:ilvl="7" w:tentative="1">
+      <w:start w:val="1"/>
+      <w:numFmt w:val="decimal"/>
+      <w:lvlText w:val="%8."/>
+      <w:lvlJc w:val="left"/>
+      <w:pPr>
+        <w:tabs>
+          <w:tab w:val="num" w:pos="5760"/>
+        </w:tabs>
+        <w:ind w:left="5760" w:hanging="360"/>
+      </w:pPr>
+    </w:lvl>
+    <w:lvl w:ilvl="8" w:tentative="1">
+      <w:start w:val="1"/>
+      <w:numFmt w:val="decimal"/>
+      <w:lvlText w:val="%9."/>
+      <w:lvlJc w:val="left"/>
+      <w:pPr>
+        <w:tabs>
+          <w:tab w:val="num" w:pos="6480"/>
+        </w:tabs>
+        <w:ind w:left="6480" w:hanging="360"/>
+      </w:pPr>
+    </w:lvl>
+  </w:abstractNum>
+  <w:abstractNum w:abstractNumId="15">
+    <w:nsid w:val="2EE40CF6"/>
+    <w:multiLevelType w:val="multilevel"/>
+    <w:tmpl w:val="EA28C5C4"/>
+    <w:lvl w:ilvl="0">
+      <w:start w:val="1"/>
+      <w:numFmt w:val="bullet"/>
+      <w:lvlText w:val=""/>
+      <w:lvlJc w:val="left"/>
+      <w:pPr>
+        <w:tabs>
+          <w:tab w:val="num" w:pos="720"/>
+        </w:tabs>
+        <w:ind w:left="720" w:hanging="360"/>
+      </w:pPr>
+      <w:rPr>
+        <w:rFonts w:ascii="Symbol" w:hAnsi="Symbol" w:hint="default"/>
+        <w:sz w:val="20"/>
+      </w:rPr>
+    </w:lvl>
+    <w:lvl w:ilvl="1" w:tentative="1">
+      <w:start w:val="1"/>
+      <w:numFmt w:val="bullet"/>
+      <w:lvlText w:val="o"/>
+      <w:lvlJc w:val="left"/>
+      <w:pPr>
+        <w:tabs>
+          <w:tab w:val="num" w:pos="1440"/>
+        </w:tabs>
+        <w:ind w:left="1440" w:hanging="360"/>
+      </w:pPr>
+      <w:rPr>
+        <w:rFonts w:ascii="Courier New" w:hAnsi="Courier New" w:hint="default"/>
+        <w:sz w:val="20"/>
+      </w:rPr>
+    </w:lvl>
+    <w:lvl w:ilvl="2" w:tentative="1">
+      <w:start w:val="1"/>
+      <w:numFmt w:val="bullet"/>
+      <w:lvlText w:val=""/>
+      <w:lvlJc w:val="left"/>
+      <w:pPr>
+        <w:tabs>
+          <w:tab w:val="num" w:pos="2160"/>
+        </w:tabs>
+        <w:ind w:left="2160" w:hanging="360"/>
+      </w:pPr>
+      <w:rPr>
+        <w:rFonts w:ascii="Wingdings" w:hAnsi="Wingdings" w:hint="default"/>
+        <w:sz w:val="20"/>
+      </w:rPr>
+    </w:lvl>
+    <w:lvl w:ilvl="3" w:tentative="1">
+      <w:start w:val="1"/>
+      <w:numFmt w:val="bullet"/>
+      <w:lvlText w:val=""/>
+      <w:lvlJc w:val="left"/>
+      <w:pPr>
+        <w:tabs>
+          <w:tab w:val="num" w:pos="2880"/>
+        </w:tabs>
+        <w:ind w:left="2880" w:hanging="360"/>
+      </w:pPr>
+      <w:rPr>
+        <w:rFonts w:ascii="Wingdings" w:hAnsi="Wingdings" w:hint="default"/>
+        <w:sz w:val="20"/>
+      </w:rPr>
+    </w:lvl>
+    <w:lvl w:ilvl="4" w:tentative="1">
+      <w:start w:val="1"/>
+      <w:numFmt w:val="bullet"/>
+      <w:lvlText w:val=""/>
+      <w:lvlJc w:val="left"/>
+      <w:pPr>
+        <w:tabs>
+          <w:tab w:val="num" w:pos="3600"/>
+        </w:tabs>
+        <w:ind w:left="3600" w:hanging="360"/>
+      </w:pPr>
+      <w:rPr>
+        <w:rFonts w:ascii="Wingdings" w:hAnsi="Wingdings" w:hint="default"/>
+        <w:sz w:val="20"/>
+      </w:rPr>
+    </w:lvl>
+    <w:lvl w:ilvl="5" w:tentative="1">
+      <w:start w:val="1"/>
+      <w:numFmt w:val="bullet"/>
+      <w:lvlText w:val=""/>
+      <w:lvlJc w:val="left"/>
+      <w:pPr>
+        <w:tabs>
+          <w:tab w:val="num" w:pos="4320"/>
+        </w:tabs>
+        <w:ind w:left="4320" w:hanging="360"/>
+      </w:pPr>
+      <w:rPr>
+        <w:rFonts w:ascii="Wingdings" w:hAnsi="Wingdings" w:hint="default"/>
+        <w:sz w:val="20"/>
+      </w:rPr>
+    </w:lvl>
+    <w:lvl w:ilvl="6" w:tentative="1">
+      <w:start w:val="1"/>
+      <w:numFmt w:val="bullet"/>
+      <w:lvlText w:val=""/>
+      <w:lvlJc w:val="left"/>
+      <w:pPr>
+        <w:tabs>
+          <w:tab w:val="num" w:pos="5040"/>
+        </w:tabs>
+        <w:ind w:left="5040" w:hanging="360"/>
+      </w:pPr>
+      <w:rPr>
+        <w:rFonts w:ascii="Wingdings" w:hAnsi="Wingdings" w:hint="default"/>
+        <w:sz w:val="20"/>
+      </w:rPr>
+    </w:lvl>
+    <w:lvl w:ilvl="7" w:tentative="1">
+      <w:start w:val="1"/>
+      <w:numFmt w:val="bullet"/>
+      <w:lvlText w:val=""/>
+      <w:lvlJc w:val="left"/>
+      <w:pPr>
+        <w:tabs>
+          <w:tab w:val="num" w:pos="5760"/>
+        </w:tabs>
+        <w:ind w:left="5760" w:hanging="360"/>
+      </w:pPr>
+      <w:rPr>
+        <w:rFonts w:ascii="Wingdings" w:hAnsi="Wingdings" w:hint="default"/>
+        <w:sz w:val="20"/>
+      </w:rPr>
+    </w:lvl>
+    <w:lvl w:ilvl="8" w:tentative="1">
+      <w:start w:val="1"/>
+      <w:numFmt w:val="bullet"/>
+      <w:lvlText w:val=""/>
+      <w:lvlJc w:val="left"/>
+      <w:pPr>
+        <w:tabs>
+          <w:tab w:val="num" w:pos="6480"/>
+        </w:tabs>
+        <w:ind w:left="6480" w:hanging="360"/>
+      </w:pPr>
+      <w:rPr>
+        <w:rFonts w:ascii="Wingdings" w:hAnsi="Wingdings" w:hint="default"/>
+        <w:sz w:val="20"/>
+      </w:rPr>
+    </w:lvl>
+  </w:abstractNum>
+  <w:abstractNum w:abstractNumId="16">
+    <w:nsid w:val="30A978C5"/>
+    <w:multiLevelType w:val="multilevel"/>
+    <w:tmpl w:val="E62EFF16"/>
+    <w:lvl w:ilvl="0">
+      <w:start w:val="11"/>
+      <w:numFmt w:val="decimal"/>
+      <w:lvlText w:val="%1."/>
+      <w:lvlJc w:val="left"/>
+      <w:pPr>
+        <w:tabs>
+          <w:tab w:val="num" w:pos="720"/>
+        </w:tabs>
+        <w:ind w:left="720" w:hanging="360"/>
+      </w:pPr>
+    </w:lvl>
+    <w:lvl w:ilvl="1" w:tentative="1">
+      <w:start w:val="1"/>
+      <w:numFmt w:val="decimal"/>
+      <w:lvlText w:val="%2."/>
+      <w:lvlJc w:val="left"/>
+      <w:pPr>
+        <w:tabs>
+          <w:tab w:val="num" w:pos="1440"/>
+        </w:tabs>
+        <w:ind w:left="1440" w:hanging="360"/>
+      </w:pPr>
+    </w:lvl>
+    <w:lvl w:ilvl="2" w:tentative="1">
+      <w:start w:val="1"/>
+      <w:numFmt w:val="decimal"/>
+      <w:lvlText w:val="%3."/>
+      <w:lvlJc w:val="left"/>
+      <w:pPr>
+        <w:tabs>
+          <w:tab w:val="num" w:pos="2160"/>
+        </w:tabs>
+        <w:ind w:left="2160" w:hanging="360"/>
+      </w:pPr>
+    </w:lvl>
+    <w:lvl w:ilvl="3" w:tentative="1">
+      <w:start w:val="1"/>
+      <w:numFmt w:val="decimal"/>
+      <w:lvlText w:val="%4."/>
+      <w:lvlJc w:val="left"/>
+      <w:pPr>
+        <w:tabs>
+          <w:tab w:val="num" w:pos="2880"/>
+        </w:tabs>
+        <w:ind w:left="2880" w:hanging="360"/>
+      </w:pPr>
+    </w:lvl>
+    <w:lvl w:ilvl="4" w:tentative="1">
+      <w:start w:val="1"/>
+      <w:numFmt w:val="decimal"/>
+      <w:lvlText w:val="%5."/>
+      <w:lvlJc w:val="left"/>
+      <w:pPr>
+        <w:tabs>
+          <w:tab w:val="num" w:pos="3600"/>
+        </w:tabs>
+        <w:ind w:left="3600" w:hanging="360"/>
+      </w:pPr>
+    </w:lvl>
+    <w:lvl w:ilvl="5" w:tentative="1">
+      <w:start w:val="1"/>
+      <w:numFmt w:val="decimal"/>
+      <w:lvlText w:val="%6."/>
+      <w:lvlJc w:val="left"/>
+      <w:pPr>
+        <w:tabs>
+          <w:tab w:val="num" w:pos="4320"/>
+        </w:tabs>
+        <w:ind w:left="4320" w:hanging="360"/>
+      </w:pPr>
+    </w:lvl>
+    <w:lvl w:ilvl="6" w:tentative="1">
+      <w:start w:val="1"/>
+      <w:numFmt w:val="decimal"/>
+      <w:lvlText w:val="%7."/>
+      <w:lvlJc w:val="left"/>
+      <w:pPr>
+        <w:tabs>
+          <w:tab w:val="num" w:pos="5040"/>
+        </w:tabs>
+        <w:ind w:left="5040" w:hanging="360"/>
+      </w:pPr>
+    </w:lvl>
+    <w:lvl w:ilvl="7" w:tentative="1">
+      <w:start w:val="1"/>
+      <w:numFmt w:val="decimal"/>
+      <w:lvlText w:val="%8."/>
+      <w:lvlJc w:val="left"/>
+      <w:pPr>
+        <w:tabs>
+          <w:tab w:val="num" w:pos="5760"/>
+        </w:tabs>
+        <w:ind w:left="5760" w:hanging="360"/>
+      </w:pPr>
+    </w:lvl>
+    <w:lvl w:ilvl="8" w:tentative="1">
+      <w:start w:val="1"/>
+      <w:numFmt w:val="decimal"/>
+      <w:lvlText w:val="%9."/>
+      <w:lvlJc w:val="left"/>
+      <w:pPr>
+        <w:tabs>
+          <w:tab w:val="num" w:pos="6480"/>
+        </w:tabs>
+        <w:ind w:left="6480" w:hanging="360"/>
+      </w:pPr>
+    </w:lvl>
+  </w:abstractNum>
+  <w:abstractNum w:abstractNumId="17">
+    <w:nsid w:val="38D876DF"/>
+    <w:multiLevelType w:val="multilevel"/>
+    <w:tmpl w:val="16BA1D72"/>
+    <w:lvl w:ilvl="0">
+      <w:start w:val="1"/>
+      <w:numFmt w:val="bullet"/>
+      <w:lvlText w:val=""/>
+      <w:lvlJc w:val="left"/>
+      <w:pPr>
+        <w:tabs>
+          <w:tab w:val="num" w:pos="720"/>
+        </w:tabs>
+        <w:ind w:left="720" w:hanging="360"/>
+      </w:pPr>
+      <w:rPr>
+        <w:rFonts w:ascii="Symbol" w:hAnsi="Symbol" w:hint="default"/>
+        <w:sz w:val="20"/>
+      </w:rPr>
+    </w:lvl>
+    <w:lvl w:ilvl="1" w:tentative="1">
+      <w:start w:val="1"/>
+      <w:numFmt w:val="bullet"/>
+      <w:lvlText w:val="o"/>
+      <w:lvlJc w:val="left"/>
+      <w:pPr>
+        <w:tabs>
+          <w:tab w:val="num" w:pos="1440"/>
+        </w:tabs>
+        <w:ind w:left="1440" w:hanging="360"/>
+      </w:pPr>
+      <w:rPr>
+        <w:rFonts w:ascii="Courier New" w:hAnsi="Courier New" w:hint="default"/>
+        <w:sz w:val="20"/>
+      </w:rPr>
+    </w:lvl>
+    <w:lvl w:ilvl="2" w:tentative="1">
+      <w:start w:val="1"/>
+      <w:numFmt w:val="bullet"/>
+      <w:lvlText w:val=""/>
+      <w:lvlJc w:val="left"/>
+      <w:pPr>
+        <w:tabs>
+          <w:tab w:val="num" w:pos="2160"/>
+        </w:tabs>
+        <w:ind w:left="2160" w:hanging="360"/>
+      </w:pPr>
+      <w:rPr>
+        <w:rFonts w:ascii="Wingdings" w:hAnsi="Wingdings" w:hint="default"/>
+        <w:sz w:val="20"/>
+      </w:rPr>
+    </w:lvl>
+    <w:lvl w:ilvl="3" w:tentative="1">
+      <w:start w:val="1"/>
+      <w:numFmt w:val="bullet"/>
+      <w:lvlText w:val=""/>
+      <w:lvlJc w:val="left"/>
+      <w:pPr>
+        <w:tabs>
+          <w:tab w:val="num" w:pos="2880"/>
+        </w:tabs>
+        <w:ind w:left="2880" w:hanging="360"/>
+      </w:pPr>
+      <w:rPr>
+        <w:rFonts w:ascii="Wingdings" w:hAnsi="Wingdings" w:hint="default"/>
+        <w:sz w:val="20"/>
+      </w:rPr>
+    </w:lvl>
+    <w:lvl w:ilvl="4" w:tentative="1">
+      <w:start w:val="1"/>
+      <w:numFmt w:val="bullet"/>
+      <w:lvlText w:val=""/>
+      <w:lvlJc w:val="left"/>
+      <w:pPr>
+        <w:tabs>
+          <w:tab w:val="num" w:pos="3600"/>
+        </w:tabs>
+        <w:ind w:left="3600" w:hanging="360"/>
+      </w:pPr>
+      <w:rPr>
+        <w:rFonts w:ascii="Wingdings" w:hAnsi="Wingdings" w:hint="default"/>
+        <w:sz w:val="20"/>
+      </w:rPr>
+    </w:lvl>
+    <w:lvl w:ilvl="5" w:tentative="1">
+      <w:start w:val="1"/>
+      <w:numFmt w:val="bullet"/>
+      <w:lvlText w:val=""/>
+      <w:lvlJc w:val="left"/>
+      <w:pPr>
+        <w:tabs>
+          <w:tab w:val="num" w:pos="4320"/>
+        </w:tabs>
+        <w:ind w:left="4320" w:hanging="360"/>
+      </w:pPr>
+      <w:rPr>
+        <w:rFonts w:ascii="Wingdings" w:hAnsi="Wingdings" w:hint="default"/>
+        <w:sz w:val="20"/>
+      </w:rPr>
+    </w:lvl>
+    <w:lvl w:ilvl="6" w:tentative="1">
+      <w:start w:val="1"/>
+      <w:numFmt w:val="bullet"/>
+      <w:lvlText w:val=""/>
+      <w:lvlJc w:val="left"/>
+      <w:pPr>
+        <w:tabs>
+          <w:tab w:val="num" w:pos="5040"/>
+        </w:tabs>
+        <w:ind w:left="5040" w:hanging="360"/>
+      </w:pPr>
+      <w:rPr>
+        <w:rFonts w:ascii="Wingdings" w:hAnsi="Wingdings" w:hint="default"/>
+        <w:sz w:val="20"/>
+      </w:rPr>
+    </w:lvl>
+    <w:lvl w:ilvl="7" w:tentative="1">
+      <w:start w:val="1"/>
+      <w:numFmt w:val="bullet"/>
+      <w:lvlText w:val=""/>
+      <w:lvlJc w:val="left"/>
+      <w:pPr>
+        <w:tabs>
+          <w:tab w:val="num" w:pos="5760"/>
+        </w:tabs>
+        <w:ind w:left="5760" w:hanging="360"/>
+      </w:pPr>
+      <w:rPr>
+        <w:rFonts w:ascii="Wingdings" w:hAnsi="Wingdings" w:hint="default"/>
+        <w:sz w:val="20"/>
+      </w:rPr>
+    </w:lvl>
+    <w:lvl w:ilvl="8" w:tentative="1">
+      <w:start w:val="1"/>
+      <w:numFmt w:val="bullet"/>
+      <w:lvlText w:val=""/>
+      <w:lvlJc w:val="left"/>
+      <w:pPr>
+        <w:tabs>
+          <w:tab w:val="num" w:pos="6480"/>
+        </w:tabs>
+        <w:ind w:left="6480" w:hanging="360"/>
+      </w:pPr>
+      <w:rPr>
+        <w:rFonts w:ascii="Wingdings" w:hAnsi="Wingdings" w:hint="default"/>
+        <w:sz w:val="20"/>
+      </w:rPr>
+    </w:lvl>
+  </w:abstractNum>
+  <w:abstractNum w:abstractNumId="18">
     <w:nsid w:val="48424DDE"/>
     <w:multiLevelType w:val="hybridMultilevel"/>
     <w:tmpl w:val="4D449D0A"/>
@@ -2221,7 +3958,156 @@
       </w:rPr>
     </w:lvl>
   </w:abstractNum>
-  <w:abstractNum w:abstractNumId="9" w15:restartNumberingAfterBreak="0">
+  <w:abstractNum w:abstractNumId="19">
+    <w:nsid w:val="4B390D00"/>
+    <w:multiLevelType w:val="multilevel"/>
+    <w:tmpl w:val="B9E05D14"/>
+    <w:lvl w:ilvl="0">
+      <w:start w:val="1"/>
+      <w:numFmt w:val="bullet"/>
+      <w:lvlText w:val=""/>
+      <w:lvlJc w:val="left"/>
+      <w:pPr>
+        <w:tabs>
+          <w:tab w:val="num" w:pos="720"/>
+        </w:tabs>
+        <w:ind w:left="720" w:hanging="360"/>
+      </w:pPr>
+      <w:rPr>
+        <w:rFonts w:ascii="Symbol" w:hAnsi="Symbol" w:hint="default"/>
+        <w:sz w:val="20"/>
+      </w:rPr>
+    </w:lvl>
+    <w:lvl w:ilvl="1" w:tentative="1">
+      <w:start w:val="1"/>
+      <w:numFmt w:val="bullet"/>
+      <w:lvlText w:val="o"/>
+      <w:lvlJc w:val="left"/>
+      <w:pPr>
+        <w:tabs>
+          <w:tab w:val="num" w:pos="1440"/>
+        </w:tabs>
+        <w:ind w:left="1440" w:hanging="360"/>
+      </w:pPr>
+      <w:rPr>
+        <w:rFonts w:ascii="Courier New" w:hAnsi="Courier New" w:hint="default"/>
+        <w:sz w:val="20"/>
+      </w:rPr>
+    </w:lvl>
+    <w:lvl w:ilvl="2" w:tentative="1">
+      <w:start w:val="1"/>
+      <w:numFmt w:val="bullet"/>
+      <w:lvlText w:val=""/>
+      <w:lvlJc w:val="left"/>
+      <w:pPr>
+        <w:tabs>
+          <w:tab w:val="num" w:pos="2160"/>
+        </w:tabs>
+        <w:ind w:left="2160" w:hanging="360"/>
+      </w:pPr>
+      <w:rPr>
+        <w:rFonts w:ascii="Wingdings" w:hAnsi="Wingdings" w:hint="default"/>
+        <w:sz w:val="20"/>
+      </w:rPr>
+    </w:lvl>
+    <w:lvl w:ilvl="3" w:tentative="1">
+      <w:start w:val="1"/>
+      <w:numFmt w:val="bullet"/>
+      <w:lvlText w:val=""/>
+      <w:lvlJc w:val="left"/>
+      <w:pPr>
+        <w:tabs>
+          <w:tab w:val="num" w:pos="2880"/>
+        </w:tabs>
+        <w:ind w:left="2880" w:hanging="360"/>
+      </w:pPr>
+      <w:rPr>
+        <w:rFonts w:ascii="Wingdings" w:hAnsi="Wingdings" w:hint="default"/>
+        <w:sz w:val="20"/>
+      </w:rPr>
+    </w:lvl>
+    <w:lvl w:ilvl="4" w:tentative="1">
+      <w:start w:val="1"/>
+      <w:numFmt w:val="bullet"/>
+      <w:lvlText w:val=""/>
+      <w:lvlJc w:val="left"/>
+      <w:pPr>
+        <w:tabs>
+          <w:tab w:val="num" w:pos="3600"/>
+        </w:tabs>
+        <w:ind w:left="3600" w:hanging="360"/>
+      </w:pPr>
+      <w:rPr>
+        <w:rFonts w:ascii="Wingdings" w:hAnsi="Wingdings" w:hint="default"/>
+        <w:sz w:val="20"/>
+      </w:rPr>
+    </w:lvl>
+    <w:lvl w:ilvl="5" w:tentative="1">
+      <w:start w:val="1"/>
+      <w:numFmt w:val="bullet"/>
+      <w:lvlText w:val=""/>
+      <w:lvlJc w:val="left"/>
+      <w:pPr>
+        <w:tabs>
+          <w:tab w:val="num" w:pos="4320"/>
+        </w:tabs>
+        <w:ind w:left="4320" w:hanging="360"/>
+      </w:pPr>
+      <w:rPr>
+        <w:rFonts w:ascii="Wingdings" w:hAnsi="Wingdings" w:hint="default"/>
+        <w:sz w:val="20"/>
+      </w:rPr>
+    </w:lvl>
+    <w:lvl w:ilvl="6" w:tentative="1">
+      <w:start w:val="1"/>
+      <w:numFmt w:val="bullet"/>
+      <w:lvlText w:val=""/>
+      <w:lvlJc w:val="left"/>
+      <w:pPr>
+        <w:tabs>
+          <w:tab w:val="num" w:pos="5040"/>
+        </w:tabs>
+        <w:ind w:left="5040" w:hanging="360"/>
+      </w:pPr>
+      <w:rPr>
+        <w:rFonts w:ascii="Wingdings" w:hAnsi="Wingdings" w:hint="default"/>
+        <w:sz w:val="20"/>
+      </w:rPr>
+    </w:lvl>
+    <w:lvl w:ilvl="7" w:tentative="1">
+      <w:start w:val="1"/>
+      <w:numFmt w:val="bullet"/>
+      <w:lvlText w:val=""/>
+      <w:lvlJc w:val="left"/>
+      <w:pPr>
+        <w:tabs>
+          <w:tab w:val="num" w:pos="5760"/>
+        </w:tabs>
+        <w:ind w:left="5760" w:hanging="360"/>
+      </w:pPr>
+      <w:rPr>
+        <w:rFonts w:ascii="Wingdings" w:hAnsi="Wingdings" w:hint="default"/>
+        <w:sz w:val="20"/>
+      </w:rPr>
+    </w:lvl>
+    <w:lvl w:ilvl="8" w:tentative="1">
+      <w:start w:val="1"/>
+      <w:numFmt w:val="bullet"/>
+      <w:lvlText w:val=""/>
+      <w:lvlJc w:val="left"/>
+      <w:pPr>
+        <w:tabs>
+          <w:tab w:val="num" w:pos="6480"/>
+        </w:tabs>
+        <w:ind w:left="6480" w:hanging="360"/>
+      </w:pPr>
+      <w:rPr>
+        <w:rFonts w:ascii="Wingdings" w:hAnsi="Wingdings" w:hint="default"/>
+        <w:sz w:val="20"/>
+      </w:rPr>
+    </w:lvl>
+  </w:abstractNum>
+  <w:abstractNum w:abstractNumId="20">
     <w:nsid w:val="4EA2612A"/>
     <w:multiLevelType w:val="hybridMultilevel"/>
     <w:tmpl w:val="C5060030"/>
@@ -2334,7 +4220,7 @@
       </w:rPr>
     </w:lvl>
   </w:abstractNum>
-  <w:abstractNum w:abstractNumId="10" w15:restartNumberingAfterBreak="0">
+  <w:abstractNum w:abstractNumId="21">
     <w:nsid w:val="692A3477"/>
     <w:multiLevelType w:val="multilevel"/>
     <w:tmpl w:val="48C069FC"/>
@@ -2355,6 +4241,155 @@
       </w:rPr>
     </w:lvl>
     <w:lvl w:ilvl="1">
+      <w:start w:val="1"/>
+      <w:numFmt w:val="bullet"/>
+      <w:lvlText w:val="o"/>
+      <w:lvlJc w:val="left"/>
+      <w:pPr>
+        <w:tabs>
+          <w:tab w:val="num" w:pos="1440"/>
+        </w:tabs>
+        <w:ind w:left="1440" w:hanging="360"/>
+      </w:pPr>
+      <w:rPr>
+        <w:rFonts w:ascii="Courier New" w:hAnsi="Courier New" w:hint="default"/>
+        <w:sz w:val="20"/>
+      </w:rPr>
+    </w:lvl>
+    <w:lvl w:ilvl="2" w:tentative="1">
+      <w:start w:val="1"/>
+      <w:numFmt w:val="bullet"/>
+      <w:lvlText w:val=""/>
+      <w:lvlJc w:val="left"/>
+      <w:pPr>
+        <w:tabs>
+          <w:tab w:val="num" w:pos="2160"/>
+        </w:tabs>
+        <w:ind w:left="2160" w:hanging="360"/>
+      </w:pPr>
+      <w:rPr>
+        <w:rFonts w:ascii="Wingdings" w:hAnsi="Wingdings" w:hint="default"/>
+        <w:sz w:val="20"/>
+      </w:rPr>
+    </w:lvl>
+    <w:lvl w:ilvl="3" w:tentative="1">
+      <w:start w:val="1"/>
+      <w:numFmt w:val="bullet"/>
+      <w:lvlText w:val=""/>
+      <w:lvlJc w:val="left"/>
+      <w:pPr>
+        <w:tabs>
+          <w:tab w:val="num" w:pos="2880"/>
+        </w:tabs>
+        <w:ind w:left="2880" w:hanging="360"/>
+      </w:pPr>
+      <w:rPr>
+        <w:rFonts w:ascii="Wingdings" w:hAnsi="Wingdings" w:hint="default"/>
+        <w:sz w:val="20"/>
+      </w:rPr>
+    </w:lvl>
+    <w:lvl w:ilvl="4" w:tentative="1">
+      <w:start w:val="1"/>
+      <w:numFmt w:val="bullet"/>
+      <w:lvlText w:val=""/>
+      <w:lvlJc w:val="left"/>
+      <w:pPr>
+        <w:tabs>
+          <w:tab w:val="num" w:pos="3600"/>
+        </w:tabs>
+        <w:ind w:left="3600" w:hanging="360"/>
+      </w:pPr>
+      <w:rPr>
+        <w:rFonts w:ascii="Wingdings" w:hAnsi="Wingdings" w:hint="default"/>
+        <w:sz w:val="20"/>
+      </w:rPr>
+    </w:lvl>
+    <w:lvl w:ilvl="5" w:tentative="1">
+      <w:start w:val="1"/>
+      <w:numFmt w:val="bullet"/>
+      <w:lvlText w:val=""/>
+      <w:lvlJc w:val="left"/>
+      <w:pPr>
+        <w:tabs>
+          <w:tab w:val="num" w:pos="4320"/>
+        </w:tabs>
+        <w:ind w:left="4320" w:hanging="360"/>
+      </w:pPr>
+      <w:rPr>
+        <w:rFonts w:ascii="Wingdings" w:hAnsi="Wingdings" w:hint="default"/>
+        <w:sz w:val="20"/>
+      </w:rPr>
+    </w:lvl>
+    <w:lvl w:ilvl="6" w:tentative="1">
+      <w:start w:val="1"/>
+      <w:numFmt w:val="bullet"/>
+      <w:lvlText w:val=""/>
+      <w:lvlJc w:val="left"/>
+      <w:pPr>
+        <w:tabs>
+          <w:tab w:val="num" w:pos="5040"/>
+        </w:tabs>
+        <w:ind w:left="5040" w:hanging="360"/>
+      </w:pPr>
+      <w:rPr>
+        <w:rFonts w:ascii="Wingdings" w:hAnsi="Wingdings" w:hint="default"/>
+        <w:sz w:val="20"/>
+      </w:rPr>
+    </w:lvl>
+    <w:lvl w:ilvl="7" w:tentative="1">
+      <w:start w:val="1"/>
+      <w:numFmt w:val="bullet"/>
+      <w:lvlText w:val=""/>
+      <w:lvlJc w:val="left"/>
+      <w:pPr>
+        <w:tabs>
+          <w:tab w:val="num" w:pos="5760"/>
+        </w:tabs>
+        <w:ind w:left="5760" w:hanging="360"/>
+      </w:pPr>
+      <w:rPr>
+        <w:rFonts w:ascii="Wingdings" w:hAnsi="Wingdings" w:hint="default"/>
+        <w:sz w:val="20"/>
+      </w:rPr>
+    </w:lvl>
+    <w:lvl w:ilvl="8" w:tentative="1">
+      <w:start w:val="1"/>
+      <w:numFmt w:val="bullet"/>
+      <w:lvlText w:val=""/>
+      <w:lvlJc w:val="left"/>
+      <w:pPr>
+        <w:tabs>
+          <w:tab w:val="num" w:pos="6480"/>
+        </w:tabs>
+        <w:ind w:left="6480" w:hanging="360"/>
+      </w:pPr>
+      <w:rPr>
+        <w:rFonts w:ascii="Wingdings" w:hAnsi="Wingdings" w:hint="default"/>
+        <w:sz w:val="20"/>
+      </w:rPr>
+    </w:lvl>
+  </w:abstractNum>
+  <w:abstractNum w:abstractNumId="22">
+    <w:nsid w:val="771D6D83"/>
+    <w:multiLevelType w:val="multilevel"/>
+    <w:tmpl w:val="F0E2900E"/>
+    <w:lvl w:ilvl="0">
+      <w:start w:val="1"/>
+      <w:numFmt w:val="bullet"/>
+      <w:lvlText w:val=""/>
+      <w:lvlJc w:val="left"/>
+      <w:pPr>
+        <w:tabs>
+          <w:tab w:val="num" w:pos="720"/>
+        </w:tabs>
+        <w:ind w:left="720" w:hanging="360"/>
+      </w:pPr>
+      <w:rPr>
+        <w:rFonts w:ascii="Symbol" w:hAnsi="Symbol" w:hint="default"/>
+        <w:sz w:val="20"/>
+      </w:rPr>
+    </w:lvl>
+    <w:lvl w:ilvl="1" w:tentative="1">
       <w:start w:val="1"/>
       <w:numFmt w:val="bullet"/>
       <w:lvlText w:val="o"/>
@@ -2526,34 +4561,70 @@
     </w:lvlOverride>
   </w:num>
   <w:num w:numId="11">
-    <w:abstractNumId w:val="6"/>
+    <w:abstractNumId w:val="10"/>
   </w:num>
   <w:num w:numId="12">
+    <w:abstractNumId w:val="12"/>
+  </w:num>
+  <w:num w:numId="13">
     <w:abstractNumId w:val="7"/>
   </w:num>
-  <w:num w:numId="13">
+  <w:num w:numId="14">
     <w:abstractNumId w:val="5"/>
   </w:num>
-  <w:num w:numId="14">
-    <w:abstractNumId w:val="4"/>
-  </w:num>
   <w:num w:numId="15">
-    <w:abstractNumId w:val="10"/>
+    <w:abstractNumId w:val="21"/>
   </w:num>
   <w:num w:numId="16">
     <w:abstractNumId w:val="0"/>
   </w:num>
   <w:num w:numId="17">
+    <w:abstractNumId w:val="20"/>
+  </w:num>
+  <w:num w:numId="18">
+    <w:abstractNumId w:val="18"/>
+  </w:num>
+  <w:num w:numId="19">
+    <w:abstractNumId w:val="14"/>
+  </w:num>
+  <w:num w:numId="20">
+    <w:abstractNumId w:val="4"/>
+  </w:num>
+  <w:num w:numId="21">
+    <w:abstractNumId w:val="16"/>
+  </w:num>
+  <w:num w:numId="22">
+    <w:abstractNumId w:val="17"/>
+  </w:num>
+  <w:num w:numId="23">
+    <w:abstractNumId w:val="8"/>
+  </w:num>
+  <w:num w:numId="24">
+    <w:abstractNumId w:val="19"/>
+  </w:num>
+  <w:num w:numId="25">
+    <w:abstractNumId w:val="11"/>
+  </w:num>
+  <w:num w:numId="26">
+    <w:abstractNumId w:val="13"/>
+  </w:num>
+  <w:num w:numId="27">
     <w:abstractNumId w:val="9"/>
   </w:num>
-  <w:num w:numId="18">
-    <w:abstractNumId w:val="8"/>
+  <w:num w:numId="28">
+    <w:abstractNumId w:val="22"/>
+  </w:num>
+  <w:num w:numId="29">
+    <w:abstractNumId w:val="6"/>
+  </w:num>
+  <w:num w:numId="30">
+    <w:abstractNumId w:val="15"/>
   </w:num>
 </w:numbering>
 </file>
 
 <file path=word/styles.xml><?xml version="1.0" encoding="utf-8"?>
-<w:styles xmlns:mc="http://schemas.openxmlformats.org/markup-compatibility/2006" xmlns:r="http://schemas.openxmlformats.org/officeDocument/2006/relationships" xmlns:w="http://schemas.openxmlformats.org/wordprocessingml/2006/main" xmlns:w14="http://schemas.microsoft.com/office/word/2010/wordml" xmlns:w15="http://schemas.microsoft.com/office/word/2012/wordml" xmlns:w16se="http://schemas.microsoft.com/office/word/2015/wordml/symex" mc:Ignorable="w14 w15 w16se">
+<w:styles xmlns:r="http://schemas.openxmlformats.org/officeDocument/2006/relationships" xmlns:w="http://schemas.openxmlformats.org/wordprocessingml/2006/main">
   <w:docDefaults>
     <w:rPrDefault>
       <w:rPr>
@@ -2563,378 +4634,146 @@
     </w:rPrDefault>
     <w:pPrDefault/>
   </w:docDefaults>
-  <w:latentStyles w:defLockedState="0" w:defUIPriority="99" w:defSemiHidden="0" w:defUnhideWhenUsed="0" w:defQFormat="0" w:count="371">
-    <w:lsdException w:name="Normal" w:uiPriority="0" w:qFormat="1"/>
-    <w:lsdException w:name="heading 1" w:uiPriority="0" w:qFormat="1"/>
-    <w:lsdException w:name="heading 2" w:uiPriority="0" w:qFormat="1"/>
-    <w:lsdException w:name="heading 3" w:uiPriority="0" w:qFormat="1"/>
-    <w:lsdException w:name="heading 4" w:uiPriority="0" w:qFormat="1"/>
-    <w:lsdException w:name="heading 5" w:uiPriority="0" w:qFormat="1"/>
-    <w:lsdException w:name="heading 6" w:uiPriority="0" w:qFormat="1"/>
-    <w:lsdException w:name="heading 7" w:uiPriority="0" w:qFormat="1"/>
-    <w:lsdException w:name="heading 8" w:uiPriority="0" w:qFormat="1"/>
-    <w:lsdException w:name="heading 9" w:uiPriority="0" w:qFormat="1"/>
-    <w:lsdException w:name="index 1" w:semiHidden="1" w:unhideWhenUsed="1"/>
-    <w:lsdException w:name="index 2" w:semiHidden="1" w:unhideWhenUsed="1"/>
-    <w:lsdException w:name="index 3" w:semiHidden="1" w:unhideWhenUsed="1"/>
-    <w:lsdException w:name="index 4" w:semiHidden="1" w:unhideWhenUsed="1"/>
-    <w:lsdException w:name="index 5" w:semiHidden="1" w:unhideWhenUsed="1"/>
-    <w:lsdException w:name="index 6" w:semiHidden="1" w:unhideWhenUsed="1"/>
-    <w:lsdException w:name="index 7" w:semiHidden="1" w:unhideWhenUsed="1"/>
-    <w:lsdException w:name="index 8" w:semiHidden="1" w:unhideWhenUsed="1"/>
-    <w:lsdException w:name="index 9" w:semiHidden="1" w:unhideWhenUsed="1"/>
-    <w:lsdException w:name="toc 1" w:semiHidden="1" w:uiPriority="39" w:unhideWhenUsed="1"/>
-    <w:lsdException w:name="toc 2" w:semiHidden="1" w:uiPriority="39" w:unhideWhenUsed="1"/>
-    <w:lsdException w:name="toc 3" w:semiHidden="1" w:uiPriority="39" w:unhideWhenUsed="1"/>
-    <w:lsdException w:name="toc 4" w:semiHidden="1" w:uiPriority="39" w:unhideWhenUsed="1"/>
-    <w:lsdException w:name="toc 5" w:semiHidden="1" w:uiPriority="39" w:unhideWhenUsed="1"/>
-    <w:lsdException w:name="toc 6" w:semiHidden="1" w:uiPriority="39" w:unhideWhenUsed="1"/>
-    <w:lsdException w:name="toc 7" w:semiHidden="1" w:uiPriority="39" w:unhideWhenUsed="1"/>
-    <w:lsdException w:name="toc 8" w:semiHidden="1" w:uiPriority="39" w:unhideWhenUsed="1"/>
-    <w:lsdException w:name="toc 9" w:semiHidden="1" w:uiPriority="39" w:unhideWhenUsed="1"/>
-    <w:lsdException w:name="Normal Indent" w:semiHidden="1" w:unhideWhenUsed="1"/>
-    <w:lsdException w:name="footnote text" w:semiHidden="1" w:unhideWhenUsed="1"/>
-    <w:lsdException w:name="annotation text" w:semiHidden="1" w:unhideWhenUsed="1"/>
-    <w:lsdException w:name="header" w:semiHidden="1" w:unhideWhenUsed="1"/>
-    <w:lsdException w:name="footer" w:semiHidden="1" w:unhideWhenUsed="1"/>
-    <w:lsdException w:name="index heading" w:semiHidden="1" w:unhideWhenUsed="1"/>
-    <w:lsdException w:name="caption" w:semiHidden="1" w:uiPriority="35" w:unhideWhenUsed="1" w:qFormat="1"/>
-    <w:lsdException w:name="table of figures" w:semiHidden="1" w:unhideWhenUsed="1"/>
-    <w:lsdException w:name="envelope address" w:semiHidden="1" w:unhideWhenUsed="1"/>
-    <w:lsdException w:name="envelope return" w:semiHidden="1" w:unhideWhenUsed="1"/>
-    <w:lsdException w:name="footnote reference" w:semiHidden="1" w:unhideWhenUsed="1"/>
-    <w:lsdException w:name="annotation reference" w:semiHidden="1" w:unhideWhenUsed="1"/>
-    <w:lsdException w:name="line number" w:semiHidden="1" w:unhideWhenUsed="1"/>
-    <w:lsdException w:name="page number" w:semiHidden="1" w:unhideWhenUsed="1"/>
-    <w:lsdException w:name="endnote reference" w:semiHidden="1" w:unhideWhenUsed="1"/>
-    <w:lsdException w:name="endnote text" w:semiHidden="1" w:unhideWhenUsed="1"/>
-    <w:lsdException w:name="table of authorities" w:semiHidden="1" w:unhideWhenUsed="1"/>
-    <w:lsdException w:name="macro" w:semiHidden="1" w:unhideWhenUsed="1"/>
-    <w:lsdException w:name="toa heading" w:semiHidden="1" w:unhideWhenUsed="1"/>
-    <w:lsdException w:name="List" w:semiHidden="1" w:unhideWhenUsed="1"/>
-    <w:lsdException w:name="List Bullet" w:semiHidden="1" w:unhideWhenUsed="1"/>
-    <w:lsdException w:name="List Number" w:semiHidden="1" w:unhideWhenUsed="1"/>
-    <w:lsdException w:name="List 2" w:semiHidden="1" w:unhideWhenUsed="1"/>
-    <w:lsdException w:name="List 3" w:semiHidden="1" w:unhideWhenUsed="1"/>
-    <w:lsdException w:name="List 4" w:semiHidden="1" w:unhideWhenUsed="1"/>
-    <w:lsdException w:name="List 5" w:semiHidden="1" w:unhideWhenUsed="1"/>
-    <w:lsdException w:name="List Bullet 2" w:semiHidden="1" w:unhideWhenUsed="1"/>
-    <w:lsdException w:name="List Bullet 3" w:semiHidden="1" w:unhideWhenUsed="1"/>
-    <w:lsdException w:name="List Bullet 4" w:semiHidden="1" w:unhideWhenUsed="1"/>
-    <w:lsdException w:name="List Bullet 5" w:semiHidden="1" w:unhideWhenUsed="1"/>
-    <w:lsdException w:name="List Number 2" w:semiHidden="1" w:unhideWhenUsed="1"/>
-    <w:lsdException w:name="List Number 3" w:semiHidden="1" w:unhideWhenUsed="1"/>
-    <w:lsdException w:name="List Number 4" w:semiHidden="1" w:unhideWhenUsed="1"/>
-    <w:lsdException w:name="List Number 5" w:semiHidden="1" w:unhideWhenUsed="1"/>
-    <w:lsdException w:name="Title" w:uiPriority="10" w:qFormat="1"/>
-    <w:lsdException w:name="Closing" w:semiHidden="1" w:unhideWhenUsed="1"/>
-    <w:lsdException w:name="Signature" w:semiHidden="1" w:unhideWhenUsed="1"/>
-    <w:lsdException w:name="Default Paragraph Font" w:semiHidden="1" w:uiPriority="1" w:unhideWhenUsed="1"/>
-    <w:lsdException w:name="Body Text" w:semiHidden="1" w:uiPriority="0" w:unhideWhenUsed="1"/>
-    <w:lsdException w:name="Body Text Indent" w:semiHidden="1" w:unhideWhenUsed="1"/>
-    <w:lsdException w:name="List Continue" w:semiHidden="1" w:unhideWhenUsed="1"/>
-    <w:lsdException w:name="List Continue 2" w:semiHidden="1" w:unhideWhenUsed="1"/>
-    <w:lsdException w:name="List Continue 3" w:semiHidden="1" w:unhideWhenUsed="1"/>
-    <w:lsdException w:name="List Continue 4" w:semiHidden="1" w:unhideWhenUsed="1"/>
-    <w:lsdException w:name="List Continue 5" w:semiHidden="1" w:unhideWhenUsed="1"/>
-    <w:lsdException w:name="Message Header" w:semiHidden="1" w:unhideWhenUsed="1"/>
-    <w:lsdException w:name="Subtitle" w:uiPriority="11" w:qFormat="1"/>
-    <w:lsdException w:name="Salutation" w:semiHidden="1" w:unhideWhenUsed="1"/>
-    <w:lsdException w:name="Date" w:semiHidden="1" w:unhideWhenUsed="1"/>
-    <w:lsdException w:name="Body Text First Indent" w:semiHidden="1" w:unhideWhenUsed="1"/>
-    <w:lsdException w:name="Body Text First Indent 2" w:semiHidden="1" w:unhideWhenUsed="1"/>
-    <w:lsdException w:name="Note Heading" w:semiHidden="1" w:unhideWhenUsed="1"/>
-    <w:lsdException w:name="Body Text 2" w:semiHidden="1" w:unhideWhenUsed="1"/>
-    <w:lsdException w:name="Body Text 3" w:semiHidden="1" w:unhideWhenUsed="1"/>
-    <w:lsdException w:name="Body Text Indent 2" w:semiHidden="1" w:unhideWhenUsed="1"/>
-    <w:lsdException w:name="Body Text Indent 3" w:semiHidden="1" w:unhideWhenUsed="1"/>
-    <w:lsdException w:name="Block Text" w:semiHidden="1" w:unhideWhenUsed="1"/>
-    <w:lsdException w:name="Hyperlink" w:semiHidden="1" w:unhideWhenUsed="1"/>
-    <w:lsdException w:name="FollowedHyperlink" w:semiHidden="1" w:unhideWhenUsed="1"/>
-    <w:lsdException w:name="Strong" w:uiPriority="22" w:qFormat="1"/>
-    <w:lsdException w:name="Emphasis" w:uiPriority="20" w:qFormat="1"/>
-    <w:lsdException w:name="Document Map" w:semiHidden="1" w:unhideWhenUsed="1"/>
-    <w:lsdException w:name="Plain Text" w:semiHidden="1" w:uiPriority="0" w:unhideWhenUsed="1"/>
-    <w:lsdException w:name="E-mail Signature" w:semiHidden="1" w:unhideWhenUsed="1"/>
-    <w:lsdException w:name="HTML Top of Form" w:semiHidden="1" w:unhideWhenUsed="1"/>
-    <w:lsdException w:name="HTML Bottom of Form" w:semiHidden="1" w:unhideWhenUsed="1"/>
-    <w:lsdException w:name="Normal (Web)" w:semiHidden="1" w:unhideWhenUsed="1"/>
-    <w:lsdException w:name="HTML Acronym" w:semiHidden="1" w:unhideWhenUsed="1"/>
-    <w:lsdException w:name="HTML Address" w:semiHidden="1" w:unhideWhenUsed="1"/>
-    <w:lsdException w:name="HTML Cite" w:semiHidden="1" w:unhideWhenUsed="1"/>
-    <w:lsdException w:name="HTML Code" w:semiHidden="1" w:unhideWhenUsed="1"/>
-    <w:lsdException w:name="HTML Definition" w:semiHidden="1" w:unhideWhenUsed="1"/>
-    <w:lsdException w:name="HTML Keyboard" w:semiHidden="1" w:unhideWhenUsed="1"/>
-    <w:lsdException w:name="HTML Preformatted" w:semiHidden="1" w:unhideWhenUsed="1"/>
-    <w:lsdException w:name="HTML Sample" w:semiHidden="1" w:unhideWhenUsed="1"/>
-    <w:lsdException w:name="HTML Typewriter" w:semiHidden="1" w:unhideWhenUsed="1"/>
-    <w:lsdException w:name="HTML Variable" w:semiHidden="1" w:unhideWhenUsed="1"/>
-    <w:lsdException w:name="Normal Table" w:semiHidden="1" w:unhideWhenUsed="1"/>
-    <w:lsdException w:name="annotation subject" w:semiHidden="1" w:unhideWhenUsed="1"/>
-    <w:lsdException w:name="No List" w:semiHidden="1" w:unhideWhenUsed="1"/>
-    <w:lsdException w:name="Outline List 1" w:semiHidden="1" w:unhideWhenUsed="1"/>
-    <w:lsdException w:name="Outline List 2" w:semiHidden="1" w:unhideWhenUsed="1"/>
-    <w:lsdException w:name="Outline List 3" w:semiHidden="1" w:unhideWhenUsed="1"/>
-    <w:lsdException w:name="Table Simple 1" w:semiHidden="1" w:unhideWhenUsed="1"/>
-    <w:lsdException w:name="Table Simple 2" w:semiHidden="1" w:unhideWhenUsed="1"/>
-    <w:lsdException w:name="Table Simple 3" w:semiHidden="1" w:unhideWhenUsed="1"/>
-    <w:lsdException w:name="Table Classic 1" w:semiHidden="1" w:unhideWhenUsed="1"/>
-    <w:lsdException w:name="Table Classic 2" w:semiHidden="1" w:unhideWhenUsed="1"/>
-    <w:lsdException w:name="Table Classic 3" w:semiHidden="1" w:unhideWhenUsed="1"/>
-    <w:lsdException w:name="Table Classic 4" w:semiHidden="1" w:unhideWhenUsed="1"/>
-    <w:lsdException w:name="Table Colorful 1" w:semiHidden="1" w:unhideWhenUsed="1"/>
-    <w:lsdException w:name="Table Colorful 2" w:semiHidden="1" w:unhideWhenUsed="1"/>
-    <w:lsdException w:name="Table Colorful 3" w:semiHidden="1" w:unhideWhenUsed="1"/>
-    <w:lsdException w:name="Table Columns 1" w:semiHidden="1" w:unhideWhenUsed="1"/>
-    <w:lsdException w:name="Table Columns 2" w:semiHidden="1" w:unhideWhenUsed="1"/>
-    <w:lsdException w:name="Table Columns 3" w:semiHidden="1" w:unhideWhenUsed="1"/>
-    <w:lsdException w:name="Table Columns 4" w:semiHidden="1" w:unhideWhenUsed="1"/>
-    <w:lsdException w:name="Table Columns 5" w:semiHidden="1" w:unhideWhenUsed="1"/>
-    <w:lsdException w:name="Table Grid 1" w:semiHidden="1" w:unhideWhenUsed="1"/>
-    <w:lsdException w:name="Table Grid 2" w:semiHidden="1" w:unhideWhenUsed="1"/>
-    <w:lsdException w:name="Table Grid 3" w:semiHidden="1" w:unhideWhenUsed="1"/>
-    <w:lsdException w:name="Table Grid 4" w:semiHidden="1" w:unhideWhenUsed="1"/>
-    <w:lsdException w:name="Table Grid 5" w:semiHidden="1" w:unhideWhenUsed="1"/>
-    <w:lsdException w:name="Table Grid 6" w:semiHidden="1" w:unhideWhenUsed="1"/>
-    <w:lsdException w:name="Table Grid 7" w:semiHidden="1" w:unhideWhenUsed="1"/>
-    <w:lsdException w:name="Table Grid 8" w:semiHidden="1" w:unhideWhenUsed="1"/>
-    <w:lsdException w:name="Table List 1" w:semiHidden="1" w:unhideWhenUsed="1"/>
-    <w:lsdException w:name="Table List 2" w:semiHidden="1" w:unhideWhenUsed="1"/>
-    <w:lsdException w:name="Table List 3" w:semiHidden="1" w:unhideWhenUsed="1"/>
-    <w:lsdException w:name="Table List 4" w:semiHidden="1" w:unhideWhenUsed="1"/>
-    <w:lsdException w:name="Table List 5" w:semiHidden="1" w:unhideWhenUsed="1"/>
-    <w:lsdException w:name="Table List 6" w:semiHidden="1" w:unhideWhenUsed="1"/>
-    <w:lsdException w:name="Table List 7" w:semiHidden="1" w:unhideWhenUsed="1"/>
-    <w:lsdException w:name="Table List 8" w:semiHidden="1" w:unhideWhenUsed="1"/>
-    <w:lsdException w:name="Table 3D effects 1" w:semiHidden="1" w:unhideWhenUsed="1"/>
-    <w:lsdException w:name="Table 3D effects 2" w:semiHidden="1" w:unhideWhenUsed="1"/>
-    <w:lsdException w:name="Table 3D effects 3" w:semiHidden="1" w:unhideWhenUsed="1"/>
-    <w:lsdException w:name="Table Contemporary" w:semiHidden="1" w:unhideWhenUsed="1"/>
-    <w:lsdException w:name="Table Elegant" w:semiHidden="1" w:unhideWhenUsed="1"/>
-    <w:lsdException w:name="Table Professional" w:semiHidden="1" w:unhideWhenUsed="1"/>
-    <w:lsdException w:name="Table Subtle 1" w:semiHidden="1" w:unhideWhenUsed="1"/>
-    <w:lsdException w:name="Table Subtle 2" w:semiHidden="1" w:unhideWhenUsed="1"/>
-    <w:lsdException w:name="Table Web 1" w:semiHidden="1" w:unhideWhenUsed="1"/>
-    <w:lsdException w:name="Table Web 2" w:semiHidden="1" w:unhideWhenUsed="1"/>
-    <w:lsdException w:name="Table Web 3" w:semiHidden="1" w:unhideWhenUsed="1"/>
-    <w:lsdException w:name="Balloon Text" w:semiHidden="1" w:unhideWhenUsed="1"/>
-    <w:lsdException w:name="Table Grid" w:uiPriority="59"/>
-    <w:lsdException w:name="Table Theme" w:semiHidden="1" w:unhideWhenUsed="1"/>
-    <w:lsdException w:name="Placeholder Text" w:semiHidden="1"/>
-    <w:lsdException w:name="No Spacing" w:uiPriority="1" w:qFormat="1"/>
-    <w:lsdException w:name="Light Shading" w:uiPriority="60"/>
-    <w:lsdException w:name="Light List" w:uiPriority="61"/>
-    <w:lsdException w:name="Light Grid" w:uiPriority="62"/>
-    <w:lsdException w:name="Medium Shading 1" w:uiPriority="63"/>
-    <w:lsdException w:name="Medium Shading 2" w:uiPriority="64"/>
-    <w:lsdException w:name="Medium List 1" w:uiPriority="65"/>
-    <w:lsdException w:name="Medium List 2" w:uiPriority="66"/>
-    <w:lsdException w:name="Medium Grid 1" w:uiPriority="67"/>
-    <w:lsdException w:name="Medium Grid 2" w:uiPriority="68"/>
-    <w:lsdException w:name="Medium Grid 3" w:uiPriority="69"/>
-    <w:lsdException w:name="Dark List" w:uiPriority="70"/>
-    <w:lsdException w:name="Colorful Shading" w:uiPriority="71"/>
-    <w:lsdException w:name="Colorful List" w:uiPriority="72"/>
-    <w:lsdException w:name="Colorful Grid" w:uiPriority="73"/>
-    <w:lsdException w:name="Light Shading Accent 1" w:uiPriority="60"/>
-    <w:lsdException w:name="Light List Accent 1" w:uiPriority="61"/>
-    <w:lsdException w:name="Light Grid Accent 1" w:uiPriority="62"/>
-    <w:lsdException w:name="Medium Shading 1 Accent 1" w:uiPriority="63"/>
-    <w:lsdException w:name="Medium Shading 2 Accent 1" w:uiPriority="64"/>
-    <w:lsdException w:name="Medium List 1 Accent 1" w:uiPriority="65"/>
-    <w:lsdException w:name="Revision" w:semiHidden="1"/>
-    <w:lsdException w:name="List Paragraph" w:uiPriority="34" w:qFormat="1"/>
-    <w:lsdException w:name="Quote" w:uiPriority="29" w:qFormat="1"/>
-    <w:lsdException w:name="Intense Quote" w:uiPriority="30" w:qFormat="1"/>
-    <w:lsdException w:name="Medium List 2 Accent 1" w:uiPriority="66"/>
-    <w:lsdException w:name="Medium Grid 1 Accent 1" w:uiPriority="67"/>
-    <w:lsdException w:name="Medium Grid 2 Accent 1" w:uiPriority="68"/>
-    <w:lsdException w:name="Medium Grid 3 Accent 1" w:uiPriority="69"/>
-    <w:lsdException w:name="Dark List Accent 1" w:uiPriority="70"/>
-    <w:lsdException w:name="Colorful Shading Accent 1" w:uiPriority="71"/>
-    <w:lsdException w:name="Colorful List Accent 1" w:uiPriority="72"/>
-    <w:lsdException w:name="Colorful Grid Accent 1" w:uiPriority="73"/>
-    <w:lsdException w:name="Light Shading Accent 2" w:uiPriority="60"/>
-    <w:lsdException w:name="Light List Accent 2" w:uiPriority="61"/>
-    <w:lsdException w:name="Light Grid Accent 2" w:uiPriority="62"/>
-    <w:lsdException w:name="Medium Shading 1 Accent 2" w:uiPriority="63"/>
-    <w:lsdException w:name="Medium Shading 2 Accent 2" w:uiPriority="64"/>
-    <w:lsdException w:name="Medium List 1 Accent 2" w:uiPriority="65"/>
-    <w:lsdException w:name="Medium List 2 Accent 2" w:uiPriority="66"/>
-    <w:lsdException w:name="Medium Grid 1 Accent 2" w:uiPriority="67"/>
-    <w:lsdException w:name="Medium Grid 2 Accent 2" w:uiPriority="68"/>
-    <w:lsdException w:name="Medium Grid 3 Accent 2" w:uiPriority="69"/>
-    <w:lsdException w:name="Dark List Accent 2" w:uiPriority="70"/>
-    <w:lsdException w:name="Colorful Shading Accent 2" w:uiPriority="71"/>
-    <w:lsdException w:name="Colorful List Accent 2" w:uiPriority="72"/>
-    <w:lsdException w:name="Colorful Grid Accent 2" w:uiPriority="73"/>
-    <w:lsdException w:name="Light Shading Accent 3" w:uiPriority="60"/>
-    <w:lsdException w:name="Light List Accent 3" w:uiPriority="61"/>
-    <w:lsdException w:name="Light Grid Accent 3" w:uiPriority="62"/>
-    <w:lsdException w:name="Medium Shading 1 Accent 3" w:uiPriority="63"/>
-    <w:lsdException w:name="Medium Shading 2 Accent 3" w:uiPriority="64"/>
-    <w:lsdException w:name="Medium List 1 Accent 3" w:uiPriority="65"/>
-    <w:lsdException w:name="Medium List 2 Accent 3" w:uiPriority="66"/>
-    <w:lsdException w:name="Medium Grid 1 Accent 3" w:uiPriority="67"/>
-    <w:lsdException w:name="Medium Grid 2 Accent 3" w:uiPriority="68"/>
-    <w:lsdException w:name="Medium Grid 3 Accent 3" w:uiPriority="69"/>
-    <w:lsdException w:name="Dark List Accent 3" w:uiPriority="70"/>
-    <w:lsdException w:name="Colorful Shading Accent 3" w:uiPriority="71"/>
-    <w:lsdException w:name="Colorful List Accent 3" w:uiPriority="72"/>
-    <w:lsdException w:name="Colorful Grid Accent 3" w:uiPriority="73"/>
-    <w:lsdException w:name="Light Shading Accent 4" w:uiPriority="60"/>
-    <w:lsdException w:name="Light List Accent 4" w:uiPriority="61"/>
-    <w:lsdException w:name="Light Grid Accent 4" w:uiPriority="62"/>
-    <w:lsdException w:name="Medium Shading 1 Accent 4" w:uiPriority="63"/>
-    <w:lsdException w:name="Medium Shading 2 Accent 4" w:uiPriority="64"/>
-    <w:lsdException w:name="Medium List 1 Accent 4" w:uiPriority="65"/>
-    <w:lsdException w:name="Medium List 2 Accent 4" w:uiPriority="66"/>
-    <w:lsdException w:name="Medium Grid 1 Accent 4" w:uiPriority="67"/>
-    <w:lsdException w:name="Medium Grid 2 Accent 4" w:uiPriority="68"/>
-    <w:lsdException w:name="Medium Grid 3 Accent 4" w:uiPriority="69"/>
-    <w:lsdException w:name="Dark List Accent 4" w:uiPriority="70"/>
-    <w:lsdException w:name="Colorful Shading Accent 4" w:uiPriority="71"/>
-    <w:lsdException w:name="Colorful List Accent 4" w:uiPriority="72"/>
-    <w:lsdException w:name="Colorful Grid Accent 4" w:uiPriority="73"/>
-    <w:lsdException w:name="Light Shading Accent 5" w:uiPriority="60"/>
-    <w:lsdException w:name="Light List Accent 5" w:uiPriority="61"/>
-    <w:lsdException w:name="Light Grid Accent 5" w:uiPriority="62"/>
-    <w:lsdException w:name="Medium Shading 1 Accent 5" w:uiPriority="63"/>
-    <w:lsdException w:name="Medium Shading 2 Accent 5" w:uiPriority="64"/>
-    <w:lsdException w:name="Medium List 1 Accent 5" w:uiPriority="65"/>
-    <w:lsdException w:name="Medium List 2 Accent 5" w:uiPriority="66"/>
-    <w:lsdException w:name="Medium Grid 1 Accent 5" w:uiPriority="67"/>
-    <w:lsdException w:name="Medium Grid 2 Accent 5" w:uiPriority="68"/>
-    <w:lsdException w:name="Medium Grid 3 Accent 5" w:uiPriority="69"/>
-    <w:lsdException w:name="Dark List Accent 5" w:uiPriority="70"/>
-    <w:lsdException w:name="Colorful Shading Accent 5" w:uiPriority="71"/>
-    <w:lsdException w:name="Colorful List Accent 5" w:uiPriority="72"/>
-    <w:lsdException w:name="Colorful Grid Accent 5" w:uiPriority="73"/>
-    <w:lsdException w:name="Light Shading Accent 6" w:uiPriority="60"/>
-    <w:lsdException w:name="Light List Accent 6" w:uiPriority="61"/>
-    <w:lsdException w:name="Light Grid Accent 6" w:uiPriority="62"/>
-    <w:lsdException w:name="Medium Shading 1 Accent 6" w:uiPriority="63"/>
-    <w:lsdException w:name="Medium Shading 2 Accent 6" w:uiPriority="64"/>
-    <w:lsdException w:name="Medium List 1 Accent 6" w:uiPriority="65"/>
-    <w:lsdException w:name="Medium List 2 Accent 6" w:uiPriority="66"/>
-    <w:lsdException w:name="Medium Grid 1 Accent 6" w:uiPriority="67"/>
-    <w:lsdException w:name="Medium Grid 2 Accent 6" w:uiPriority="68"/>
-    <w:lsdException w:name="Medium Grid 3 Accent 6" w:uiPriority="69"/>
-    <w:lsdException w:name="Dark List Accent 6" w:uiPriority="70"/>
-    <w:lsdException w:name="Colorful Shading Accent 6" w:uiPriority="71"/>
-    <w:lsdException w:name="Colorful List Accent 6" w:uiPriority="72"/>
-    <w:lsdException w:name="Colorful Grid Accent 6" w:uiPriority="73"/>
-    <w:lsdException w:name="Subtle Emphasis" w:uiPriority="19" w:qFormat="1"/>
-    <w:lsdException w:name="Intense Emphasis" w:uiPriority="21" w:qFormat="1"/>
-    <w:lsdException w:name="Subtle Reference" w:uiPriority="31" w:qFormat="1"/>
-    <w:lsdException w:name="Intense Reference" w:uiPriority="32" w:qFormat="1"/>
-    <w:lsdException w:name="Book Title" w:uiPriority="33" w:qFormat="1"/>
-    <w:lsdException w:name="Bibliography" w:semiHidden="1" w:uiPriority="37" w:unhideWhenUsed="1"/>
-    <w:lsdException w:name="TOC Heading" w:semiHidden="1" w:uiPriority="39" w:unhideWhenUsed="1" w:qFormat="1"/>
-    <w:lsdException w:name="Plain Table 1" w:uiPriority="72"/>
-    <w:lsdException w:name="Plain Table 2" w:uiPriority="73"/>
-    <w:lsdException w:name="Plain Table 3" w:uiPriority="19" w:qFormat="1"/>
-    <w:lsdException w:name="Plain Table 4" w:uiPriority="21" w:qFormat="1"/>
-    <w:lsdException w:name="Plain Table 5" w:uiPriority="31" w:qFormat="1"/>
-    <w:lsdException w:name="Grid Table Light" w:uiPriority="32" w:qFormat="1"/>
-    <w:lsdException w:name="Grid Table 1 Light" w:uiPriority="33" w:qFormat="1"/>
-    <w:lsdException w:name="Grid Table 2" w:uiPriority="37"/>
-    <w:lsdException w:name="Grid Table 3" w:uiPriority="39" w:qFormat="1"/>
-    <w:lsdException w:name="Grid Table 4" w:uiPriority="49"/>
-    <w:lsdException w:name="Grid Table 5 Dark" w:uiPriority="50"/>
-    <w:lsdException w:name="Grid Table 6 Colorful" w:uiPriority="51"/>
-    <w:lsdException w:name="Grid Table 7 Colorful" w:uiPriority="52"/>
-    <w:lsdException w:name="Grid Table 1 Light Accent 1" w:uiPriority="46"/>
-    <w:lsdException w:name="Grid Table 2 Accent 1" w:uiPriority="47"/>
-    <w:lsdException w:name="Grid Table 3 Accent 1" w:uiPriority="48"/>
-    <w:lsdException w:name="Grid Table 4 Accent 1" w:uiPriority="49"/>
-    <w:lsdException w:name="Grid Table 5 Dark Accent 1" w:uiPriority="50"/>
-    <w:lsdException w:name="Grid Table 6 Colorful Accent 1" w:uiPriority="51"/>
-    <w:lsdException w:name="Grid Table 7 Colorful Accent 1" w:uiPriority="52"/>
-    <w:lsdException w:name="Grid Table 1 Light Accent 2" w:uiPriority="46"/>
-    <w:lsdException w:name="Grid Table 2 Accent 2" w:uiPriority="47"/>
-    <w:lsdException w:name="Grid Table 3 Accent 2" w:uiPriority="48"/>
-    <w:lsdException w:name="Grid Table 4 Accent 2" w:uiPriority="49"/>
-    <w:lsdException w:name="Grid Table 5 Dark Accent 2" w:uiPriority="50"/>
-    <w:lsdException w:name="Grid Table 6 Colorful Accent 2" w:uiPriority="51"/>
-    <w:lsdException w:name="Grid Table 7 Colorful Accent 2" w:uiPriority="52"/>
-    <w:lsdException w:name="Grid Table 1 Light Accent 3" w:uiPriority="46"/>
-    <w:lsdException w:name="Grid Table 2 Accent 3" w:uiPriority="47"/>
-    <w:lsdException w:name="Grid Table 3 Accent 3" w:uiPriority="48"/>
-    <w:lsdException w:name="Grid Table 4 Accent 3" w:uiPriority="49"/>
-    <w:lsdException w:name="Grid Table 5 Dark Accent 3" w:uiPriority="50"/>
-    <w:lsdException w:name="Grid Table 6 Colorful Accent 3" w:uiPriority="51"/>
-    <w:lsdException w:name="Grid Table 7 Colorful Accent 3" w:uiPriority="52"/>
-    <w:lsdException w:name="Grid Table 1 Light Accent 4" w:uiPriority="46"/>
-    <w:lsdException w:name="Grid Table 2 Accent 4" w:uiPriority="47"/>
-    <w:lsdException w:name="Grid Table 3 Accent 4" w:uiPriority="48"/>
-    <w:lsdException w:name="Grid Table 4 Accent 4" w:uiPriority="49"/>
-    <w:lsdException w:name="Grid Table 5 Dark Accent 4" w:uiPriority="50"/>
-    <w:lsdException w:name="Grid Table 6 Colorful Accent 4" w:uiPriority="51"/>
-    <w:lsdException w:name="Grid Table 7 Colorful Accent 4" w:uiPriority="52"/>
-    <w:lsdException w:name="Grid Table 1 Light Accent 5" w:uiPriority="46"/>
-    <w:lsdException w:name="Grid Table 2 Accent 5" w:uiPriority="47"/>
-    <w:lsdException w:name="Grid Table 3 Accent 5" w:uiPriority="48"/>
-    <w:lsdException w:name="Grid Table 4 Accent 5" w:uiPriority="49"/>
-    <w:lsdException w:name="Grid Table 5 Dark Accent 5" w:uiPriority="50"/>
-    <w:lsdException w:name="Grid Table 6 Colorful Accent 5" w:uiPriority="51"/>
-    <w:lsdException w:name="Grid Table 7 Colorful Accent 5" w:uiPriority="52"/>
-    <w:lsdException w:name="Grid Table 1 Light Accent 6" w:uiPriority="46"/>
-    <w:lsdException w:name="Grid Table 2 Accent 6" w:uiPriority="47"/>
-    <w:lsdException w:name="Grid Table 3 Accent 6" w:uiPriority="48"/>
-    <w:lsdException w:name="Grid Table 4 Accent 6" w:uiPriority="49"/>
-    <w:lsdException w:name="Grid Table 5 Dark Accent 6" w:uiPriority="50"/>
-    <w:lsdException w:name="Grid Table 6 Colorful Accent 6" w:uiPriority="51"/>
-    <w:lsdException w:name="Grid Table 7 Colorful Accent 6" w:uiPriority="52"/>
-    <w:lsdException w:name="List Table 1 Light" w:uiPriority="46"/>
-    <w:lsdException w:name="List Table 2" w:uiPriority="47"/>
-    <w:lsdException w:name="List Table 3" w:uiPriority="48"/>
-    <w:lsdException w:name="List Table 4" w:uiPriority="49"/>
-    <w:lsdException w:name="List Table 5 Dark" w:uiPriority="50"/>
-    <w:lsdException w:name="List Table 6 Colorful" w:uiPriority="51"/>
-    <w:lsdException w:name="List Table 7 Colorful" w:uiPriority="52"/>
-    <w:lsdException w:name="List Table 1 Light Accent 1" w:uiPriority="46"/>
-    <w:lsdException w:name="List Table 2 Accent 1" w:uiPriority="47"/>
-    <w:lsdException w:name="List Table 3 Accent 1" w:uiPriority="48"/>
-    <w:lsdException w:name="List Table 4 Accent 1" w:uiPriority="49"/>
-    <w:lsdException w:name="List Table 5 Dark Accent 1" w:uiPriority="50"/>
-    <w:lsdException w:name="List Table 6 Colorful Accent 1" w:uiPriority="51"/>
-    <w:lsdException w:name="List Table 7 Colorful Accent 1" w:uiPriority="52"/>
-    <w:lsdException w:name="List Table 1 Light Accent 2" w:uiPriority="46"/>
-    <w:lsdException w:name="List Table 2 Accent 2" w:uiPriority="47"/>
-    <w:lsdException w:name="List Table 3 Accent 2" w:uiPriority="48"/>
-    <w:lsdException w:name="List Table 4 Accent 2" w:uiPriority="49"/>
-    <w:lsdException w:name="List Table 5 Dark Accent 2" w:uiPriority="50"/>
-    <w:lsdException w:name="List Table 6 Colorful Accent 2" w:uiPriority="51"/>
-    <w:lsdException w:name="List Table 7 Colorful Accent 2" w:uiPriority="52"/>
-    <w:lsdException w:name="List Table 1 Light Accent 3" w:uiPriority="46"/>
-    <w:lsdException w:name="List Table 2 Accent 3" w:uiPriority="47"/>
-    <w:lsdException w:name="List Table 3 Accent 3" w:uiPriority="48"/>
-    <w:lsdException w:name="List Table 4 Accent 3" w:uiPriority="49"/>
-    <w:lsdException w:name="List Table 5 Dark Accent 3" w:uiPriority="50"/>
-    <w:lsdException w:name="List Table 6 Colorful Accent 3" w:uiPriority="51"/>
-    <w:lsdException w:name="List Table 7 Colorful Accent 3" w:uiPriority="52"/>
-    <w:lsdException w:name="List Table 1 Light Accent 4" w:uiPriority="46"/>
-    <w:lsdException w:name="List Table 2 Accent 4" w:uiPriority="47"/>
-    <w:lsdException w:name="List Table 3 Accent 4" w:uiPriority="48"/>
-    <w:lsdException w:name="List Table 4 Accent 4" w:uiPriority="49"/>
-    <w:lsdException w:name="List Table 5 Dark Accent 4" w:uiPriority="50"/>
-    <w:lsdException w:name="List Table 6 Colorful Accent 4" w:uiPriority="51"/>
-    <w:lsdException w:name="List Table 7 Colorful Accent 4" w:uiPriority="52"/>
-    <w:lsdException w:name="List Table 1 Light Accent 5" w:uiPriority="46"/>
-    <w:lsdException w:name="List Table 2 Accent 5" w:uiPriority="47"/>
-    <w:lsdException w:name="List Table 3 Accent 5" w:uiPriority="48"/>
-    <w:lsdException w:name="List Table 4 Accent 5" w:uiPriority="49"/>
-    <w:lsdException w:name="List Table 5 Dark Accent 5" w:uiPriority="50"/>
-    <w:lsdException w:name="List Table 6 Colorful Accent 5" w:uiPriority="51"/>
-    <w:lsdException w:name="List Table 7 Colorful Accent 5" w:uiPriority="52"/>
-    <w:lsdException w:name="List Table 1 Light Accent 6" w:uiPriority="46"/>
-    <w:lsdException w:name="List Table 2 Accent 6" w:uiPriority="47"/>
-    <w:lsdException w:name="List Table 3 Accent 6" w:uiPriority="48"/>
-    <w:lsdException w:name="List Table 4 Accent 6" w:uiPriority="49"/>
-    <w:lsdException w:name="List Table 5 Dark Accent 6" w:uiPriority="50"/>
-    <w:lsdException w:name="List Table 6 Colorful Accent 6" w:uiPriority="51"/>
-    <w:lsdException w:name="List Table 7 Colorful Accent 6" w:uiPriority="52"/>
+  <w:latentStyles w:defLockedState="0" w:defUIPriority="99" w:defSemiHidden="1" w:defUnhideWhenUsed="1" w:defQFormat="0" w:count="267">
+    <w:lsdException w:name="Normal" w:semiHidden="0" w:uiPriority="0" w:unhideWhenUsed="0" w:qFormat="1"/>
+    <w:lsdException w:name="heading 1" w:semiHidden="0" w:uiPriority="0" w:unhideWhenUsed="0" w:qFormat="1"/>
+    <w:lsdException w:name="heading 2" w:semiHidden="0" w:uiPriority="0" w:unhideWhenUsed="0" w:qFormat="1"/>
+    <w:lsdException w:name="heading 3" w:semiHidden="0" w:uiPriority="0" w:unhideWhenUsed="0" w:qFormat="1"/>
+    <w:lsdException w:name="heading 4" w:semiHidden="0" w:uiPriority="0" w:unhideWhenUsed="0" w:qFormat="1"/>
+    <w:lsdException w:name="heading 5" w:semiHidden="0" w:uiPriority="0" w:unhideWhenUsed="0" w:qFormat="1"/>
+    <w:lsdException w:name="heading 6" w:semiHidden="0" w:uiPriority="0" w:unhideWhenUsed="0" w:qFormat="1"/>
+    <w:lsdException w:name="heading 7" w:semiHidden="0" w:uiPriority="0" w:unhideWhenUsed="0" w:qFormat="1"/>
+    <w:lsdException w:name="heading 8" w:semiHidden="0" w:uiPriority="0" w:unhideWhenUsed="0" w:qFormat="1"/>
+    <w:lsdException w:name="heading 9" w:semiHidden="0" w:uiPriority="0" w:unhideWhenUsed="0" w:qFormat="1"/>
+    <w:lsdException w:name="toc 1" w:uiPriority="39"/>
+    <w:lsdException w:name="toc 2" w:uiPriority="39"/>
+    <w:lsdException w:name="toc 3" w:uiPriority="39"/>
+    <w:lsdException w:name="toc 4" w:uiPriority="39"/>
+    <w:lsdException w:name="toc 5" w:uiPriority="39"/>
+    <w:lsdException w:name="toc 6" w:uiPriority="39"/>
+    <w:lsdException w:name="toc 7" w:uiPriority="39"/>
+    <w:lsdException w:name="toc 8" w:uiPriority="39"/>
+    <w:lsdException w:name="toc 9" w:uiPriority="39"/>
+    <w:lsdException w:name="caption" w:uiPriority="35" w:qFormat="1"/>
+    <w:lsdException w:name="Title" w:semiHidden="0" w:uiPriority="10" w:unhideWhenUsed="0" w:qFormat="1"/>
+    <w:lsdException w:name="Default Paragraph Font" w:uiPriority="1"/>
+    <w:lsdException w:name="Body Text" w:uiPriority="0"/>
+    <w:lsdException w:name="Subtitle" w:semiHidden="0" w:uiPriority="11" w:unhideWhenUsed="0" w:qFormat="1"/>
+    <w:lsdException w:name="Strong" w:semiHidden="0" w:uiPriority="22" w:unhideWhenUsed="0" w:qFormat="1"/>
+    <w:lsdException w:name="Emphasis" w:semiHidden="0" w:uiPriority="20" w:unhideWhenUsed="0" w:qFormat="1"/>
+    <w:lsdException w:name="Plain Text" w:uiPriority="0"/>
+    <w:lsdException w:name="Table Grid" w:semiHidden="0" w:uiPriority="59" w:unhideWhenUsed="0"/>
+    <w:lsdException w:name="Placeholder Text" w:unhideWhenUsed="0"/>
+    <w:lsdException w:name="No Spacing" w:semiHidden="0" w:uiPriority="1" w:unhideWhenUsed="0" w:qFormat="1"/>
+    <w:lsdException w:name="Light Shading" w:semiHidden="0" w:uiPriority="60" w:unhideWhenUsed="0"/>
+    <w:lsdException w:name="Light List" w:semiHidden="0" w:uiPriority="61" w:unhideWhenUsed="0"/>
+    <w:lsdException w:name="Light Grid" w:semiHidden="0" w:uiPriority="62" w:unhideWhenUsed="0"/>
+    <w:lsdException w:name="Medium Shading 1" w:semiHidden="0" w:uiPriority="63" w:unhideWhenUsed="0"/>
+    <w:lsdException w:name="Medium Shading 2" w:semiHidden="0" w:uiPriority="64" w:unhideWhenUsed="0"/>
+    <w:lsdException w:name="Medium List 1" w:semiHidden="0" w:uiPriority="65" w:unhideWhenUsed="0"/>
+    <w:lsdException w:name="Medium List 2" w:semiHidden="0" w:uiPriority="66" w:unhideWhenUsed="0"/>
+    <w:lsdException w:name="Medium Grid 1" w:semiHidden="0" w:uiPriority="67" w:unhideWhenUsed="0"/>
+    <w:lsdException w:name="Medium Grid 2" w:semiHidden="0" w:uiPriority="68" w:unhideWhenUsed="0"/>
+    <w:lsdException w:name="Medium Grid 3" w:semiHidden="0" w:uiPriority="69" w:unhideWhenUsed="0"/>
+    <w:lsdException w:name="Dark List" w:semiHidden="0" w:uiPriority="70" w:unhideWhenUsed="0"/>
+    <w:lsdException w:name="Colorful Shading" w:semiHidden="0" w:uiPriority="71" w:unhideWhenUsed="0"/>
+    <w:lsdException w:name="Colorful List" w:semiHidden="0" w:uiPriority="72" w:unhideWhenUsed="0"/>
+    <w:lsdException w:name="Colorful Grid" w:semiHidden="0" w:uiPriority="73" w:unhideWhenUsed="0"/>
+    <w:lsdException w:name="Light Shading Accent 1" w:semiHidden="0" w:uiPriority="60" w:unhideWhenUsed="0"/>
+    <w:lsdException w:name="Light List Accent 1" w:semiHidden="0" w:uiPriority="61" w:unhideWhenUsed="0"/>
+    <w:lsdException w:name="Light Grid Accent 1" w:semiHidden="0" w:uiPriority="62" w:unhideWhenUsed="0"/>
+    <w:lsdException w:name="Medium Shading 1 Accent 1" w:semiHidden="0" w:uiPriority="63" w:unhideWhenUsed="0"/>
+    <w:lsdException w:name="Medium Shading 2 Accent 1" w:semiHidden="0" w:uiPriority="64" w:unhideWhenUsed="0"/>
+    <w:lsdException w:name="Medium List 1 Accent 1" w:semiHidden="0" w:uiPriority="65" w:unhideWhenUsed="0"/>
+    <w:lsdException w:name="Revision" w:unhideWhenUsed="0"/>
+    <w:lsdException w:name="List Paragraph" w:semiHidden="0" w:uiPriority="34" w:unhideWhenUsed="0" w:qFormat="1"/>
+    <w:lsdException w:name="Quote" w:semiHidden="0" w:uiPriority="29" w:unhideWhenUsed="0" w:qFormat="1"/>
+    <w:lsdException w:name="Intense Quote" w:semiHidden="0" w:uiPriority="30" w:unhideWhenUsed="0" w:qFormat="1"/>
+    <w:lsdException w:name="Medium List 2 Accent 1" w:semiHidden="0" w:uiPriority="66" w:unhideWhenUsed="0"/>
+    <w:lsdException w:name="Medium Grid 1 Accent 1" w:semiHidden="0" w:uiPriority="67" w:unhideWhenUsed="0"/>
+    <w:lsdException w:name="Medium Grid 2 Accent 1" w:semiHidden="0" w:uiPriority="68" w:unhideWhenUsed="0"/>
+    <w:lsdException w:name="Medium Grid 3 Accent 1" w:semiHidden="0" w:uiPriority="69" w:unhideWhenUsed="0"/>
+    <w:lsdException w:name="Dark List Accent 1" w:semiHidden="0" w:uiPriority="70" w:unhideWhenUsed="0"/>
+    <w:lsdException w:name="Colorful Shading Accent 1" w:semiHidden="0" w:uiPriority="71" w:unhideWhenUsed="0"/>
+    <w:lsdException w:name="Colorful List Accent 1" w:semiHidden="0" w:uiPriority="72" w:unhideWhenUsed="0"/>
+    <w:lsdException w:name="Colorful Grid Accent 1" w:semiHidden="0" w:uiPriority="73" w:unhideWhenUsed="0"/>
+    <w:lsdException w:name="Light Shading Accent 2" w:semiHidden="0" w:uiPriority="60" w:unhideWhenUsed="0"/>
+    <w:lsdException w:name="Light List Accent 2" w:semiHidden="0" w:uiPriority="61" w:unhideWhenUsed="0"/>
+    <w:lsdException w:name="Light Grid Accent 2" w:semiHidden="0" w:uiPriority="62" w:unhideWhenUsed="0"/>
+    <w:lsdException w:name="Medium Shading 1 Accent 2" w:semiHidden="0" w:uiPriority="63" w:unhideWhenUsed="0"/>
+    <w:lsdException w:name="Medium Shading 2 Accent 2" w:semiHidden="0" w:uiPriority="64" w:unhideWhenUsed="0"/>
+    <w:lsdException w:name="Medium List 1 Accent 2" w:semiHidden="0" w:uiPriority="65" w:unhideWhenUsed="0"/>
+    <w:lsdException w:name="Medium List 2 Accent 2" w:semiHidden="0" w:uiPriority="66" w:unhideWhenUsed="0"/>
+    <w:lsdException w:name="Medium Grid 1 Accent 2" w:semiHidden="0" w:uiPriority="67" w:unhideWhenUsed="0"/>
+    <w:lsdException w:name="Medium Grid 2 Accent 2" w:semiHidden="0" w:uiPriority="68" w:unhideWhenUsed="0"/>
+    <w:lsdException w:name="Medium Grid 3 Accent 2" w:semiHidden="0" w:uiPriority="69" w:unhideWhenUsed="0"/>
+    <w:lsdException w:name="Dark List Accent 2" w:semiHidden="0" w:uiPriority="70" w:unhideWhenUsed="0"/>
+    <w:lsdException w:name="Colorful Shading Accent 2" w:semiHidden="0" w:uiPriority="71" w:unhideWhenUsed="0"/>
+    <w:lsdException w:name="Colorful List Accent 2" w:semiHidden="0" w:uiPriority="72" w:unhideWhenUsed="0"/>
+    <w:lsdException w:name="Colorful Grid Accent 2" w:semiHidden="0" w:uiPriority="73" w:unhideWhenUsed="0"/>
+    <w:lsdException w:name="Light Shading Accent 3" w:semiHidden="0" w:uiPriority="60" w:unhideWhenUsed="0"/>
+    <w:lsdException w:name="Light List Accent 3" w:semiHidden="0" w:uiPriority="61" w:unhideWhenUsed="0"/>
+    <w:lsdException w:name="Light Grid Accent 3" w:semiHidden="0" w:uiPriority="62" w:unhideWhenUsed="0"/>
+    <w:lsdException w:name="Medium Shading 1 Accent 3" w:semiHidden="0" w:uiPriority="63" w:unhideWhenUsed="0"/>
+    <w:lsdException w:name="Medium Shading 2 Accent 3" w:semiHidden="0" w:uiPriority="64" w:unhideWhenUsed="0"/>
+    <w:lsdException w:name="Medium List 1 Accent 3" w:semiHidden="0" w:uiPriority="65" w:unhideWhenUsed="0"/>
+    <w:lsdException w:name="Medium List 2 Accent 3" w:semiHidden="0" w:uiPriority="66" w:unhideWhenUsed="0"/>
+    <w:lsdException w:name="Medium Grid 1 Accent 3" w:semiHidden="0" w:uiPriority="67" w:unhideWhenUsed="0"/>
+    <w:lsdException w:name="Medium Grid 2 Accent 3" w:semiHidden="0" w:uiPriority="68" w:unhideWhenUsed="0"/>
+    <w:lsdException w:name="Medium Grid 3 Accent 3" w:semiHidden="0" w:uiPriority="69" w:unhideWhenUsed="0"/>
+    <w:lsdException w:name="Dark List Accent 3" w:semiHidden="0" w:uiPriority="70" w:unhideWhenUsed="0"/>
+    <w:lsdException w:name="Colorful Shading Accent 3" w:semiHidden="0" w:uiPriority="71" w:unhideWhenUsed="0"/>
+    <w:lsdException w:name="Colorful List Accent 3" w:semiHidden="0" w:uiPriority="72" w:unhideWhenUsed="0"/>
+    <w:lsdException w:name="Colorful Grid Accent 3" w:semiHidden="0" w:uiPriority="73" w:unhideWhenUsed="0"/>
+    <w:lsdException w:name="Light Shading Accent 4" w:semiHidden="0" w:uiPriority="60" w:unhideWhenUsed="0"/>
+    <w:lsdException w:name="Light List Accent 4" w:semiHidden="0" w:uiPriority="61" w:unhideWhenUsed="0"/>
+    <w:lsdException w:name="Light Grid Accent 4" w:semiHidden="0" w:uiPriority="62" w:unhideWhenUsed="0"/>
+    <w:lsdException w:name="Medium Shading 1 Accent 4" w:semiHidden="0" w:uiPriority="63" w:unhideWhenUsed="0"/>
+    <w:lsdException w:name="Medium Shading 2 Accent 4" w:semiHidden="0" w:uiPriority="64" w:unhideWhenUsed="0"/>
+    <w:lsdException w:name="Medium List 1 Accent 4" w:semiHidden="0" w:uiPriority="65" w:unhideWhenUsed="0"/>
+    <w:lsdException w:name="Medium List 2 Accent 4" w:semiHidden="0" w:uiPriority="66" w:unhideWhenUsed="0"/>
+    <w:lsdException w:name="Medium Grid 1 Accent 4" w:semiHidden="0" w:uiPriority="67" w:unhideWhenUsed="0"/>
+    <w:lsdException w:name="Medium Grid 2 Accent 4" w:semiHidden="0" w:uiPriority="68" w:unhideWhenUsed="0"/>
+    <w:lsdException w:name="Medium Grid 3 Accent 4" w:semiHidden="0" w:uiPriority="69" w:unhideWhenUsed="0"/>
+    <w:lsdException w:name="Dark List Accent 4" w:semiHidden="0" w:uiPriority="70" w:unhideWhenUsed="0"/>
+    <w:lsdException w:name="Colorful Shading Accent 4" w:semiHidden="0" w:uiPriority="71" w:unhideWhenUsed="0"/>
+    <w:lsdException w:name="Colorful List Accent 4" w:semiHidden="0" w:uiPriority="72" w:unhideWhenUsed="0"/>
+    <w:lsdException w:name="Colorful Grid Accent 4" w:semiHidden="0" w:uiPriority="73" w:unhideWhenUsed="0"/>
+    <w:lsdException w:name="Light Shading Accent 5" w:semiHidden="0" w:uiPriority="60" w:unhideWhenUsed="0"/>
+    <w:lsdException w:name="Light List Accent 5" w:semiHidden="0" w:uiPriority="61" w:unhideWhenUsed="0"/>
+    <w:lsdException w:name="Light Grid Accent 5" w:semiHidden="0" w:uiPriority="62" w:unhideWhenUsed="0"/>
+    <w:lsdException w:name="Medium Shading 1 Accent 5" w:semiHidden="0" w:uiPriority="63" w:unhideWhenUsed="0"/>
+    <w:lsdException w:name="Medium Shading 2 Accent 5" w:semiHidden="0" w:uiPriority="64" w:unhideWhenUsed="0"/>
+    <w:lsdException w:name="Medium List 1 Accent 5" w:semiHidden="0" w:uiPriority="65" w:unhideWhenUsed="0"/>
+    <w:lsdException w:name="Medium List 2 Accent 5" w:semiHidden="0" w:uiPriority="66" w:unhideWhenUsed="0"/>
+    <w:lsdException w:name="Medium Grid 1 Accent 5" w:semiHidden="0" w:uiPriority="67" w:unhideWhenUsed="0"/>
+    <w:lsdException w:name="Medium Grid 2 Accent 5" w:semiHidden="0" w:uiPriority="68" w:unhideWhenUsed="0"/>
+    <w:lsdException w:name="Medium Grid 3 Accent 5" w:semiHidden="0" w:uiPriority="69" w:unhideWhenUsed="0"/>
+    <w:lsdException w:name="Dark List Accent 5" w:semiHidden="0" w:uiPriority="70" w:unhideWhenUsed="0"/>
+    <w:lsdException w:name="Colorful Shading Accent 5" w:semiHidden="0" w:uiPriority="71" w:unhideWhenUsed="0"/>
+    <w:lsdException w:name="Colorful List Accent 5" w:semiHidden="0" w:uiPriority="72" w:unhideWhenUsed="0"/>
+    <w:lsdException w:name="Colorful Grid Accent 5" w:semiHidden="0" w:uiPriority="73" w:unhideWhenUsed="0"/>
+    <w:lsdException w:name="Light Shading Accent 6" w:semiHidden="0" w:uiPriority="60" w:unhideWhenUsed="0"/>
+    <w:lsdException w:name="Light List Accent 6" w:semiHidden="0" w:uiPriority="61" w:unhideWhenUsed="0"/>
+    <w:lsdException w:name="Light Grid Accent 6" w:semiHidden="0" w:uiPriority="62" w:unhideWhenUsed="0"/>
+    <w:lsdException w:name="Medium Shading 1 Accent 6" w:semiHidden="0" w:uiPriority="63" w:unhideWhenUsed="0"/>
+    <w:lsdException w:name="Medium Shading 2 Accent 6" w:semiHidden="0" w:uiPriority="64" w:unhideWhenUsed="0"/>
+    <w:lsdException w:name="Medium List 1 Accent 6" w:semiHidden="0" w:uiPriority="65" w:unhideWhenUsed="0"/>
+    <w:lsdException w:name="Medium List 2 Accent 6" w:semiHidden="0" w:uiPriority="66" w:unhideWhenUsed="0"/>
+    <w:lsdException w:name="Medium Grid 1 Accent 6" w:semiHidden="0" w:uiPriority="67" w:unhideWhenUsed="0"/>
+    <w:lsdException w:name="Medium Grid 2 Accent 6" w:semiHidden="0" w:uiPriority="68" w:unhideWhenUsed="0"/>
+    <w:lsdException w:name="Medium Grid 3 Accent 6" w:semiHidden="0" w:uiPriority="69" w:unhideWhenUsed="0"/>
+    <w:lsdException w:name="Dark List Accent 6" w:semiHidden="0" w:uiPriority="70" w:unhideWhenUsed="0"/>
+    <w:lsdException w:name="Colorful Shading Accent 6" w:semiHidden="0" w:uiPriority="71" w:unhideWhenUsed="0"/>
+    <w:lsdException w:name="Colorful List Accent 6" w:semiHidden="0" w:uiPriority="72" w:unhideWhenUsed="0"/>
+    <w:lsdException w:name="Colorful Grid Accent 6" w:semiHidden="0" w:uiPriority="73" w:unhideWhenUsed="0"/>
+    <w:lsdException w:name="Subtle Emphasis" w:semiHidden="0" w:uiPriority="19" w:unhideWhenUsed="0" w:qFormat="1"/>
+    <w:lsdException w:name="Intense Emphasis" w:semiHidden="0" w:uiPriority="21" w:unhideWhenUsed="0" w:qFormat="1"/>
+    <w:lsdException w:name="Subtle Reference" w:semiHidden="0" w:uiPriority="31" w:unhideWhenUsed="0" w:qFormat="1"/>
+    <w:lsdException w:name="Intense Reference" w:semiHidden="0" w:uiPriority="32" w:unhideWhenUsed="0" w:qFormat="1"/>
+    <w:lsdException w:name="Book Title" w:semiHidden="0" w:uiPriority="33" w:unhideWhenUsed="0" w:qFormat="1"/>
+    <w:lsdException w:name="Bibliography" w:uiPriority="37"/>
+    <w:lsdException w:name="TOC Heading" w:uiPriority="39" w:qFormat="1"/>
   </w:latentStyles>
   <w:style w:type="paragraph" w:default="1" w:styleId="Normal">
     <w:name w:val="Normal"/>
@@ -3138,6 +4977,7 @@
     <w:uiPriority w:val="99"/>
     <w:semiHidden/>
     <w:unhideWhenUsed/>
+    <w:qFormat/>
     <w:tblPr>
       <w:tblInd w:w="0" w:type="dxa"/>
       <w:tblCellMar>
@@ -3476,6 +5316,28 @@
       <w:contextualSpacing/>
     </w:pPr>
   </w:style>
+  <w:style w:type="paragraph" w:styleId="NormalWeb">
+    <w:name w:val="Normal (Web)"/>
+    <w:basedOn w:val="Normal"/>
+    <w:uiPriority w:val="99"/>
+    <w:semiHidden/>
+    <w:unhideWhenUsed/>
+    <w:rsid w:val="00B03A37"/>
+    <w:pPr>
+      <w:spacing w:before="100" w:beforeAutospacing="1" w:after="100" w:afterAutospacing="1"/>
+    </w:pPr>
+  </w:style>
+  <w:style w:type="character" w:styleId="Strong">
+    <w:name w:val="Strong"/>
+    <w:basedOn w:val="DefaultParagraphFont"/>
+    <w:uiPriority w:val="22"/>
+    <w:qFormat/>
+    <w:rsid w:val="00B264F2"/>
+    <w:rPr>
+      <w:b/>
+      <w:bCs/>
+    </w:rPr>
+  </w:style>
 </w:styles>
 </file>
 
@@ -3522,7 +5384,7 @@
     </a:clrScheme>
     <a:fontScheme name="Office">
       <a:majorFont>
-        <a:latin typeface="Calibri Light" panose="020F0302020204030204"/>
+        <a:latin typeface="Calibri Light"/>
         <a:ea typeface=""/>
         <a:cs typeface=""/>
         <a:font script="Jpan" typeface="游ゴシック Light"/>
@@ -3574,7 +5436,7 @@
         <a:font script="Tfng" typeface="Ebrima"/>
       </a:majorFont>
       <a:minorFont>
-        <a:latin typeface="Calibri" panose="020F0502020204030204"/>
+        <a:latin typeface="Calibri"/>
         <a:ea typeface=""/>
         <a:cs typeface=""/>
         <a:font script="Jpan" typeface="游明朝"/>
@@ -3768,7 +5630,7 @@
   <a:extraClrSchemeLst/>
   <a:extLst>
     <a:ext uri="{05A4C25C-085E-4340-85A3-A5531E510DB2}">
-      <thm15:themeFamily xmlns:thm15="http://schemas.microsoft.com/office/thememl/2012/main" name="Office Theme" id="{62F939B6-93AF-4DB8-9C6B-D6C7DFDC589F}" vid="{4A3C46E8-61CC-4603-A589-7422A47A8E4A}"/>
+      <thm15:themeFamily xmlns:thm15="http://schemas.microsoft.com/office/thememl/2012/main" xmlns="" name="Office Theme" id="{62F939B6-93AF-4DB8-9C6B-D6C7DFDC589F}" vid="{4A3C46E8-61CC-4603-A589-7422A47A8E4A}"/>
     </a:ext>
   </a:extLst>
 </a:theme>
